--- a/Other Files/Prompt - Phasewise and Taskwise - Gemini and Grok - Algorithmic Trading System.docx
+++ b/Other Files/Prompt - Phasewise and Taskwise - Gemini and Grok - Algorithmic Trading System.docx
@@ -38,7 +38,15 @@
         <w:spacing w:line="240" w:lineRule="auto"/>
       </w:pPr>
       <w:r>
-        <w:t>1) Provide me with step by step instructions on what to do.</w:t>
+        <w:t xml:space="preserve">1) Provide me with </w:t>
+      </w:r>
+      <w:proofErr w:type="gramStart"/>
+      <w:r>
+        <w:t>step by step</w:t>
+      </w:r>
+      <w:proofErr w:type="gramEnd"/>
+      <w:r>
+        <w:t xml:space="preserve"> instructions on what to do.</w:t>
       </w:r>
     </w:p>
     <w:p>
@@ -54,7 +62,15 @@
         <w:spacing w:line="240" w:lineRule="auto"/>
       </w:pPr>
       <w:r>
-        <w:t>(i) Initial Prompt</w:t>
+        <w:t>(</w:t>
+      </w:r>
+      <w:proofErr w:type="spellStart"/>
+      <w:r>
+        <w:t>i</w:t>
+      </w:r>
+      <w:proofErr w:type="spellEnd"/>
+      <w:r>
+        <w:t>) Initial Prompt</w:t>
       </w:r>
       <w:r>
         <w:t>,</w:t>
@@ -199,7 +215,7 @@
           <w:b/>
           <w:bCs/>
         </w:rPr>
-        <w:t>## Workflow: How to Build with an AI Coding Agent</w:t>
+        <w:t xml:space="preserve"> Workflow: How to Build with an AI Coding Agent</w:t>
       </w:r>
     </w:p>
     <w:p>
@@ -250,7 +266,13 @@
         <w:spacing w:line="240" w:lineRule="auto"/>
       </w:pPr>
       <w:r>
-        <w:t>Initialize your master Git repository as defined in your plan.</w:t>
+        <w:t>Initiali</w:t>
+      </w:r>
+      <w:r>
+        <w:t>s</w:t>
+      </w:r>
+      <w:r>
+        <w:t>e your master Git repository as defined in your plan.</w:t>
       </w:r>
     </w:p>
     <w:p>
@@ -300,7 +322,15 @@
         <w:spacing w:line="240" w:lineRule="auto"/>
       </w:pPr>
       <w:r>
-        <w:t>For example, in Phase 1, your first task is "Generate the docker-compose.yml file." Your second task is "Create the initial Git directory structure." Tackle them one by one.</w:t>
+        <w:t>For example, in Phase 1, your first task is "Generate the docker-</w:t>
+      </w:r>
+      <w:proofErr w:type="spellStart"/>
+      <w:r>
+        <w:t>compose.yml</w:t>
+      </w:r>
+      <w:proofErr w:type="spellEnd"/>
+      <w:r>
+        <w:t xml:space="preserve"> file." Your second task is "Create the initial Git directory structure." Tackle them one by one.</w:t>
       </w:r>
     </w:p>
     <w:p>
@@ -405,7 +435,15 @@
         <w:t>Refine</w:t>
       </w:r>
       <w:r>
-        <w:t>: If the code is not perfect, talk to the AI again. Use refining prompts like, "That's good, but can you add comments explaining the network configuration?" or "You forgot to include the pgvector extension setup. Please add it."</w:t>
+        <w:t xml:space="preserve">: If the code is not perfect, talk to the AI again. Use refining prompts like, "That's good, but can you add comments explaining the network configuration?" or "You forgot to include the </w:t>
+      </w:r>
+      <w:proofErr w:type="spellStart"/>
+      <w:r>
+        <w:t>pgvector</w:t>
+      </w:r>
+      <w:proofErr w:type="spellEnd"/>
+      <w:r>
+        <w:t xml:space="preserve"> extension setup. Please add it."</w:t>
       </w:r>
     </w:p>
     <w:p>
@@ -488,7 +526,7 @@
           <w:b/>
           <w:bCs/>
         </w:rPr>
-        <w:t>## Prompts for Your AI Coding Agent</w:t>
+        <w:t xml:space="preserve"> Prompts for Your AI Coding Agent</w:t>
       </w:r>
     </w:p>
     <w:p>
@@ -536,7 +574,13 @@
         <w:t>The core architecture is a set of distinct microservices that communicate through an Apache Kafka event bus.</w:t>
       </w:r>
       <w:r>
-        <w:t xml:space="preserve"> The primary language is Python. We will be using Docker and docker-compose for containerization.</w:t>
+        <w:t xml:space="preserve"> The primary language is Python. We will be using Docker and docker-compose for containeri</w:t>
+      </w:r>
+      <w:r>
+        <w:t>s</w:t>
+      </w:r>
+      <w:r>
+        <w:t>ation.</w:t>
       </w:r>
     </w:p>
     <w:p>
@@ -558,6 +602,7 @@
       <w:r>
         <w:t xml:space="preserve">A core trading engine using </w:t>
       </w:r>
+      <w:proofErr w:type="spellStart"/>
       <w:r>
         <w:rPr>
           <w:b/>
@@ -565,6 +610,7 @@
         </w:rPr>
         <w:t>NautilusTrader</w:t>
       </w:r>
+      <w:proofErr w:type="spellEnd"/>
       <w:r>
         <w:t>.</w:t>
       </w:r>
@@ -580,6 +626,7 @@
       <w:r>
         <w:t xml:space="preserve">An Agentic AI Assistant using </w:t>
       </w:r>
+      <w:proofErr w:type="spellStart"/>
       <w:r>
         <w:rPr>
           <w:b/>
@@ -587,9 +634,11 @@
         </w:rPr>
         <w:t>LangChain</w:t>
       </w:r>
+      <w:proofErr w:type="spellEnd"/>
       <w:r>
         <w:t xml:space="preserve">, </w:t>
       </w:r>
+      <w:proofErr w:type="spellStart"/>
       <w:r>
         <w:rPr>
           <w:b/>
@@ -597,9 +646,11 @@
         </w:rPr>
         <w:t>TradingAgents</w:t>
       </w:r>
+      <w:proofErr w:type="spellEnd"/>
       <w:r>
         <w:t xml:space="preserve">, and </w:t>
       </w:r>
+      <w:proofErr w:type="spellStart"/>
       <w:r>
         <w:rPr>
           <w:b/>
@@ -607,6 +658,7 @@
         </w:rPr>
         <w:t>OpenHands</w:t>
       </w:r>
+      <w:proofErr w:type="spellEnd"/>
       <w:r>
         <w:t>.</w:t>
       </w:r>
@@ -649,11 +701,21 @@
           <w:b/>
           <w:bCs/>
         </w:rPr>
-        <w:t>PostgreSQL with pgvector</w:t>
-      </w:r>
+        <w:t xml:space="preserve">PostgreSQL with </w:t>
+      </w:r>
+      <w:proofErr w:type="spellStart"/>
+      <w:r>
+        <w:rPr>
+          <w:b/>
+          <w:bCs/>
+        </w:rPr>
+        <w:t>pgvector</w:t>
+      </w:r>
+      <w:proofErr w:type="spellEnd"/>
       <w:r>
         <w:t xml:space="preserve">, </w:t>
       </w:r>
+      <w:proofErr w:type="spellStart"/>
       <w:r>
         <w:rPr>
           <w:b/>
@@ -661,9 +723,11 @@
         </w:rPr>
         <w:t>ClickHouse</w:t>
       </w:r>
+      <w:proofErr w:type="spellEnd"/>
       <w:r>
         <w:t xml:space="preserve">, </w:t>
       </w:r>
+      <w:proofErr w:type="spellStart"/>
       <w:r>
         <w:rPr>
           <w:b/>
@@ -671,6 +735,7 @@
         </w:rPr>
         <w:t>DuckDB</w:t>
       </w:r>
+      <w:proofErr w:type="spellEnd"/>
       <w:r>
         <w:t xml:space="preserve">, and </w:t>
       </w:r>
@@ -696,6 +761,7 @@
       <w:r>
         <w:t xml:space="preserve">An API layer built with </w:t>
       </w:r>
+      <w:proofErr w:type="spellStart"/>
       <w:r>
         <w:rPr>
           <w:b/>
@@ -703,9 +769,11 @@
         </w:rPr>
         <w:t>FastAPI</w:t>
       </w:r>
+      <w:proofErr w:type="spellEnd"/>
       <w:r>
         <w:t xml:space="preserve"> and </w:t>
       </w:r>
+      <w:proofErr w:type="spellStart"/>
       <w:r>
         <w:rPr>
           <w:b/>
@@ -713,6 +781,7 @@
         </w:rPr>
         <w:t>gRPC</w:t>
       </w:r>
+      <w:proofErr w:type="spellEnd"/>
       <w:r>
         <w:t>.</w:t>
       </w:r>
@@ -722,7 +791,13 @@
         <w:spacing w:line="240" w:lineRule="auto"/>
       </w:pPr>
       <w:r>
-        <w:t>I will provide you with detailed instructions for each of the 5 development phases. Your task is to generate the necessary code, configuration files, and scripts based on my instructions for each phase. Always prioritize clean, modular, and well-documented code.</w:t>
+        <w:t>I will provide you with detailed instructions for each of the 5 development phases. Your task is to generate the necessary code, configuration files, and scripts based on my instructions for each phase. Always prioriti</w:t>
+      </w:r>
+      <w:r>
+        <w:t>s</w:t>
+      </w:r>
+      <w:r>
+        <w:t>e clean, modular, and well-documented code.</w:t>
       </w:r>
     </w:p>
     <w:p>
@@ -780,10 +855,48 @@
           <w:b/>
           <w:bCs/>
         </w:rPr>
-        <w:t>Initialize Project Structure</w:t>
-      </w:r>
-      <w:r>
-        <w:t>: Based on our plan, create the initial directories: /nautilus_trader_engine, /ai_assistant, and /frontend. Also create a .gitignore file suitable for a Python and Node.js project.</w:t>
+        <w:t>Initiali</w:t>
+      </w:r>
+      <w:r>
+        <w:rPr>
+          <w:b/>
+          <w:bCs/>
+        </w:rPr>
+        <w:t>s</w:t>
+      </w:r>
+      <w:r>
+        <w:rPr>
+          <w:b/>
+          <w:bCs/>
+        </w:rPr>
+        <w:t>e Project Structure</w:t>
+      </w:r>
+      <w:r>
+        <w:t>: Based on our plan, create the initial directories: /</w:t>
+      </w:r>
+      <w:proofErr w:type="spellStart"/>
+      <w:r>
+        <w:t>nautilus_trader_engine</w:t>
+      </w:r>
+      <w:proofErr w:type="spellEnd"/>
+      <w:r>
+        <w:t>, /</w:t>
+      </w:r>
+      <w:proofErr w:type="spellStart"/>
+      <w:r>
+        <w:t>ai_assistant</w:t>
+      </w:r>
+      <w:proofErr w:type="spellEnd"/>
+      <w:r>
+        <w:t>, and /frontend. Also create a .</w:t>
+      </w:r>
+      <w:proofErr w:type="spellStart"/>
+      <w:r>
+        <w:t>gitignore</w:t>
+      </w:r>
+      <w:proofErr w:type="spellEnd"/>
+      <w:r>
+        <w:t xml:space="preserve"> file suitable for a Python and Node.js project.</w:t>
       </w:r>
     </w:p>
     <w:p>
@@ -802,7 +915,15 @@
         <w:t>Create Docker Compose File</w:t>
       </w:r>
       <w:r>
-        <w:t>: Generate a docker-compose.yml file with the following services, ensuring they are all on the same network:</w:t>
+        <w:t>: Generate a docker-</w:t>
+      </w:r>
+      <w:proofErr w:type="spellStart"/>
+      <w:r>
+        <w:t>compose.yml</w:t>
+      </w:r>
+      <w:proofErr w:type="spellEnd"/>
+      <w:r>
+        <w:t xml:space="preserve"> file with the following services, ensuring they are all on the same network:</w:t>
       </w:r>
     </w:p>
     <w:p>
@@ -813,8 +934,29 @@
         </w:numPr>
         <w:spacing w:line="240" w:lineRule="auto"/>
       </w:pPr>
-      <w:r>
-        <w:t>kafka: Use a reliable image like confluentinc/cp-kafka.</w:t>
+      <w:proofErr w:type="spellStart"/>
+      <w:r>
+        <w:t>kafka</w:t>
+      </w:r>
+      <w:proofErr w:type="spellEnd"/>
+      <w:r>
+        <w:t xml:space="preserve">: Use a reliable image like </w:t>
+      </w:r>
+      <w:proofErr w:type="spellStart"/>
+      <w:r>
+        <w:t>confluentinc</w:t>
+      </w:r>
+      <w:proofErr w:type="spellEnd"/>
+      <w:r>
+        <w:t>/cp-</w:t>
+      </w:r>
+      <w:proofErr w:type="spellStart"/>
+      <w:r>
+        <w:t>kafka</w:t>
+      </w:r>
+      <w:proofErr w:type="spellEnd"/>
+      <w:r>
+        <w:t>.</w:t>
       </w:r>
     </w:p>
     <w:p>
@@ -826,7 +968,15 @@
         <w:spacing w:line="240" w:lineRule="auto"/>
       </w:pPr>
       <w:r>
-        <w:t>schema-registry: Use confluentinc/cp-schema-registry and link it to Kafka.</w:t>
+        <w:t xml:space="preserve">schema-registry: Use </w:t>
+      </w:r>
+      <w:proofErr w:type="spellStart"/>
+      <w:r>
+        <w:t>confluentinc</w:t>
+      </w:r>
+      <w:proofErr w:type="spellEnd"/>
+      <w:r>
+        <w:t>/cp-schema-registry and link it to Kafka.</w:t>
       </w:r>
     </w:p>
     <w:p>
@@ -837,8 +987,21 @@
         </w:numPr>
         <w:spacing w:line="240" w:lineRule="auto"/>
       </w:pPr>
-      <w:r>
-        <w:t>postgres: Use the official postgres image. Include setup for a user, password, and database.</w:t>
+      <w:proofErr w:type="spellStart"/>
+      <w:r>
+        <w:t>postgres</w:t>
+      </w:r>
+      <w:proofErr w:type="spellEnd"/>
+      <w:r>
+        <w:t xml:space="preserve">: Use the official </w:t>
+      </w:r>
+      <w:proofErr w:type="spellStart"/>
+      <w:r>
+        <w:t>postgres</w:t>
+      </w:r>
+      <w:proofErr w:type="spellEnd"/>
+      <w:r>
+        <w:t xml:space="preserve"> image. Include setup for a user, password, and database.</w:t>
       </w:r>
     </w:p>
     <w:p>
@@ -849,8 +1012,29 @@
         </w:numPr>
         <w:spacing w:line="240" w:lineRule="auto"/>
       </w:pPr>
-      <w:r>
-        <w:t>clickhouse: Use the clickhouse/clickhouse-server image.</w:t>
+      <w:proofErr w:type="spellStart"/>
+      <w:r>
+        <w:t>clickhouse</w:t>
+      </w:r>
+      <w:proofErr w:type="spellEnd"/>
+      <w:r>
+        <w:t xml:space="preserve">: Use the </w:t>
+      </w:r>
+      <w:proofErr w:type="spellStart"/>
+      <w:r>
+        <w:t>clickhouse</w:t>
+      </w:r>
+      <w:proofErr w:type="spellEnd"/>
+      <w:r>
+        <w:t>/</w:t>
+      </w:r>
+      <w:proofErr w:type="spellStart"/>
+      <w:r>
+        <w:t>clickhouse</w:t>
+      </w:r>
+      <w:proofErr w:type="spellEnd"/>
+      <w:r>
+        <w:t>-server image.</w:t>
       </w:r>
     </w:p>
     <w:p>
@@ -861,8 +1045,29 @@
         </w:numPr>
         <w:spacing w:line="240" w:lineRule="auto"/>
       </w:pPr>
-      <w:r>
-        <w:t>nautilus_trader_engine: A basic Python service. For now, just create a placeholder Dockerfile in /nautilus_trader_engine that uses a python:3.11-slim base image and installs nautilus-trader.</w:t>
+      <w:proofErr w:type="spellStart"/>
+      <w:r>
+        <w:t>nautilus_trader_engine</w:t>
+      </w:r>
+      <w:proofErr w:type="spellEnd"/>
+      <w:r>
+        <w:t xml:space="preserve">: A basic Python service. For now, just create a placeholder </w:t>
+      </w:r>
+      <w:proofErr w:type="spellStart"/>
+      <w:r>
+        <w:t>Dockerfile</w:t>
+      </w:r>
+      <w:proofErr w:type="spellEnd"/>
+      <w:r>
+        <w:t xml:space="preserve"> in /</w:t>
+      </w:r>
+      <w:proofErr w:type="spellStart"/>
+      <w:r>
+        <w:t>nautilus_trader_engine</w:t>
+      </w:r>
+      <w:proofErr w:type="spellEnd"/>
+      <w:r>
+        <w:t xml:space="preserve"> that uses a python:3.11-slim base image and installs nautilus-trader.</w:t>
       </w:r>
     </w:p>
     <w:p>
@@ -873,8 +1078,29 @@
         </w:numPr>
         <w:spacing w:line="240" w:lineRule="auto"/>
       </w:pPr>
-      <w:r>
-        <w:t>prometheus: Use the prom/prometheus image. Create a basic prometheus.yml config file.</w:t>
+      <w:proofErr w:type="spellStart"/>
+      <w:r>
+        <w:t>prometheus</w:t>
+      </w:r>
+      <w:proofErr w:type="spellEnd"/>
+      <w:r>
+        <w:t>: Use the prom/</w:t>
+      </w:r>
+      <w:proofErr w:type="spellStart"/>
+      <w:r>
+        <w:t>prometheus</w:t>
+      </w:r>
+      <w:proofErr w:type="spellEnd"/>
+      <w:r>
+        <w:t xml:space="preserve"> image. Create a basic </w:t>
+      </w:r>
+      <w:proofErr w:type="spellStart"/>
+      <w:r>
+        <w:t>prometheus.yml</w:t>
+      </w:r>
+      <w:proofErr w:type="spellEnd"/>
+      <w:r>
+        <w:t xml:space="preserve"> config file.</w:t>
       </w:r>
     </w:p>
     <w:p>
@@ -885,8 +1111,29 @@
         </w:numPr>
         <w:spacing w:line="240" w:lineRule="auto"/>
       </w:pPr>
-      <w:r>
-        <w:t>grafana: Use the grafana/grafana image and link it to Prometheus.</w:t>
+      <w:proofErr w:type="spellStart"/>
+      <w:r>
+        <w:t>grafana</w:t>
+      </w:r>
+      <w:proofErr w:type="spellEnd"/>
+      <w:r>
+        <w:t xml:space="preserve">: Use the </w:t>
+      </w:r>
+      <w:proofErr w:type="spellStart"/>
+      <w:r>
+        <w:t>grafana</w:t>
+      </w:r>
+      <w:proofErr w:type="spellEnd"/>
+      <w:r>
+        <w:t>/</w:t>
+      </w:r>
+      <w:proofErr w:type="spellStart"/>
+      <w:r>
+        <w:t>grafana</w:t>
+      </w:r>
+      <w:proofErr w:type="spellEnd"/>
+      <w:r>
+        <w:t xml:space="preserve"> image and link it to Prometheus.</w:t>
       </w:r>
     </w:p>
     <w:p>
@@ -905,7 +1152,15 @@
         <w:t>Implement Security Scan</w:t>
       </w:r>
       <w:r>
-        <w:t>: Integrate the Bandit SAST tool. In the /nautilus_trader_engine service, modify the requirements.txt to include bandit. Show me how to set up a pre-commit hook using the pre-commit library to run bandit -r . automatically.</w:t>
+        <w:t>: Integrate the Bandit SAST tool. In the /</w:t>
+      </w:r>
+      <w:proofErr w:type="spellStart"/>
+      <w:r>
+        <w:t>nautilus_trader_engine</w:t>
+      </w:r>
+      <w:proofErr w:type="spellEnd"/>
+      <w:r>
+        <w:t xml:space="preserve"> service, modify the requirements.txt to include bandit. Show me how to set up a pre-commit hook using the pre-commit library to run bandit -r . automatically.</w:t>
       </w:r>
     </w:p>
     <w:p>
@@ -924,7 +1179,47 @@
         <w:t>Create Data Feed Logic</w:t>
       </w:r>
       <w:r>
-        <w:t>: In the /nautilus_trader_engine directory, create a Python script named data_feeds.py. This script should contain a function get_data(ticker, source) and implement the fallback logic for fetching stock data as specified in the plan. The order is: Yahoo Finance, Alpha Vantage, Finnhub, etc. Use the yfinance and alpha_vantage Python libraries.</w:t>
+        <w:t>: In the /</w:t>
+      </w:r>
+      <w:proofErr w:type="spellStart"/>
+      <w:r>
+        <w:t>nautilus_trader_engine</w:t>
+      </w:r>
+      <w:proofErr w:type="spellEnd"/>
+      <w:r>
+        <w:t xml:space="preserve"> directory, create a Python script named data_feeds.py. This script should contain a function </w:t>
+      </w:r>
+      <w:proofErr w:type="spellStart"/>
+      <w:r>
+        <w:t>get_data</w:t>
+      </w:r>
+      <w:proofErr w:type="spellEnd"/>
+      <w:r>
+        <w:t xml:space="preserve">(ticker, source) and implement the fallback logic for fetching stock data as specified in the plan. The order is: Yahoo Finance, Alpha Vantage, </w:t>
+      </w:r>
+      <w:proofErr w:type="spellStart"/>
+      <w:r>
+        <w:t>Finnhub</w:t>
+      </w:r>
+      <w:proofErr w:type="spellEnd"/>
+      <w:r>
+        <w:t xml:space="preserve">, etc. Use the </w:t>
+      </w:r>
+      <w:proofErr w:type="spellStart"/>
+      <w:r>
+        <w:t>yfinance</w:t>
+      </w:r>
+      <w:proofErr w:type="spellEnd"/>
+      <w:r>
+        <w:t xml:space="preserve"> and </w:t>
+      </w:r>
+      <w:proofErr w:type="spellStart"/>
+      <w:r>
+        <w:t>alpha_vantage</w:t>
+      </w:r>
+      <w:proofErr w:type="spellEnd"/>
+      <w:r>
+        <w:t xml:space="preserve"> Python libraries.</w:t>
       </w:r>
     </w:p>
     <w:p>
@@ -940,10 +1235,34 @@
           <w:b/>
           <w:bCs/>
         </w:rPr>
-        <w:t>Create a Test Backtesting Script</w:t>
-      </w:r>
-      <w:r>
-        <w:t>: In the /nautilus_trader_engine directory, create a script named run_initial_backtest.py. This script should:</w:t>
+        <w:t xml:space="preserve">Create a Test </w:t>
+      </w:r>
+      <w:proofErr w:type="spellStart"/>
+      <w:r>
+        <w:rPr>
+          <w:b/>
+          <w:bCs/>
+        </w:rPr>
+        <w:t>Backtesting</w:t>
+      </w:r>
+      <w:proofErr w:type="spellEnd"/>
+      <w:r>
+        <w:rPr>
+          <w:b/>
+          <w:bCs/>
+        </w:rPr>
+        <w:t xml:space="preserve"> Script</w:t>
+      </w:r>
+      <w:r>
+        <w:t>: In the /</w:t>
+      </w:r>
+      <w:proofErr w:type="spellStart"/>
+      <w:r>
+        <w:t>nautilus_trader_engine</w:t>
+      </w:r>
+      <w:proofErr w:type="spellEnd"/>
+      <w:r>
+        <w:t xml:space="preserve"> directory, create a script named run_initial_backtest.py. This script should:</w:t>
       </w:r>
     </w:p>
     <w:p>
@@ -955,7 +1274,15 @@
         <w:spacing w:line="240" w:lineRule="auto"/>
       </w:pPr>
       <w:r>
-        <w:t>Import backtrader.</w:t>
+        <w:t xml:space="preserve">Import </w:t>
+      </w:r>
+      <w:proofErr w:type="spellStart"/>
+      <w:r>
+        <w:t>backtrader</w:t>
+      </w:r>
+      <w:proofErr w:type="spellEnd"/>
+      <w:r>
+        <w:t>.</w:t>
       </w:r>
     </w:p>
     <w:p>
@@ -979,7 +1306,15 @@
         <w:spacing w:line="240" w:lineRule="auto"/>
       </w:pPr>
       <w:r>
-        <w:t>Fetch 'AAPL' data for the year 2023 using the yfinance library.</w:t>
+        <w:t xml:space="preserve">Fetch 'AAPL' data for the year 2023 using the </w:t>
+      </w:r>
+      <w:proofErr w:type="spellStart"/>
+      <w:r>
+        <w:t>yfinance</w:t>
+      </w:r>
+      <w:proofErr w:type="spellEnd"/>
+      <w:r>
+        <w:t xml:space="preserve"> library.</w:t>
       </w:r>
     </w:p>
     <w:p>
@@ -991,7 +1326,23 @@
         <w:spacing w:line="240" w:lineRule="auto"/>
       </w:pPr>
       <w:r>
-        <w:t>Run the backtest using backtrader's engine.</w:t>
+        <w:t xml:space="preserve">Run the </w:t>
+      </w:r>
+      <w:proofErr w:type="spellStart"/>
+      <w:r>
+        <w:t>backtest</w:t>
+      </w:r>
+      <w:proofErr w:type="spellEnd"/>
+      <w:r>
+        <w:t xml:space="preserve"> using </w:t>
+      </w:r>
+      <w:proofErr w:type="spellStart"/>
+      <w:r>
+        <w:t>backtrader's</w:t>
+      </w:r>
+      <w:proofErr w:type="spellEnd"/>
+      <w:r>
+        <w:t xml:space="preserve"> engine.</w:t>
       </w:r>
     </w:p>
     <w:p>
@@ -1037,7 +1388,29 @@
         <w:spacing w:line="240" w:lineRule="auto"/>
       </w:pPr>
       <w:r>
-        <w:t>We are now starting Phase 2. The objective is to build the FastAPI bridge to programmatically control the trading engine and enable advanced backtesting and optimization.</w:t>
+        <w:t xml:space="preserve">We are now starting Phase 2. The objective is to build the </w:t>
+      </w:r>
+      <w:proofErr w:type="spellStart"/>
+      <w:r>
+        <w:t>FastAPI</w:t>
+      </w:r>
+      <w:proofErr w:type="spellEnd"/>
+      <w:r>
+        <w:t xml:space="preserve"> bridge to programmatically control the trading engine and enable advanced </w:t>
+      </w:r>
+      <w:proofErr w:type="spellStart"/>
+      <w:r>
+        <w:t>backtesting</w:t>
+      </w:r>
+      <w:proofErr w:type="spellEnd"/>
+      <w:r>
+        <w:t xml:space="preserve"> and optimi</w:t>
+      </w:r>
+      <w:r>
+        <w:t>s</w:t>
+      </w:r>
+      <w:r>
+        <w:t>ation.</w:t>
       </w:r>
     </w:p>
     <w:p>
@@ -1061,10 +1434,58 @@
           <w:b/>
           <w:bCs/>
         </w:rPr>
-        <w:t>Create FastAPI Application</w:t>
-      </w:r>
-      <w:r>
-        <w:t>: Inside the /nautilus_trader_engine directory, create a new subdirectory api/. Inside api/, create a main.py file to set up a FastAPI application.</w:t>
+        <w:t xml:space="preserve">Create </w:t>
+      </w:r>
+      <w:proofErr w:type="spellStart"/>
+      <w:r>
+        <w:rPr>
+          <w:b/>
+          <w:bCs/>
+        </w:rPr>
+        <w:t>FastAPI</w:t>
+      </w:r>
+      <w:proofErr w:type="spellEnd"/>
+      <w:r>
+        <w:rPr>
+          <w:b/>
+          <w:bCs/>
+        </w:rPr>
+        <w:t xml:space="preserve"> Application</w:t>
+      </w:r>
+      <w:r>
+        <w:t>: Inside the /</w:t>
+      </w:r>
+      <w:proofErr w:type="spellStart"/>
+      <w:r>
+        <w:t>nautilus_trader_engine</w:t>
+      </w:r>
+      <w:proofErr w:type="spellEnd"/>
+      <w:r>
+        <w:t xml:space="preserve"> directory, create a new subdirectory </w:t>
+      </w:r>
+      <w:proofErr w:type="spellStart"/>
+      <w:r>
+        <w:t>api</w:t>
+      </w:r>
+      <w:proofErr w:type="spellEnd"/>
+      <w:r>
+        <w:t xml:space="preserve">/. Inside </w:t>
+      </w:r>
+      <w:proofErr w:type="spellStart"/>
+      <w:r>
+        <w:t>api</w:t>
+      </w:r>
+      <w:proofErr w:type="spellEnd"/>
+      <w:r>
+        <w:t xml:space="preserve">/, create a main.py file to set up a </w:t>
+      </w:r>
+      <w:proofErr w:type="spellStart"/>
+      <w:r>
+        <w:t>FastAPI</w:t>
+      </w:r>
+      <w:proofErr w:type="spellEnd"/>
+      <w:r>
+        <w:t xml:space="preserve"> application.</w:t>
       </w:r>
     </w:p>
     <w:p>
@@ -1080,10 +1501,74 @@
           <w:b/>
           <w:bCs/>
         </w:rPr>
-        <w:t>Implement Backtesting Endpoint</w:t>
-      </w:r>
-      <w:r>
-        <w:t>: In main.py, create a POST /backtest endpoint. It should accept a JSON payload with ticker, start_date, end_date, and strategy_name. This endpoint should call the NautilusTrader engine to run the specified backtest and return a JSON response with key performance metrics like Sharpe Ratio, Max Drawdown, and Total Return.</w:t>
+        <w:t xml:space="preserve">Implement </w:t>
+      </w:r>
+      <w:proofErr w:type="spellStart"/>
+      <w:r>
+        <w:rPr>
+          <w:b/>
+          <w:bCs/>
+        </w:rPr>
+        <w:t>Backtesting</w:t>
+      </w:r>
+      <w:proofErr w:type="spellEnd"/>
+      <w:r>
+        <w:rPr>
+          <w:b/>
+          <w:bCs/>
+        </w:rPr>
+        <w:t xml:space="preserve"> Endpoint</w:t>
+      </w:r>
+      <w:r>
+        <w:t>: In main.py, create a POST /</w:t>
+      </w:r>
+      <w:proofErr w:type="spellStart"/>
+      <w:r>
+        <w:t>backtest</w:t>
+      </w:r>
+      <w:proofErr w:type="spellEnd"/>
+      <w:r>
+        <w:t xml:space="preserve"> endpoint. It should accept a JSON payload with ticker, </w:t>
+      </w:r>
+      <w:proofErr w:type="spellStart"/>
+      <w:r>
+        <w:t>start_date</w:t>
+      </w:r>
+      <w:proofErr w:type="spellEnd"/>
+      <w:r>
+        <w:t xml:space="preserve">, </w:t>
+      </w:r>
+      <w:proofErr w:type="spellStart"/>
+      <w:r>
+        <w:t>end_date</w:t>
+      </w:r>
+      <w:proofErr w:type="spellEnd"/>
+      <w:r>
+        <w:t xml:space="preserve">, and </w:t>
+      </w:r>
+      <w:proofErr w:type="spellStart"/>
+      <w:r>
+        <w:t>strategy_name</w:t>
+      </w:r>
+      <w:proofErr w:type="spellEnd"/>
+      <w:r>
+        <w:t xml:space="preserve">. This endpoint should call the </w:t>
+      </w:r>
+      <w:proofErr w:type="spellStart"/>
+      <w:r>
+        <w:t>NautilusTrader</w:t>
+      </w:r>
+      <w:proofErr w:type="spellEnd"/>
+      <w:r>
+        <w:t xml:space="preserve"> engine to run the specified </w:t>
+      </w:r>
+      <w:proofErr w:type="spellStart"/>
+      <w:r>
+        <w:t>backtest</w:t>
+      </w:r>
+      <w:proofErr w:type="spellEnd"/>
+      <w:r>
+        <w:t xml:space="preserve"> and return a JSON response with key performance metrics like Sharpe Ratio, Max Drawdown, and Total Return.</w:t>
       </w:r>
     </w:p>
     <w:p>
@@ -1099,10 +1584,38 @@
           <w:b/>
           <w:bCs/>
         </w:rPr>
-        <w:t>Implement Optimization Endpoint</w:t>
-      </w:r>
-      <w:r>
-        <w:t>: Create a POST /optimize endpoint. This endpoint will use the Optuna library.</w:t>
+        <w:t>Implement Optimi</w:t>
+      </w:r>
+      <w:r>
+        <w:rPr>
+          <w:b/>
+          <w:bCs/>
+        </w:rPr>
+        <w:t>s</w:t>
+      </w:r>
+      <w:r>
+        <w:rPr>
+          <w:b/>
+          <w:bCs/>
+        </w:rPr>
+        <w:t>ation Endpoint</w:t>
+      </w:r>
+      <w:r>
+        <w:t>: Create a POST /optimi</w:t>
+      </w:r>
+      <w:r>
+        <w:t>s</w:t>
+      </w:r>
+      <w:r>
+        <w:t xml:space="preserve">e endpoint. This endpoint will use the </w:t>
+      </w:r>
+      <w:proofErr w:type="spellStart"/>
+      <w:r>
+        <w:t>Optuna</w:t>
+      </w:r>
+      <w:proofErr w:type="spellEnd"/>
+      <w:r>
+        <w:t xml:space="preserve"> library.</w:t>
       </w:r>
     </w:p>
     <w:p>
@@ -1114,7 +1627,31 @@
         <w:spacing w:line="240" w:lineRule="auto"/>
       </w:pPr>
       <w:r>
-        <w:t>It should accept a JSON payload defining the strategy and the hyperparameter search space (e.g., { "strategy": "sma_crossover", "params": { "sma_short": {"min": 5, "max": 20}, "sma_long": {"min": 50, "max": 200"} } }).</w:t>
+        <w:t>It should accept a JSON payload defining the strategy and the hyperparameter search space (e.g., { "strategy": "</w:t>
+      </w:r>
+      <w:proofErr w:type="spellStart"/>
+      <w:r>
+        <w:t>sma_crossover</w:t>
+      </w:r>
+      <w:proofErr w:type="spellEnd"/>
+      <w:r>
+        <w:t>", "params": { "</w:t>
+      </w:r>
+      <w:proofErr w:type="spellStart"/>
+      <w:r>
+        <w:t>sma_short</w:t>
+      </w:r>
+      <w:proofErr w:type="spellEnd"/>
+      <w:r>
+        <w:t>": {"min": 5, "max": 20}, "</w:t>
+      </w:r>
+      <w:proofErr w:type="spellStart"/>
+      <w:r>
+        <w:t>sma_long</w:t>
+      </w:r>
+      <w:proofErr w:type="spellEnd"/>
+      <w:r>
+        <w:t>": {"min": 50, "max": 200"} } }).</w:t>
       </w:r>
     </w:p>
     <w:p>
@@ -1126,7 +1663,23 @@
         <w:spacing w:line="240" w:lineRule="auto"/>
       </w:pPr>
       <w:r>
-        <w:t>Inside the endpoint, create an Optuna study that wraps the backtesting function.</w:t>
+        <w:t xml:space="preserve">Inside the endpoint, create an </w:t>
+      </w:r>
+      <w:proofErr w:type="spellStart"/>
+      <w:r>
+        <w:t>Optuna</w:t>
+      </w:r>
+      <w:proofErr w:type="spellEnd"/>
+      <w:r>
+        <w:t xml:space="preserve"> study that wraps the </w:t>
+      </w:r>
+      <w:proofErr w:type="spellStart"/>
+      <w:r>
+        <w:t>backtesting</w:t>
+      </w:r>
+      <w:proofErr w:type="spellEnd"/>
+      <w:r>
+        <w:t xml:space="preserve"> function.</w:t>
       </w:r>
     </w:p>
     <w:p>
@@ -1138,7 +1691,21 @@
         <w:spacing w:line="240" w:lineRule="auto"/>
       </w:pPr>
       <w:r>
-        <w:t>The objective function for Optuna should aim to maximize the Sharpe Ratio.</w:t>
+        <w:t xml:space="preserve">The objective function for </w:t>
+      </w:r>
+      <w:proofErr w:type="spellStart"/>
+      <w:r>
+        <w:t>Optuna</w:t>
+      </w:r>
+      <w:proofErr w:type="spellEnd"/>
+      <w:r>
+        <w:t xml:space="preserve"> should aim to maximi</w:t>
+      </w:r>
+      <w:r>
+        <w:t>s</w:t>
+      </w:r>
+      <w:r>
+        <w:t>e the Sharpe Ratio.</w:t>
       </w:r>
     </w:p>
     <w:p>
@@ -1166,10 +1733,59 @@
           <w:b/>
           <w:bCs/>
         </w:rPr>
-        <w:t>Integrate VectorBT</w:t>
-      </w:r>
-      <w:r>
-        <w:t>: Update the /nautilus_trader_engine Dockerfile and requirements.txt to include vectorbt. Create a sample Python script vectorbt_example.py that demonstrates a simple backtest using vectorbt to show that it is installed and working.</w:t>
+        <w:t xml:space="preserve">Integrate </w:t>
+      </w:r>
+      <w:proofErr w:type="spellStart"/>
+      <w:r>
+        <w:rPr>
+          <w:b/>
+          <w:bCs/>
+        </w:rPr>
+        <w:t>VectorBT</w:t>
+      </w:r>
+      <w:proofErr w:type="spellEnd"/>
+      <w:r>
+        <w:t>: Update the /</w:t>
+      </w:r>
+      <w:proofErr w:type="spellStart"/>
+      <w:r>
+        <w:t>nautilus_trader_engine</w:t>
+      </w:r>
+      <w:proofErr w:type="spellEnd"/>
+      <w:r>
+        <w:t xml:space="preserve"> </w:t>
+      </w:r>
+      <w:proofErr w:type="spellStart"/>
+      <w:r>
+        <w:t>Dockerfile</w:t>
+      </w:r>
+      <w:proofErr w:type="spellEnd"/>
+      <w:r>
+        <w:t xml:space="preserve"> and requirements.txt to include </w:t>
+      </w:r>
+      <w:proofErr w:type="spellStart"/>
+      <w:r>
+        <w:t>vectorbt</w:t>
+      </w:r>
+      <w:proofErr w:type="spellEnd"/>
+      <w:r>
+        <w:t xml:space="preserve">. Create a sample Python script vectorbt_example.py that demonstrates a simple </w:t>
+      </w:r>
+      <w:proofErr w:type="spellStart"/>
+      <w:r>
+        <w:t>backtest</w:t>
+      </w:r>
+      <w:proofErr w:type="spellEnd"/>
+      <w:r>
+        <w:t xml:space="preserve"> using </w:t>
+      </w:r>
+      <w:proofErr w:type="spellStart"/>
+      <w:r>
+        <w:t>vectorbt</w:t>
+      </w:r>
+      <w:proofErr w:type="spellEnd"/>
+      <w:r>
+        <w:t xml:space="preserve"> to show that it is installed and working.</w:t>
       </w:r>
     </w:p>
     <w:p>
@@ -1185,10 +1801,42 @@
           <w:b/>
           <w:bCs/>
         </w:rPr>
-        <w:t>Define gRPC Service</w:t>
-      </w:r>
-      <w:r>
-        <w:t>: Create a new file api/streaming.py. In this file, define a gRPC service for market data.</w:t>
+        <w:t xml:space="preserve">Define </w:t>
+      </w:r>
+      <w:proofErr w:type="spellStart"/>
+      <w:r>
+        <w:rPr>
+          <w:b/>
+          <w:bCs/>
+        </w:rPr>
+        <w:t>gRPC</w:t>
+      </w:r>
+      <w:proofErr w:type="spellEnd"/>
+      <w:r>
+        <w:rPr>
+          <w:b/>
+          <w:bCs/>
+        </w:rPr>
+        <w:t xml:space="preserve"> Service</w:t>
+      </w:r>
+      <w:r>
+        <w:t xml:space="preserve">: Create a new file </w:t>
+      </w:r>
+      <w:proofErr w:type="spellStart"/>
+      <w:r>
+        <w:t>api</w:t>
+      </w:r>
+      <w:proofErr w:type="spellEnd"/>
+      <w:r>
+        <w:t xml:space="preserve">/streaming.py. In this file, define a </w:t>
+      </w:r>
+      <w:proofErr w:type="spellStart"/>
+      <w:r>
+        <w:t>gRPC</w:t>
+      </w:r>
+      <w:proofErr w:type="spellEnd"/>
+      <w:r>
+        <w:t xml:space="preserve"> service for market data.</w:t>
       </w:r>
     </w:p>
     <w:p>
@@ -1200,7 +1848,23 @@
         <w:spacing w:line="240" w:lineRule="auto"/>
       </w:pPr>
       <w:r>
-        <w:t>Create a .proto file defining a MarketData service with a StreamTicks RPC that streams Tick messages. A Tick message should contain symbol, timestamp, price, and volume.</w:t>
+        <w:t xml:space="preserve">Create a .proto file defining a </w:t>
+      </w:r>
+      <w:proofErr w:type="spellStart"/>
+      <w:r>
+        <w:t>MarketData</w:t>
+      </w:r>
+      <w:proofErr w:type="spellEnd"/>
+      <w:r>
+        <w:t xml:space="preserve"> service with a </w:t>
+      </w:r>
+      <w:proofErr w:type="spellStart"/>
+      <w:r>
+        <w:t>StreamTicks</w:t>
+      </w:r>
+      <w:proofErr w:type="spellEnd"/>
+      <w:r>
+        <w:t xml:space="preserve"> RPC that streams Tick messages. A Tick message should contain symbol, timestamp, price, and volume.</w:t>
       </w:r>
     </w:p>
     <w:p>
@@ -1212,7 +1876,15 @@
         <w:spacing w:line="240" w:lineRule="auto"/>
       </w:pPr>
       <w:r>
-        <w:t>Generate the Python gRPC stubs from the .proto file.</w:t>
+        <w:t xml:space="preserve">Generate the Python </w:t>
+      </w:r>
+      <w:proofErr w:type="spellStart"/>
+      <w:r>
+        <w:t>gRPC</w:t>
+      </w:r>
+      <w:proofErr w:type="spellEnd"/>
+      <w:r>
+        <w:t xml:space="preserve"> stubs from the .proto file.</w:t>
       </w:r>
     </w:p>
     <w:p>
@@ -1224,7 +1896,31 @@
         <w:spacing w:line="240" w:lineRule="auto"/>
       </w:pPr>
       <w:r>
-        <w:t>In streaming.py, implement the gRPC server that reads from a Kafka topic (e.g., raw.ticks.AAPL) and streams the data to connected gRPC clients.</w:t>
+        <w:t xml:space="preserve">In streaming.py, implement the </w:t>
+      </w:r>
+      <w:proofErr w:type="spellStart"/>
+      <w:r>
+        <w:t>gRPC</w:t>
+      </w:r>
+      <w:proofErr w:type="spellEnd"/>
+      <w:r>
+        <w:t xml:space="preserve"> server that reads from a Kafka topic (e.g., </w:t>
+      </w:r>
+      <w:proofErr w:type="spellStart"/>
+      <w:r>
+        <w:t>raw.ticks.AAPL</w:t>
+      </w:r>
+      <w:proofErr w:type="spellEnd"/>
+      <w:r>
+        <w:t xml:space="preserve">) and streams the data to connected </w:t>
+      </w:r>
+      <w:proofErr w:type="spellStart"/>
+      <w:r>
+        <w:t>gRPC</w:t>
+      </w:r>
+      <w:proofErr w:type="spellEnd"/>
+      <w:r>
+        <w:t xml:space="preserve"> clients.</w:t>
       </w:r>
     </w:p>
     <w:p>
@@ -1285,7 +1981,23 @@
         <w:t>Set Up AI Assistant Service</w:t>
       </w:r>
       <w:r>
-        <w:t>: In the /ai_assistant directory, create a main.py. This will be a new FastAPI service for the AI assistant.</w:t>
+        <w:t>: In the /</w:t>
+      </w:r>
+      <w:proofErr w:type="spellStart"/>
+      <w:r>
+        <w:t>ai_assistant</w:t>
+      </w:r>
+      <w:proofErr w:type="spellEnd"/>
+      <w:r>
+        <w:t xml:space="preserve"> directory, create a main.py. This will be a new </w:t>
+      </w:r>
+      <w:proofErr w:type="spellStart"/>
+      <w:r>
+        <w:t>FastAPI</w:t>
+      </w:r>
+      <w:proofErr w:type="spellEnd"/>
+      <w:r>
+        <w:t xml:space="preserve"> service for the AI assistant.</w:t>
       </w:r>
     </w:p>
     <w:p>
@@ -1297,7 +2009,55 @@
         <w:spacing w:line="240" w:lineRule="auto"/>
       </w:pPr>
       <w:r>
-        <w:t>Create a Dockerfile for this service. It should install langchain, langgraph, trading-agents, openai, fastapi, requests, and python-dotenv.</w:t>
+        <w:t xml:space="preserve">Create a </w:t>
+      </w:r>
+      <w:proofErr w:type="spellStart"/>
+      <w:r>
+        <w:t>Dockerfile</w:t>
+      </w:r>
+      <w:proofErr w:type="spellEnd"/>
+      <w:r>
+        <w:t xml:space="preserve"> for this service. It should install </w:t>
+      </w:r>
+      <w:proofErr w:type="spellStart"/>
+      <w:r>
+        <w:t>langchain</w:t>
+      </w:r>
+      <w:proofErr w:type="spellEnd"/>
+      <w:r>
+        <w:t xml:space="preserve">, </w:t>
+      </w:r>
+      <w:proofErr w:type="spellStart"/>
+      <w:r>
+        <w:t>langgraph</w:t>
+      </w:r>
+      <w:proofErr w:type="spellEnd"/>
+      <w:r>
+        <w:t xml:space="preserve">, trading-agents, </w:t>
+      </w:r>
+      <w:proofErr w:type="spellStart"/>
+      <w:r>
+        <w:t>openai</w:t>
+      </w:r>
+      <w:proofErr w:type="spellEnd"/>
+      <w:r>
+        <w:t xml:space="preserve">, </w:t>
+      </w:r>
+      <w:proofErr w:type="spellStart"/>
+      <w:r>
+        <w:t>fastapi</w:t>
+      </w:r>
+      <w:proofErr w:type="spellEnd"/>
+      <w:r>
+        <w:t>, requests, and python-</w:t>
+      </w:r>
+      <w:proofErr w:type="spellStart"/>
+      <w:r>
+        <w:t>dotenv</w:t>
+      </w:r>
+      <w:proofErr w:type="spellEnd"/>
+      <w:r>
+        <w:t>.</w:t>
       </w:r>
     </w:p>
     <w:p>
@@ -1316,7 +2076,23 @@
         <w:t>Create Agentic Tools</w:t>
       </w:r>
       <w:r>
-        <w:t>: In /ai_assistant, create a file named tools.py. Define the following LangChain tools:</w:t>
+        <w:t>: In /</w:t>
+      </w:r>
+      <w:proofErr w:type="spellStart"/>
+      <w:r>
+        <w:t>ai_assistant</w:t>
+      </w:r>
+      <w:proofErr w:type="spellEnd"/>
+      <w:r>
+        <w:t xml:space="preserve">, create a file named tools.py. Define the following </w:t>
+      </w:r>
+      <w:proofErr w:type="spellStart"/>
+      <w:r>
+        <w:t>LangChain</w:t>
+      </w:r>
+      <w:proofErr w:type="spellEnd"/>
+      <w:r>
+        <w:t xml:space="preserve"> tools:</w:t>
       </w:r>
     </w:p>
     <w:p>
@@ -1327,8 +2103,29 @@
         </w:numPr>
         <w:spacing w:line="240" w:lineRule="auto"/>
       </w:pPr>
-      <w:r>
-        <w:t>run_backtest_tool: This tool will make a POST request to the /backtest endpoint of our Phase 2 API. It should take a string like "Run a backtest on GOOG from 2022 to 2023 using the SMA Crossover strategy" and parse it to construct the correct JSON payload for the API call.</w:t>
+      <w:proofErr w:type="spellStart"/>
+      <w:r>
+        <w:t>run_backtest_tool</w:t>
+      </w:r>
+      <w:proofErr w:type="spellEnd"/>
+      <w:r>
+        <w:t>: This tool will make a POST request to the /</w:t>
+      </w:r>
+      <w:proofErr w:type="spellStart"/>
+      <w:r>
+        <w:t>backtest</w:t>
+      </w:r>
+      <w:proofErr w:type="spellEnd"/>
+      <w:r>
+        <w:t xml:space="preserve"> endpoint of our Phase 2 API. It should take a string like "Run a </w:t>
+      </w:r>
+      <w:proofErr w:type="spellStart"/>
+      <w:r>
+        <w:t>backtest</w:t>
+      </w:r>
+      <w:proofErr w:type="spellEnd"/>
+      <w:r>
+        <w:t xml:space="preserve"> on GOOG from 2022 to 2023 using the SMA Crossover strategy" and parse it to construct the correct JSON payload for the API call.</w:t>
       </w:r>
     </w:p>
     <w:p>
@@ -1339,8 +2136,21 @@
         </w:numPr>
         <w:spacing w:line="240" w:lineRule="auto"/>
       </w:pPr>
-      <w:r>
-        <w:t>query_documents_tool: This tool will connect to our Qdrant vector database (we will assume it's running) and perform a similarity search. For now, just create a placeholder function that simulates this.</w:t>
+      <w:proofErr w:type="spellStart"/>
+      <w:r>
+        <w:t>query_documents_tool</w:t>
+      </w:r>
+      <w:proofErr w:type="spellEnd"/>
+      <w:r>
+        <w:t xml:space="preserve">: This tool will connect to our </w:t>
+      </w:r>
+      <w:proofErr w:type="spellStart"/>
+      <w:r>
+        <w:t>Qdrant</w:t>
+      </w:r>
+      <w:proofErr w:type="spellEnd"/>
+      <w:r>
+        <w:t xml:space="preserve"> vector database (we will assume it's running) and perform a similarity search. For now, just create a placeholder function that simulates this.</w:t>
       </w:r>
     </w:p>
     <w:p>
@@ -1359,7 +2169,23 @@
         <w:t>Implement the Core Agent</w:t>
       </w:r>
       <w:r>
-        <w:t>: In /ai_assistant/main.py, use LangChain to create an agent.</w:t>
+        <w:t>: In /</w:t>
+      </w:r>
+      <w:proofErr w:type="spellStart"/>
+      <w:r>
+        <w:t>ai_assistant</w:t>
+      </w:r>
+      <w:proofErr w:type="spellEnd"/>
+      <w:r>
+        <w:t xml:space="preserve">/main.py, use </w:t>
+      </w:r>
+      <w:proofErr w:type="spellStart"/>
+      <w:r>
+        <w:t>LangChain</w:t>
+      </w:r>
+      <w:proofErr w:type="spellEnd"/>
+      <w:r>
+        <w:t xml:space="preserve"> to create an agent.</w:t>
       </w:r>
     </w:p>
     <w:p>
@@ -1371,7 +2197,13 @@
         <w:spacing w:line="240" w:lineRule="auto"/>
       </w:pPr>
       <w:r>
-        <w:t>This agent should be initialized with the tools you created in tools.py.</w:t>
+        <w:t>This agent should be initiali</w:t>
+      </w:r>
+      <w:r>
+        <w:t>s</w:t>
+      </w:r>
+      <w:r>
+        <w:t>ed with the tools you created in tools.py.</w:t>
       </w:r>
     </w:p>
     <w:p>
@@ -1383,7 +2215,15 @@
         <w:spacing w:line="240" w:lineRule="auto"/>
       </w:pPr>
       <w:r>
-        <w:t>Create a FastAPI endpoint POST /chat that accepts a user's prompt.</w:t>
+        <w:t xml:space="preserve">Create a </w:t>
+      </w:r>
+      <w:proofErr w:type="spellStart"/>
+      <w:r>
+        <w:t>FastAPI</w:t>
+      </w:r>
+      <w:proofErr w:type="spellEnd"/>
+      <w:r>
+        <w:t xml:space="preserve"> endpoint POST /chat that accepts a user's prompt.</w:t>
       </w:r>
     </w:p>
     <w:p>
@@ -1414,7 +2254,53 @@
         <w:t>Set Up Feature Store</w:t>
       </w:r>
       <w:r>
-        <w:t>: Add a feast service to our main docker-compose.yml. In the /ai_assistant directory, create a feature_repo/ directory. Initialize a Feast feature repository inside it. Define a sample feature view for market data (e.g., using a Parquet file source) with features like daily_high and daily_low.</w:t>
+        <w:t>: Add a feast service to our main docker-</w:t>
+      </w:r>
+      <w:proofErr w:type="spellStart"/>
+      <w:r>
+        <w:t>compose.yml</w:t>
+      </w:r>
+      <w:proofErr w:type="spellEnd"/>
+      <w:r>
+        <w:t>. In the /</w:t>
+      </w:r>
+      <w:proofErr w:type="spellStart"/>
+      <w:r>
+        <w:t>ai_assistant</w:t>
+      </w:r>
+      <w:proofErr w:type="spellEnd"/>
+      <w:r>
+        <w:t xml:space="preserve"> directory, create a </w:t>
+      </w:r>
+      <w:proofErr w:type="spellStart"/>
+      <w:r>
+        <w:t>feature_repo</w:t>
+      </w:r>
+      <w:proofErr w:type="spellEnd"/>
+      <w:r>
+        <w:t>/ directory. Initiali</w:t>
+      </w:r>
+      <w:r>
+        <w:t>s</w:t>
+      </w:r>
+      <w:r>
+        <w:t xml:space="preserve">e a Feast feature repository inside it. Define a sample feature view for market data (e.g., using a Parquet file source) with features like </w:t>
+      </w:r>
+      <w:proofErr w:type="spellStart"/>
+      <w:r>
+        <w:t>daily_high</w:t>
+      </w:r>
+      <w:proofErr w:type="spellEnd"/>
+      <w:r>
+        <w:t xml:space="preserve"> and </w:t>
+      </w:r>
+      <w:proofErr w:type="spellStart"/>
+      <w:r>
+        <w:t>daily_low</w:t>
+      </w:r>
+      <w:proofErr w:type="spellEnd"/>
+      <w:r>
+        <w:t>.</w:t>
       </w:r>
     </w:p>
     <w:p>
@@ -1430,10 +2316,67 @@
           <w:b/>
           <w:bCs/>
         </w:rPr>
-        <w:t>Integrate OpenHands</w:t>
-      </w:r>
-      <w:r>
-        <w:t>: Create a new tool in tools.py called code_development_tool. This tool will be powered by OpenHands. When the LangChain agent decides to use this tool based on a user prompt (e.g., "Add a new endpoint /status to the AI assistant"), this tool will be responsible for executing the OpenHands planning and execution loop to modify the code on the file system. Provide the Python code that defines this LangChain tool and invokes the OpenHands agent with the user's development task.</w:t>
+        <w:t xml:space="preserve">Integrate </w:t>
+      </w:r>
+      <w:proofErr w:type="spellStart"/>
+      <w:r>
+        <w:rPr>
+          <w:b/>
+          <w:bCs/>
+        </w:rPr>
+        <w:t>OpenHands</w:t>
+      </w:r>
+      <w:proofErr w:type="spellEnd"/>
+      <w:r>
+        <w:t xml:space="preserve">: Create a new tool in tools.py called </w:t>
+      </w:r>
+      <w:proofErr w:type="spellStart"/>
+      <w:r>
+        <w:t>code_development_tool</w:t>
+      </w:r>
+      <w:proofErr w:type="spellEnd"/>
+      <w:r>
+        <w:t xml:space="preserve">. This tool will be powered by </w:t>
+      </w:r>
+      <w:proofErr w:type="spellStart"/>
+      <w:r>
+        <w:t>OpenHands</w:t>
+      </w:r>
+      <w:proofErr w:type="spellEnd"/>
+      <w:r>
+        <w:t xml:space="preserve">. When the </w:t>
+      </w:r>
+      <w:proofErr w:type="spellStart"/>
+      <w:r>
+        <w:t>LangChain</w:t>
+      </w:r>
+      <w:proofErr w:type="spellEnd"/>
+      <w:r>
+        <w:t xml:space="preserve"> agent decides to use this tool based on a user prompt (e.g., "Add a new endpoint /status to the AI assistant"), this tool will be responsible for executing the </w:t>
+      </w:r>
+      <w:proofErr w:type="spellStart"/>
+      <w:r>
+        <w:t>OpenHands</w:t>
+      </w:r>
+      <w:proofErr w:type="spellEnd"/>
+      <w:r>
+        <w:t xml:space="preserve"> planning and execution loop to modify the code on the file system. Provide the Python code that defines this </w:t>
+      </w:r>
+      <w:proofErr w:type="spellStart"/>
+      <w:r>
+        <w:t>LangChain</w:t>
+      </w:r>
+      <w:proofErr w:type="spellEnd"/>
+      <w:r>
+        <w:t xml:space="preserve"> tool and invokes the </w:t>
+      </w:r>
+      <w:proofErr w:type="spellStart"/>
+      <w:r>
+        <w:t>OpenHands</w:t>
+      </w:r>
+      <w:proofErr w:type="spellEnd"/>
+      <w:r>
+        <w:t xml:space="preserve"> agent with the user's development task.</w:t>
       </w:r>
     </w:p>
     <w:p>
@@ -1491,10 +2434,46 @@
           <w:b/>
           <w:bCs/>
         </w:rPr>
-        <w:t>Initialize Next.js Frontend</w:t>
-      </w:r>
-      <w:r>
-        <w:t>: In the /frontend directory, use npx create-next-app@latest to initialize a new Next.js project with TypeScript and Tailwind CSS.</w:t>
+        <w:t>Initiali</w:t>
+      </w:r>
+      <w:r>
+        <w:rPr>
+          <w:b/>
+          <w:bCs/>
+        </w:rPr>
+        <w:t>s</w:t>
+      </w:r>
+      <w:r>
+        <w:rPr>
+          <w:b/>
+          <w:bCs/>
+        </w:rPr>
+        <w:t>e Next.js Frontend</w:t>
+      </w:r>
+      <w:r>
+        <w:t xml:space="preserve">: In the /frontend directory, use </w:t>
+      </w:r>
+      <w:proofErr w:type="spellStart"/>
+      <w:r>
+        <w:t>npx</w:t>
+      </w:r>
+      <w:proofErr w:type="spellEnd"/>
+      <w:r>
+        <w:t xml:space="preserve"> </w:t>
+      </w:r>
+      <w:proofErr w:type="spellStart"/>
+      <w:r>
+        <w:t>create-next-app@latest</w:t>
+      </w:r>
+      <w:proofErr w:type="spellEnd"/>
+      <w:r>
+        <w:t xml:space="preserve"> to initiali</w:t>
+      </w:r>
+      <w:r>
+        <w:t>s</w:t>
+      </w:r>
+      <w:r>
+        <w:t>e a new Next.js project with TypeScript and Tailwind CSS.</w:t>
       </w:r>
     </w:p>
     <w:p>
@@ -1513,7 +2492,15 @@
         <w:t>Create the Trading Dashboard UI</w:t>
       </w:r>
       <w:r>
-        <w:t>: Create a new page component at /pages/dashboard.tsx. This page should:</w:t>
+        <w:t>: Create a new page component at /pages/</w:t>
+      </w:r>
+      <w:proofErr w:type="spellStart"/>
+      <w:r>
+        <w:t>dashboard.tsx</w:t>
+      </w:r>
+      <w:proofErr w:type="spellEnd"/>
+      <w:r>
+        <w:t>. This page should:</w:t>
       </w:r>
     </w:p>
     <w:p>
@@ -1580,7 +2567,15 @@
         <w:spacing w:line="240" w:lineRule="auto"/>
       </w:pPr>
       <w:r>
-        <w:t>Create a service file /lib/api.ts in the frontend.</w:t>
+        <w:t>Create a service file /lib/</w:t>
+      </w:r>
+      <w:proofErr w:type="spellStart"/>
+      <w:r>
+        <w:t>api.ts</w:t>
+      </w:r>
+      <w:proofErr w:type="spellEnd"/>
+      <w:r>
+        <w:t xml:space="preserve"> in the frontend.</w:t>
       </w:r>
     </w:p>
     <w:p>
@@ -1592,7 +2587,47 @@
         <w:spacing w:line="240" w:lineRule="auto"/>
       </w:pPr>
       <w:r>
-        <w:t>Write functions to make API calls to the FastAPI backend: getPortfolio(), getOrderHistory(), and submitOrder(orderData).</w:t>
+        <w:t xml:space="preserve">Write functions to make API calls to the </w:t>
+      </w:r>
+      <w:proofErr w:type="spellStart"/>
+      <w:r>
+        <w:t>FastAPI</w:t>
+      </w:r>
+      <w:proofErr w:type="spellEnd"/>
+      <w:r>
+        <w:t xml:space="preserve"> backend: </w:t>
+      </w:r>
+      <w:proofErr w:type="spellStart"/>
+      <w:r>
+        <w:t>getPortfolio</w:t>
+      </w:r>
+      <w:proofErr w:type="spellEnd"/>
+      <w:r>
+        <w:t xml:space="preserve">(), </w:t>
+      </w:r>
+      <w:proofErr w:type="spellStart"/>
+      <w:r>
+        <w:t>getOrderHistory</w:t>
+      </w:r>
+      <w:proofErr w:type="spellEnd"/>
+      <w:r>
+        <w:t xml:space="preserve">(), and </w:t>
+      </w:r>
+      <w:proofErr w:type="spellStart"/>
+      <w:r>
+        <w:t>submitOrder</w:t>
+      </w:r>
+      <w:proofErr w:type="spellEnd"/>
+      <w:r>
+        <w:t>(</w:t>
+      </w:r>
+      <w:proofErr w:type="spellStart"/>
+      <w:r>
+        <w:t>orderData</w:t>
+      </w:r>
+      <w:proofErr w:type="spellEnd"/>
+      <w:r>
+        <w:t>).</w:t>
       </w:r>
     </w:p>
     <w:p>
@@ -1604,7 +2639,39 @@
         <w:spacing w:line="240" w:lineRule="auto"/>
       </w:pPr>
       <w:r>
-        <w:t>In the dashboard.tsx component, use useEffect and useState hooks to fetch and display portfolio and order data when the page loads. The "Order Entry" form's submit button should call the submitOrder function.</w:t>
+        <w:t xml:space="preserve">In the </w:t>
+      </w:r>
+      <w:proofErr w:type="spellStart"/>
+      <w:r>
+        <w:t>dashboard.tsx</w:t>
+      </w:r>
+      <w:proofErr w:type="spellEnd"/>
+      <w:r>
+        <w:t xml:space="preserve"> component, use </w:t>
+      </w:r>
+      <w:proofErr w:type="spellStart"/>
+      <w:r>
+        <w:t>useEffect</w:t>
+      </w:r>
+      <w:proofErr w:type="spellEnd"/>
+      <w:r>
+        <w:t xml:space="preserve"> and </w:t>
+      </w:r>
+      <w:proofErr w:type="spellStart"/>
+      <w:r>
+        <w:t>useState</w:t>
+      </w:r>
+      <w:proofErr w:type="spellEnd"/>
+      <w:r>
+        <w:t xml:space="preserve"> hooks to fetch and display portfolio and order data when the page loads. The "Order Entry" form's submit button should call the </w:t>
+      </w:r>
+      <w:proofErr w:type="spellStart"/>
+      <w:r>
+        <w:t>submitOrder</w:t>
+      </w:r>
+      <w:proofErr w:type="spellEnd"/>
+      <w:r>
+        <w:t xml:space="preserve"> function.</w:t>
       </w:r>
     </w:p>
     <w:p>
@@ -1620,7 +2687,23 @@
           <w:b/>
           <w:bCs/>
         </w:rPr>
-        <w:t>Expand FastAPI for Live Trading</w:t>
+        <w:t xml:space="preserve">Expand </w:t>
+      </w:r>
+      <w:proofErr w:type="spellStart"/>
+      <w:r>
+        <w:rPr>
+          <w:b/>
+          <w:bCs/>
+        </w:rPr>
+        <w:t>FastAPI</w:t>
+      </w:r>
+      <w:proofErr w:type="spellEnd"/>
+      <w:r>
+        <w:rPr>
+          <w:b/>
+          <w:bCs/>
+        </w:rPr>
+        <w:t xml:space="preserve"> for Live Trading</w:t>
       </w:r>
       <w:r>
         <w:t>: In the /nautilus_trader_engine/api/main.py file, add the following new endpoints:</w:t>
@@ -1647,7 +2730,15 @@
         <w:spacing w:line="240" w:lineRule="auto"/>
       </w:pPr>
       <w:r>
-        <w:t>POST /order: Accepts order details and simulates placing an order by logging it. This endpoint will later connect to NautilusTrader.</w:t>
+        <w:t xml:space="preserve">POST /order: Accepts order details and simulates placing an order by logging it. This endpoint will later connect to </w:t>
+      </w:r>
+      <w:proofErr w:type="spellStart"/>
+      <w:r>
+        <w:t>NautilusTrader</w:t>
+      </w:r>
+      <w:proofErr w:type="spellEnd"/>
+      <w:r>
+        <w:t>.</w:t>
       </w:r>
     </w:p>
     <w:p>
@@ -1671,7 +2762,15 @@
         <w:spacing w:line="240" w:lineRule="auto"/>
       </w:pPr>
       <w:r>
-        <w:t>DELETE /order/{order_id}: Simulates cancelling an order.</w:t>
+        <w:t>DELETE /order/{</w:t>
+      </w:r>
+      <w:proofErr w:type="spellStart"/>
+      <w:r>
+        <w:t>order_id</w:t>
+      </w:r>
+      <w:proofErr w:type="spellEnd"/>
+      <w:r>
+        <w:t>}: Simulates cancelling an order.</w:t>
       </w:r>
     </w:p>
     <w:p>
@@ -1683,7 +2782,15 @@
         <w:spacing w:line="240" w:lineRule="auto"/>
       </w:pPr>
       <w:r>
-        <w:t>GET /risk/snapshot: Returns mock real-time risk metrics (Greeks, VaR).</w:t>
+        <w:t xml:space="preserve">GET /risk/snapshot: Returns mock real-time risk metrics (Greeks, </w:t>
+      </w:r>
+      <w:proofErr w:type="spellStart"/>
+      <w:r>
+        <w:t>VaR</w:t>
+      </w:r>
+      <w:proofErr w:type="spellEnd"/>
+      <w:r>
+        <w:t>).</w:t>
       </w:r>
     </w:p>
     <w:p>
@@ -1702,7 +2809,31 @@
         <w:t>Set Up FIX Gateway</w:t>
       </w:r>
       <w:r>
-        <w:t>: Add a quickfixj service to the docker-compose.yml file. Create a config/fix/ directory and generate a sample QuickFIX/J configuration file for a client session connecting to a broker/acceptor.</w:t>
+        <w:t xml:space="preserve">: Add a </w:t>
+      </w:r>
+      <w:proofErr w:type="spellStart"/>
+      <w:r>
+        <w:t>quickfixj</w:t>
+      </w:r>
+      <w:proofErr w:type="spellEnd"/>
+      <w:r>
+        <w:t xml:space="preserve"> service to the docker-</w:t>
+      </w:r>
+      <w:proofErr w:type="spellStart"/>
+      <w:r>
+        <w:t>compose.yml</w:t>
+      </w:r>
+      <w:proofErr w:type="spellEnd"/>
+      <w:r>
+        <w:t xml:space="preserve"> file. Create a config/fix/ directory and generate a sample </w:t>
+      </w:r>
+      <w:proofErr w:type="spellStart"/>
+      <w:r>
+        <w:t>QuickFIX</w:t>
+      </w:r>
+      <w:proofErr w:type="spellEnd"/>
+      <w:r>
+        <w:t>/J configuration file for a client session connecting to a broker/acceptor.</w:t>
       </w:r>
     </w:p>
     <w:p>
@@ -1760,10 +2891,42 @@
           <w:b/>
           <w:bCs/>
         </w:rPr>
-        <w:t>Integrate QuantLib for Options Analytics</w:t>
-      </w:r>
-      <w:r>
-        <w:t>: In the /nautilus_trader_engine service, create a new API module api/options.py.</w:t>
+        <w:t xml:space="preserve">Integrate </w:t>
+      </w:r>
+      <w:proofErr w:type="spellStart"/>
+      <w:r>
+        <w:rPr>
+          <w:b/>
+          <w:bCs/>
+        </w:rPr>
+        <w:t>QuantLib</w:t>
+      </w:r>
+      <w:proofErr w:type="spellEnd"/>
+      <w:r>
+        <w:rPr>
+          <w:b/>
+          <w:bCs/>
+        </w:rPr>
+        <w:t xml:space="preserve"> for Options Analytics</w:t>
+      </w:r>
+      <w:r>
+        <w:t>: In the /</w:t>
+      </w:r>
+      <w:proofErr w:type="spellStart"/>
+      <w:r>
+        <w:t>nautilus_trader_engine</w:t>
+      </w:r>
+      <w:proofErr w:type="spellEnd"/>
+      <w:r>
+        <w:t xml:space="preserve"> service, create a new API module </w:t>
+      </w:r>
+      <w:proofErr w:type="spellStart"/>
+      <w:r>
+        <w:t>api</w:t>
+      </w:r>
+      <w:proofErr w:type="spellEnd"/>
+      <w:r>
+        <w:t>/options.py.</w:t>
       </w:r>
     </w:p>
     <w:p>
@@ -1775,7 +2938,15 @@
         <w:spacing w:line="240" w:lineRule="auto"/>
       </w:pPr>
       <w:r>
-        <w:t>Add QuantLib-Python to requirements.txt.</w:t>
+        <w:t xml:space="preserve">Add </w:t>
+      </w:r>
+      <w:proofErr w:type="spellStart"/>
+      <w:r>
+        <w:t>QuantLib</w:t>
+      </w:r>
+      <w:proofErr w:type="spellEnd"/>
+      <w:r>
+        <w:t>-Python to requirements.txt.</w:t>
       </w:r>
     </w:p>
     <w:p>
@@ -1787,7 +2958,15 @@
         <w:spacing w:line="240" w:lineRule="auto"/>
       </w:pPr>
       <w:r>
-        <w:t>Create a POST /options/price endpoint that accepts option parameters (underlying price, strike, maturity, volatility, risk-free rate) and uses QuantLib to calculate the Black-Scholes price and the main Greeks (Delta, Gamma, Vega, Theta).</w:t>
+        <w:t xml:space="preserve">Create a POST /options/price endpoint that accepts option parameters (underlying price, strike, maturity, volatility, risk-free rate) and uses </w:t>
+      </w:r>
+      <w:proofErr w:type="spellStart"/>
+      <w:r>
+        <w:t>QuantLib</w:t>
+      </w:r>
+      <w:proofErr w:type="spellEnd"/>
+      <w:r>
+        <w:t xml:space="preserve"> to calculate the Black-Scholes price and the main Greeks (Delta, Gamma, Vega, Theta).</w:t>
       </w:r>
     </w:p>
     <w:p>
@@ -1818,7 +2997,23 @@
         <w:t>Create No-Code Strategy Backend</w:t>
       </w:r>
       <w:r>
-        <w:t>: In the /ai_assistant service, create a new API endpoint POST /blockly-strategy.</w:t>
+        <w:t>: In the /</w:t>
+      </w:r>
+      <w:proofErr w:type="spellStart"/>
+      <w:r>
+        <w:t>ai_assistant</w:t>
+      </w:r>
+      <w:proofErr w:type="spellEnd"/>
+      <w:r>
+        <w:t xml:space="preserve"> service, create a new API endpoint POST /</w:t>
+      </w:r>
+      <w:proofErr w:type="spellStart"/>
+      <w:r>
+        <w:t>blockly</w:t>
+      </w:r>
+      <w:proofErr w:type="spellEnd"/>
+      <w:r>
+        <w:t>-strategy.</w:t>
       </w:r>
     </w:p>
     <w:p>
@@ -1830,7 +3025,15 @@
         <w:spacing w:line="240" w:lineRule="auto"/>
       </w:pPr>
       <w:r>
-        <w:t>This endpoint will receive a JSON object representing a strategy created by the Blockly frontend.</w:t>
+        <w:t xml:space="preserve">This endpoint will receive a JSON object representing a strategy created by the </w:t>
+      </w:r>
+      <w:proofErr w:type="spellStart"/>
+      <w:r>
+        <w:t>Blockly</w:t>
+      </w:r>
+      <w:proofErr w:type="spellEnd"/>
+      <w:r>
+        <w:t xml:space="preserve"> frontend.</w:t>
       </w:r>
     </w:p>
     <w:p>
@@ -1842,7 +3045,23 @@
         <w:spacing w:line="240" w:lineRule="auto"/>
       </w:pPr>
       <w:r>
-        <w:t>Write a Python function that parses this JSON structure and translates it into an executable Python script that uses the NautilusTrader API to define and run the strategy. The JSON could look like {"trigger": {"type": "SMA_crossover", "short": 10, "long": 50}, "action": {"type": "buy", "quantity": 100}}.</w:t>
+        <w:t xml:space="preserve">Write a Python function that parses this JSON structure and translates it into an executable Python script that uses the </w:t>
+      </w:r>
+      <w:proofErr w:type="spellStart"/>
+      <w:r>
+        <w:t>NautilusTrader</w:t>
+      </w:r>
+      <w:proofErr w:type="spellEnd"/>
+      <w:r>
+        <w:t xml:space="preserve"> API to define and run the strategy. The JSON could look like {"trigger": {"type": "</w:t>
+      </w:r>
+      <w:proofErr w:type="spellStart"/>
+      <w:r>
+        <w:t>SMA_crossover</w:t>
+      </w:r>
+      <w:proofErr w:type="spellEnd"/>
+      <w:r>
+        <w:t>", "short": 10, "long": 50}, "action": {"type": "buy", "quantity": 100}}.</w:t>
       </w:r>
     </w:p>
     <w:p>
@@ -1861,7 +3080,15 @@
         <w:t>Implement Immutable Audit Trail</w:t>
       </w:r>
       <w:r>
-        <w:t>: In the /nautilus_trader_engine/api/main.py file, modify the POST /order endpoint. After an order is processed, write the order details to a Kafka topic named audit.orders. Then, show a Python script iceberg_writer.py that consumes from this Kafka topic and writes the records into an Apache Iceberg table for immutable compliance logging.</w:t>
+        <w:t xml:space="preserve">: In the /nautilus_trader_engine/api/main.py file, modify the POST /order endpoint. After an order is processed, write the order details to a Kafka topic named </w:t>
+      </w:r>
+      <w:proofErr w:type="spellStart"/>
+      <w:r>
+        <w:t>audit.orders</w:t>
+      </w:r>
+      <w:proofErr w:type="spellEnd"/>
+      <w:r>
+        <w:t>. Then, show a Python script iceberg_writer.py that consumes from this Kafka topic and writes the records into an Apache Iceberg table for immutable compliance logging.</w:t>
       </w:r>
     </w:p>
     <w:p>
@@ -1880,7 +3107,15 @@
         <w:t>Implement Custom Indicators</w:t>
       </w:r>
       <w:r>
-        <w:t>: Provide the Python code for two of the custom volume-weighted indicators from our plan, using numpy and pandas.</w:t>
+        <w:t xml:space="preserve">: Provide the Python code for two of the custom volume-weighted indicators from our plan, using </w:t>
+      </w:r>
+      <w:proofErr w:type="spellStart"/>
+      <w:r>
+        <w:t>numpy</w:t>
+      </w:r>
+      <w:proofErr w:type="spellEnd"/>
+      <w:r>
+        <w:t xml:space="preserve"> and pandas.</w:t>
       </w:r>
     </w:p>
     <w:p>
@@ -1899,7 +3134,15 @@
         <w:t>Volume-Weighted SMA (VW SMA)</w:t>
       </w:r>
       <w:r>
-        <w:t>: A function that takes pandas Series for price and volume and a window length, and returns the VW SMA.</w:t>
+        <w:t xml:space="preserve">: A function that takes pandas Series for price and volume and a window </w:t>
+      </w:r>
+      <w:proofErr w:type="gramStart"/>
+      <w:r>
+        <w:t>length, and</w:t>
+      </w:r>
+      <w:proofErr w:type="gramEnd"/>
+      <w:r>
+        <w:t xml:space="preserve"> returns the VW SMA.</w:t>
       </w:r>
     </w:p>
     <w:p>
@@ -1918,7 +3161,13 @@
         <w:t>Strength/Weakness Index</w:t>
       </w:r>
       <w:r>
-        <w:t>: A function that implements the formula (Close - SMA(HLC, 21)) / ATR(21) to normalize price across different markets.</w:t>
+        <w:t>: A function that implements the formula (Close - SMA(HLC, 21)) / ATR(21) to normali</w:t>
+      </w:r>
+      <w:r>
+        <w:t>s</w:t>
+      </w:r>
+      <w:r>
+        <w:t>e price across different markets.</w:t>
       </w:r>
     </w:p>
     <w:p>
@@ -1949,7 +3198,15 @@
         <w:spacing w:line="240" w:lineRule="auto"/>
       </w:pPr>
       <w:r>
-        <w:t>Add a tempo service to the docker-compose.yml file.</w:t>
+        <w:t>Add a tempo service to the docker-</w:t>
+      </w:r>
+      <w:proofErr w:type="spellStart"/>
+      <w:r>
+        <w:t>compose.yml</w:t>
+      </w:r>
+      <w:proofErr w:type="spellEnd"/>
+      <w:r>
+        <w:t xml:space="preserve"> file.</w:t>
       </w:r>
     </w:p>
     <w:p>
@@ -1961,7 +3218,31 @@
         <w:spacing w:line="240" w:lineRule="auto"/>
       </w:pPr>
       <w:r>
-        <w:t>In the /ai_assistant FastAPI service, add middleware using the opentelemetry-python library to automatically trace incoming requests.</w:t>
+        <w:t>In the /</w:t>
+      </w:r>
+      <w:proofErr w:type="spellStart"/>
+      <w:r>
+        <w:t>ai_assistant</w:t>
+      </w:r>
+      <w:proofErr w:type="spellEnd"/>
+      <w:r>
+        <w:t xml:space="preserve"> </w:t>
+      </w:r>
+      <w:proofErr w:type="spellStart"/>
+      <w:r>
+        <w:t>FastAPI</w:t>
+      </w:r>
+      <w:proofErr w:type="spellEnd"/>
+      <w:r>
+        <w:t xml:space="preserve"> service, add middleware using the </w:t>
+      </w:r>
+      <w:proofErr w:type="spellStart"/>
+      <w:r>
+        <w:t>opentelemetry</w:t>
+      </w:r>
+      <w:proofErr w:type="spellEnd"/>
+      <w:r>
+        <w:t>-python library to automatically trace incoming requests.</w:t>
       </w:r>
     </w:p>
     <w:p>
@@ -1973,7 +3254,15 @@
         <w:spacing w:line="240" w:lineRule="auto"/>
       </w:pPr>
       <w:r>
-        <w:t>When the assistant calls the /nautilus_trader_engine API, show how to inject the trace context into the HTTP request headers so the trace can be continued in the downstream service.</w:t>
+        <w:t>When the assistant calls the /</w:t>
+      </w:r>
+      <w:proofErr w:type="spellStart"/>
+      <w:r>
+        <w:t>nautilus_trader_engine</w:t>
+      </w:r>
+      <w:proofErr w:type="spellEnd"/>
+      <w:r>
+        <w:t xml:space="preserve"> API, show how to inject the trace context into the HTTP request headers so the trace can be continued in the downstream service.</w:t>
       </w:r>
     </w:p>
     <w:p>
@@ -2094,7 +3383,13 @@
         <w:spacing w:line="240" w:lineRule="auto"/>
       </w:pPr>
       <w:r>
-        <w:t>Set up version control by initializing a Git repository for the project.</w:t>
+        <w:t>Set up version control by initiali</w:t>
+      </w:r>
+      <w:r>
+        <w:t>s</w:t>
+      </w:r>
+      <w:r>
+        <w:t>ing a Git repository for the project.</w:t>
       </w:r>
     </w:p>
     <w:p>
@@ -2106,7 +3401,13 @@
         <w:spacing w:line="240" w:lineRule="auto"/>
       </w:pPr>
       <w:r>
-        <w:t>Install essential tools: Docker for containerization, Python 3.9, Node.js (for Next.js), and any dependencies listed in the system’s technology stack.</w:t>
+        <w:t>Install essential tools: Docker for containeri</w:t>
+      </w:r>
+      <w:r>
+        <w:t>s</w:t>
+      </w:r>
+      <w:r>
+        <w:t>ation, Python 3.9, Node.js (for Next.js), and any dependencies listed in the system’s technology stack.</w:t>
       </w:r>
     </w:p>
     <w:p>
@@ -2149,7 +3450,29 @@
         <w:spacing w:line="240" w:lineRule="auto"/>
       </w:pPr>
       <w:r>
-        <w:t>Familiarize yourself with the technologies (e.g., NautilusTrader, Kafka, FastAPI, Next.js) and their roles in each phase.</w:t>
+        <w:t>Familiari</w:t>
+      </w:r>
+      <w:r>
+        <w:t>s</w:t>
+      </w:r>
+      <w:r>
+        <w:t xml:space="preserve">e yourself with the technologies (e.g., </w:t>
+      </w:r>
+      <w:proofErr w:type="spellStart"/>
+      <w:r>
+        <w:t>NautilusTrader</w:t>
+      </w:r>
+      <w:proofErr w:type="spellEnd"/>
+      <w:r>
+        <w:t xml:space="preserve">, Kafka, </w:t>
+      </w:r>
+      <w:proofErr w:type="spellStart"/>
+      <w:r>
+        <w:t>FastAPI</w:t>
+      </w:r>
+      <w:proofErr w:type="spellEnd"/>
+      <w:r>
+        <w:t>, Next.js) and their roles in each phase.</w:t>
       </w:r>
     </w:p>
     <w:p>
@@ -2224,7 +3547,13 @@
         <w:spacing w:line="240" w:lineRule="auto"/>
       </w:pPr>
       <w:r>
-        <w:t>Break down complex tasks into smaller, precise requests to maximize the AI’s effectiveness (e.g., request one service configuration at a time).</w:t>
+        <w:t>Break down complex tasks into smaller, precise requests to maximi</w:t>
+      </w:r>
+      <w:r>
+        <w:t>s</w:t>
+      </w:r>
+      <w:r>
+        <w:t>e the AI’s effectiveness (e.g., request one service configuration at a time).</w:t>
       </w:r>
     </w:p>
     <w:p>
@@ -2286,7 +3615,15 @@
         <w:t>Phase 1: Foundational Setup</w:t>
       </w:r>
       <w:r>
-        <w:t xml:space="preserve"> - Set up the core infrastructure, including Docker services and initial NautilusTrader configuration.</w:t>
+        <w:t xml:space="preserve"> - Set up the core infrastructure, including Docker services and initial </w:t>
+      </w:r>
+      <w:proofErr w:type="spellStart"/>
+      <w:r>
+        <w:t>NautilusTrader</w:t>
+      </w:r>
+      <w:proofErr w:type="spellEnd"/>
+      <w:r>
+        <w:t xml:space="preserve"> configuration.</w:t>
       </w:r>
     </w:p>
     <w:p>
@@ -2305,7 +3642,23 @@
         <w:t>Phase 2: API Bridge &amp; Initial Analytics</w:t>
       </w:r>
       <w:r>
-        <w:t xml:space="preserve"> - Build the FastAPI layer and integrate backtesting tools.</w:t>
+        <w:t xml:space="preserve"> - Build the </w:t>
+      </w:r>
+      <w:proofErr w:type="spellStart"/>
+      <w:r>
+        <w:t>FastAPI</w:t>
+      </w:r>
+      <w:proofErr w:type="spellEnd"/>
+      <w:r>
+        <w:t xml:space="preserve"> layer and integrate </w:t>
+      </w:r>
+      <w:proofErr w:type="spellStart"/>
+      <w:r>
+        <w:t>backtesting</w:t>
+      </w:r>
+      <w:proofErr w:type="spellEnd"/>
+      <w:r>
+        <w:t xml:space="preserve"> tools.</w:t>
       </w:r>
     </w:p>
     <w:p>
@@ -2405,7 +3758,13 @@
         <w:spacing w:line="240" w:lineRule="auto"/>
       </w:pPr>
       <w:r>
-        <w:t>In every prompt, emphasize security best practices (e.g., input validation, error handling) and trading-specific requirements (e.g., position limits, risk checks).</w:t>
+        <w:t>In every prompt, emphasi</w:t>
+      </w:r>
+      <w:r>
+        <w:t>s</w:t>
+      </w:r>
+      <w:r>
+        <w:t>e security best practices (e.g., input validation, error handling) and trading-specific requirements (e.g., position limits, risk checks).</w:t>
       </w:r>
     </w:p>
     <w:p>
@@ -2448,7 +3807,15 @@
         <w:spacing w:line="240" w:lineRule="auto"/>
       </w:pPr>
       <w:r>
-        <w:t>Test each phase’s deliverables to confirm functionality (e.g., run a backtest in Phase 1).</w:t>
+        <w:t xml:space="preserve">Test each phase’s deliverables to confirm functionality (e.g., run a </w:t>
+      </w:r>
+      <w:proofErr w:type="spellStart"/>
+      <w:r>
+        <w:t>backtest</w:t>
+      </w:r>
+      <w:proofErr w:type="spellEnd"/>
+      <w:r>
+        <w:t xml:space="preserve"> in Phase 1).</w:t>
       </w:r>
     </w:p>
     <w:p>
@@ -2539,380 +3906,409 @@
     <w:p>
       <w:pPr>
         <w:spacing w:line="240" w:lineRule="auto"/>
-        <w:rPr>
-          <w:i/>
-          <w:iCs/>
-        </w:rPr>
-      </w:pPr>
-      <w:r>
-        <w:rPr>
-          <w:i/>
-          <w:iCs/>
-        </w:rPr>
+      </w:pPr>
+      <w:r>
         <w:t>You are an AI coding assistant tasked with helping build an enterprise-grade algorithmic trading system based on a "Best-of-Breed" integration strategy. The system uses top open-source projects, including:</w:t>
       </w:r>
     </w:p>
     <w:p>
       <w:pPr>
         <w:spacing w:line="240" w:lineRule="auto"/>
-        <w:rPr>
-          <w:i/>
-          <w:iCs/>
-        </w:rPr>
-      </w:pPr>
-    </w:p>
-    <w:p>
-      <w:pPr>
-        <w:spacing w:line="240" w:lineRule="auto"/>
-        <w:rPr>
-          <w:i/>
-          <w:iCs/>
-        </w:rPr>
-      </w:pPr>
-      <w:r>
-        <w:rPr>
-          <w:i/>
-          <w:iCs/>
-        </w:rPr>
-        <w:t>- **Core Trading Engine:** NautilusTrader (latest stable version)</w:t>
-      </w:r>
-    </w:p>
-    <w:p>
-      <w:pPr>
-        <w:spacing w:line="240" w:lineRule="auto"/>
-        <w:rPr>
-          <w:i/>
-          <w:iCs/>
-        </w:rPr>
-      </w:pPr>
-      <w:r>
-        <w:rPr>
-          <w:i/>
-          <w:iCs/>
-        </w:rPr>
-        <w:t>- **Data Pipelines:** Apache Kafka (3.0.0) with Schema Registry</w:t>
-      </w:r>
-    </w:p>
-    <w:p>
-      <w:pPr>
-        <w:spacing w:line="240" w:lineRule="auto"/>
-        <w:rPr>
-          <w:i/>
-          <w:iCs/>
-        </w:rPr>
-      </w:pPr>
-      <w:r>
-        <w:rPr>
-          <w:i/>
-          <w:iCs/>
-        </w:rPr>
-        <w:t>- **Agentic AI Assistant:** LangChain, LangGraph, TradingAgents, OpenBB, TA-Lib (ta-lib-python primary, Bukosabino/ta secondary), OpenHands</w:t>
-      </w:r>
-    </w:p>
-    <w:p>
-      <w:pPr>
-        <w:spacing w:line="240" w:lineRule="auto"/>
-        <w:rPr>
-          <w:i/>
-          <w:iCs/>
-        </w:rPr>
-      </w:pPr>
-      <w:r>
-        <w:rPr>
-          <w:i/>
-          <w:iCs/>
-        </w:rPr>
-        <w:t>- **Prediction Models:** Stock Prediction Models, LSTM Neural Network, Real-time-stock-market-prediction</w:t>
-      </w:r>
-    </w:p>
-    <w:p>
-      <w:pPr>
-        <w:spacing w:line="240" w:lineRule="auto"/>
-        <w:rPr>
-          <w:i/>
-          <w:iCs/>
-        </w:rPr>
-      </w:pPr>
-      <w:r>
-        <w:rPr>
-          <w:i/>
-          <w:iCs/>
-        </w:rPr>
-        <w:t>- **Backtesting Tools:** VectorBT, backtrader, TradingGym</w:t>
-      </w:r>
-    </w:p>
-    <w:p>
-      <w:pPr>
-        <w:spacing w:line="240" w:lineRule="auto"/>
-        <w:rPr>
-          <w:i/>
-          <w:iCs/>
-        </w:rPr>
-      </w:pPr>
-      <w:r>
-        <w:rPr>
-          <w:i/>
-          <w:iCs/>
-        </w:rPr>
-        <w:t>- **Options Analytics:** QuantLib</w:t>
-      </w:r>
-    </w:p>
-    <w:p>
-      <w:pPr>
-        <w:spacing w:line="240" w:lineRule="auto"/>
-        <w:rPr>
-          <w:i/>
-          <w:iCs/>
-        </w:rPr>
-      </w:pPr>
-      <w:r>
-        <w:rPr>
-          <w:i/>
-          <w:iCs/>
-        </w:rPr>
-        <w:t>- **User Interface:** Next.js (12.0.0)</w:t>
-      </w:r>
-    </w:p>
-    <w:p>
-      <w:pPr>
-        <w:spacing w:line="240" w:lineRule="auto"/>
-        <w:rPr>
-          <w:i/>
-          <w:iCs/>
-        </w:rPr>
-      </w:pPr>
-      <w:r>
-        <w:rPr>
-          <w:i/>
-          <w:iCs/>
-        </w:rPr>
-        <w:t>- **API Layers:** FastAPI (0.68.0), gRPC</w:t>
-      </w:r>
-    </w:p>
-    <w:p>
-      <w:pPr>
-        <w:spacing w:line="240" w:lineRule="auto"/>
-        <w:rPr>
-          <w:i/>
-          <w:iCs/>
-        </w:rPr>
-      </w:pPr>
-      <w:r>
-        <w:rPr>
-          <w:i/>
-          <w:iCs/>
-        </w:rPr>
-        <w:t>- **Databases:** PostgreSQL (with pgvector), ClickHouse, DuckDB, Qdrant, Apache Iceberg</w:t>
-      </w:r>
-    </w:p>
-    <w:p>
-      <w:pPr>
-        <w:spacing w:line="240" w:lineRule="auto"/>
-        <w:rPr>
-          <w:i/>
-          <w:iCs/>
-        </w:rPr>
-      </w:pPr>
-      <w:r>
-        <w:rPr>
-          <w:i/>
-          <w:iCs/>
-        </w:rPr>
-        <w:t>- **Order Management:** FIX Gateway (QuickFIX/J or FIX8)</w:t>
-      </w:r>
-    </w:p>
-    <w:p>
-      <w:pPr>
-        <w:spacing w:line="240" w:lineRule="auto"/>
-        <w:rPr>
-          <w:i/>
-          <w:iCs/>
-        </w:rPr>
-      </w:pPr>
-      <w:r>
-        <w:rPr>
-          <w:i/>
-          <w:iCs/>
-        </w:rPr>
-        <w:t>- **Feature Stores:** Feast or Tecton</w:t>
-      </w:r>
-    </w:p>
-    <w:p>
-      <w:pPr>
-        <w:spacing w:line="240" w:lineRule="auto"/>
-        <w:rPr>
-          <w:i/>
-          <w:iCs/>
-        </w:rPr>
-      </w:pPr>
-      <w:r>
-        <w:rPr>
-          <w:i/>
-          <w:iCs/>
-        </w:rPr>
-        <w:t>- **Observability:** Prometheus, Grafana, Grafana Tempo, Memray</w:t>
-      </w:r>
-    </w:p>
-    <w:p>
-      <w:pPr>
-        <w:spacing w:line="240" w:lineRule="auto"/>
-        <w:rPr>
-          <w:i/>
-          <w:iCs/>
-        </w:rPr>
-      </w:pPr>
-      <w:r>
-        <w:rPr>
-          <w:i/>
-          <w:iCs/>
-        </w:rPr>
-        <w:t>- **Security:** Bandit (SAST), Zero-Trust, RBAC, Unleash (feature flags)</w:t>
-      </w:r>
-    </w:p>
-    <w:p>
-      <w:pPr>
-        <w:spacing w:line="240" w:lineRule="auto"/>
-        <w:rPr>
-          <w:i/>
-          <w:iCs/>
-        </w:rPr>
-      </w:pPr>
-      <w:r>
-        <w:rPr>
-          <w:i/>
-          <w:iCs/>
-        </w:rPr>
-        <w:t>- **Other Tools:** Optuna, PyPortfolioOpt, Riskfolio-Lib, PyOD, SHAP, Blockly, Transformers, PyTorch, FinRL</w:t>
-      </w:r>
-    </w:p>
-    <w:p>
-      <w:pPr>
-        <w:spacing w:line="240" w:lineRule="auto"/>
-        <w:rPr>
-          <w:i/>
-          <w:iCs/>
-        </w:rPr>
-      </w:pPr>
-    </w:p>
-    <w:p>
-      <w:pPr>
-        <w:spacing w:line="240" w:lineRule="auto"/>
-        <w:rPr>
-          <w:i/>
-          <w:iCs/>
-        </w:rPr>
-      </w:pPr>
-      <w:r>
-        <w:rPr>
-          <w:i/>
-          <w:iCs/>
-        </w:rPr>
+      </w:pPr>
+    </w:p>
+    <w:p>
+      <w:pPr>
+        <w:spacing w:line="240" w:lineRule="auto"/>
+      </w:pPr>
+      <w:r>
+        <w:t xml:space="preserve">- Core Trading Engine: </w:t>
+      </w:r>
+      <w:proofErr w:type="spellStart"/>
+      <w:r>
+        <w:t>NautilusTrader</w:t>
+      </w:r>
+      <w:proofErr w:type="spellEnd"/>
+      <w:r>
+        <w:t xml:space="preserve"> (latest stable version)</w:t>
+      </w:r>
+    </w:p>
+    <w:p>
+      <w:pPr>
+        <w:spacing w:line="240" w:lineRule="auto"/>
+      </w:pPr>
+      <w:r>
+        <w:t>- Data Pipelines: Apache Kafka (3.0.0) with Schema Registry</w:t>
+      </w:r>
+    </w:p>
+    <w:p>
+      <w:pPr>
+        <w:spacing w:line="240" w:lineRule="auto"/>
+      </w:pPr>
+      <w:r>
+        <w:t xml:space="preserve">- Agentic AI Assistant: </w:t>
+      </w:r>
+      <w:proofErr w:type="spellStart"/>
+      <w:r>
+        <w:t>LangChain</w:t>
+      </w:r>
+      <w:proofErr w:type="spellEnd"/>
+      <w:r>
+        <w:t xml:space="preserve">, </w:t>
+      </w:r>
+      <w:proofErr w:type="spellStart"/>
+      <w:r>
+        <w:t>LangGraph</w:t>
+      </w:r>
+      <w:proofErr w:type="spellEnd"/>
+      <w:r>
+        <w:t xml:space="preserve">, </w:t>
+      </w:r>
+      <w:proofErr w:type="spellStart"/>
+      <w:r>
+        <w:t>TradingAgents</w:t>
+      </w:r>
+      <w:proofErr w:type="spellEnd"/>
+      <w:r>
+        <w:t xml:space="preserve">, </w:t>
+      </w:r>
+      <w:proofErr w:type="spellStart"/>
+      <w:r>
+        <w:t>OpenBB</w:t>
+      </w:r>
+      <w:proofErr w:type="spellEnd"/>
+      <w:r>
+        <w:t xml:space="preserve">, TA-Lib (ta-lib-python primary, </w:t>
+      </w:r>
+      <w:proofErr w:type="spellStart"/>
+      <w:r>
+        <w:t>Bukosabino</w:t>
+      </w:r>
+      <w:proofErr w:type="spellEnd"/>
+      <w:r>
+        <w:t xml:space="preserve">/ta secondary), </w:t>
+      </w:r>
+      <w:proofErr w:type="spellStart"/>
+      <w:r>
+        <w:t>OpenHands</w:t>
+      </w:r>
+      <w:proofErr w:type="spellEnd"/>
+    </w:p>
+    <w:p>
+      <w:pPr>
+        <w:spacing w:line="240" w:lineRule="auto"/>
+      </w:pPr>
+      <w:r>
+        <w:t>- Prediction Models: Stock Prediction Models, LSTM Neural Network, Real-time-stock-market-prediction</w:t>
+      </w:r>
+    </w:p>
+    <w:p>
+      <w:pPr>
+        <w:spacing w:line="240" w:lineRule="auto"/>
+      </w:pPr>
+      <w:r>
+        <w:t xml:space="preserve">- </w:t>
+      </w:r>
+      <w:proofErr w:type="spellStart"/>
+      <w:r>
+        <w:t>Backtesting</w:t>
+      </w:r>
+      <w:proofErr w:type="spellEnd"/>
+      <w:r>
+        <w:t xml:space="preserve"> Tools: </w:t>
+      </w:r>
+      <w:proofErr w:type="spellStart"/>
+      <w:r>
+        <w:t>VectorBT</w:t>
+      </w:r>
+      <w:proofErr w:type="spellEnd"/>
+      <w:r>
+        <w:t xml:space="preserve">, </w:t>
+      </w:r>
+      <w:proofErr w:type="spellStart"/>
+      <w:r>
+        <w:t>backtrader</w:t>
+      </w:r>
+      <w:proofErr w:type="spellEnd"/>
+      <w:r>
+        <w:t xml:space="preserve">, </w:t>
+      </w:r>
+      <w:proofErr w:type="spellStart"/>
+      <w:r>
+        <w:t>TradingGym</w:t>
+      </w:r>
+      <w:proofErr w:type="spellEnd"/>
+    </w:p>
+    <w:p>
+      <w:pPr>
+        <w:spacing w:line="240" w:lineRule="auto"/>
+      </w:pPr>
+      <w:r>
+        <w:t xml:space="preserve">- Options Analytics: </w:t>
+      </w:r>
+      <w:proofErr w:type="spellStart"/>
+      <w:r>
+        <w:t>QuantLib</w:t>
+      </w:r>
+      <w:proofErr w:type="spellEnd"/>
+    </w:p>
+    <w:p>
+      <w:pPr>
+        <w:spacing w:line="240" w:lineRule="auto"/>
+      </w:pPr>
+      <w:r>
+        <w:t>- User Interface: Next.js (12.0.0)</w:t>
+      </w:r>
+    </w:p>
+    <w:p>
+      <w:pPr>
+        <w:spacing w:line="240" w:lineRule="auto"/>
+      </w:pPr>
+      <w:r>
+        <w:t xml:space="preserve">- API Layers: </w:t>
+      </w:r>
+      <w:proofErr w:type="spellStart"/>
+      <w:r>
+        <w:t>FastAPI</w:t>
+      </w:r>
+      <w:proofErr w:type="spellEnd"/>
+      <w:r>
+        <w:t xml:space="preserve"> (0.68.0), </w:t>
+      </w:r>
+      <w:proofErr w:type="spellStart"/>
+      <w:r>
+        <w:t>gRPC</w:t>
+      </w:r>
+      <w:proofErr w:type="spellEnd"/>
+    </w:p>
+    <w:p>
+      <w:pPr>
+        <w:spacing w:line="240" w:lineRule="auto"/>
+      </w:pPr>
+      <w:r>
+        <w:t xml:space="preserve">- Databases: PostgreSQL (with </w:t>
+      </w:r>
+      <w:proofErr w:type="spellStart"/>
+      <w:r>
+        <w:t>pgvector</w:t>
+      </w:r>
+      <w:proofErr w:type="spellEnd"/>
+      <w:r>
+        <w:t xml:space="preserve">), </w:t>
+      </w:r>
+      <w:proofErr w:type="spellStart"/>
+      <w:r>
+        <w:t>ClickHouse</w:t>
+      </w:r>
+      <w:proofErr w:type="spellEnd"/>
+      <w:r>
+        <w:t xml:space="preserve">, </w:t>
+      </w:r>
+      <w:proofErr w:type="spellStart"/>
+      <w:r>
+        <w:t>DuckDB</w:t>
+      </w:r>
+      <w:proofErr w:type="spellEnd"/>
+      <w:r>
+        <w:t xml:space="preserve">, </w:t>
+      </w:r>
+      <w:proofErr w:type="spellStart"/>
+      <w:r>
+        <w:t>Qdrant</w:t>
+      </w:r>
+      <w:proofErr w:type="spellEnd"/>
+      <w:r>
+        <w:t>, Apache Iceberg</w:t>
+      </w:r>
+    </w:p>
+    <w:p>
+      <w:pPr>
+        <w:spacing w:line="240" w:lineRule="auto"/>
+      </w:pPr>
+      <w:r>
+        <w:t>- Order Management: FIX Gateway (</w:t>
+      </w:r>
+      <w:proofErr w:type="spellStart"/>
+      <w:r>
+        <w:t>QuickFIX</w:t>
+      </w:r>
+      <w:proofErr w:type="spellEnd"/>
+      <w:r>
+        <w:t>/J or FIX8)</w:t>
+      </w:r>
+    </w:p>
+    <w:p>
+      <w:pPr>
+        <w:spacing w:line="240" w:lineRule="auto"/>
+      </w:pPr>
+      <w:r>
+        <w:t xml:space="preserve">- Feature Stores: Feast or </w:t>
+      </w:r>
+      <w:proofErr w:type="spellStart"/>
+      <w:r>
+        <w:t>Tecton</w:t>
+      </w:r>
+      <w:proofErr w:type="spellEnd"/>
+    </w:p>
+    <w:p>
+      <w:pPr>
+        <w:spacing w:line="240" w:lineRule="auto"/>
+      </w:pPr>
+      <w:r>
+        <w:t xml:space="preserve">- Observability: Prometheus, Grafana, Grafana Tempo, </w:t>
+      </w:r>
+      <w:proofErr w:type="spellStart"/>
+      <w:r>
+        <w:t>Memray</w:t>
+      </w:r>
+      <w:proofErr w:type="spellEnd"/>
+    </w:p>
+    <w:p>
+      <w:pPr>
+        <w:spacing w:line="240" w:lineRule="auto"/>
+      </w:pPr>
+      <w:r>
+        <w:t>- Security: Bandit (SAST), Zero-Trust, RBAC, Unleash (feature flags)</w:t>
+      </w:r>
+    </w:p>
+    <w:p>
+      <w:pPr>
+        <w:spacing w:line="240" w:lineRule="auto"/>
+      </w:pPr>
+      <w:r>
+        <w:t xml:space="preserve">- Other Tools: </w:t>
+      </w:r>
+      <w:proofErr w:type="spellStart"/>
+      <w:r>
+        <w:t>Optuna</w:t>
+      </w:r>
+      <w:proofErr w:type="spellEnd"/>
+      <w:r>
+        <w:t xml:space="preserve">, </w:t>
+      </w:r>
+      <w:proofErr w:type="spellStart"/>
+      <w:r>
+        <w:t>PyPortfolioOpt</w:t>
+      </w:r>
+      <w:proofErr w:type="spellEnd"/>
+      <w:r>
+        <w:t xml:space="preserve">, </w:t>
+      </w:r>
+      <w:proofErr w:type="spellStart"/>
+      <w:r>
+        <w:t>Riskfolio</w:t>
+      </w:r>
+      <w:proofErr w:type="spellEnd"/>
+      <w:r>
+        <w:t xml:space="preserve">-Lib, </w:t>
+      </w:r>
+      <w:proofErr w:type="spellStart"/>
+      <w:r>
+        <w:t>PyOD</w:t>
+      </w:r>
+      <w:proofErr w:type="spellEnd"/>
+      <w:r>
+        <w:t xml:space="preserve">, SHAP, </w:t>
+      </w:r>
+      <w:proofErr w:type="spellStart"/>
+      <w:r>
+        <w:t>Blockly</w:t>
+      </w:r>
+      <w:proofErr w:type="spellEnd"/>
+      <w:r>
+        <w:t xml:space="preserve">, Transformers, </w:t>
+      </w:r>
+      <w:proofErr w:type="spellStart"/>
+      <w:r>
+        <w:t>PyTorch</w:t>
+      </w:r>
+      <w:proofErr w:type="spellEnd"/>
+      <w:r>
+        <w:t xml:space="preserve">, </w:t>
+      </w:r>
+      <w:proofErr w:type="spellStart"/>
+      <w:r>
+        <w:t>FinRL</w:t>
+      </w:r>
+      <w:proofErr w:type="spellEnd"/>
+    </w:p>
+    <w:p>
+      <w:pPr>
+        <w:spacing w:line="240" w:lineRule="auto"/>
+      </w:pPr>
+    </w:p>
+    <w:p>
+      <w:pPr>
+        <w:spacing w:line="240" w:lineRule="auto"/>
+      </w:pPr>
+      <w:r>
         <w:t>The system uses Python 3.9 as the primary language and is developed in five phases:</w:t>
       </w:r>
     </w:p>
     <w:p>
       <w:pPr>
         <w:spacing w:line="240" w:lineRule="auto"/>
-        <w:rPr>
-          <w:i/>
-          <w:iCs/>
-        </w:rPr>
-      </w:pPr>
-      <w:r>
-        <w:rPr>
-          <w:i/>
-          <w:iCs/>
-        </w:rPr>
-        <w:t>1. **Foundational Setup:** Establish core infrastructure with Kafka, databases, and initial services.</w:t>
-      </w:r>
-    </w:p>
-    <w:p>
-      <w:pPr>
-        <w:spacing w:line="240" w:lineRule="auto"/>
-        <w:rPr>
-          <w:i/>
-          <w:iCs/>
-        </w:rPr>
-      </w:pPr>
-      <w:r>
-        <w:rPr>
-          <w:i/>
-          <w:iCs/>
-        </w:rPr>
-        <w:t>2. **API Bridge &amp; Initial Analytics:** Build the API layer for backtesting and analytics.</w:t>
-      </w:r>
-    </w:p>
-    <w:p>
-      <w:pPr>
-        <w:spacing w:line="240" w:lineRule="auto"/>
-        <w:rPr>
-          <w:i/>
-          <w:iCs/>
-        </w:rPr>
-      </w:pPr>
-      <w:r>
-        <w:rPr>
-          <w:i/>
-          <w:iCs/>
-        </w:rPr>
-        <w:t>3. **AI Assistant MVP:** Integrate the AI assistant with the trading engine.</w:t>
-      </w:r>
-    </w:p>
-    <w:p>
-      <w:pPr>
-        <w:spacing w:line="240" w:lineRule="auto"/>
-        <w:rPr>
-          <w:i/>
-          <w:iCs/>
-        </w:rPr>
-      </w:pPr>
-      <w:r>
-        <w:rPr>
-          <w:i/>
-          <w:iCs/>
-        </w:rPr>
-        <w:t>4. **Full User Experience &amp; Live Trading:** Develop the frontend and enable live trading.</w:t>
-      </w:r>
-    </w:p>
-    <w:p>
-      <w:pPr>
-        <w:spacing w:line="240" w:lineRule="auto"/>
-        <w:rPr>
-          <w:i/>
-          <w:iCs/>
-        </w:rPr>
-      </w:pPr>
-      <w:r>
-        <w:rPr>
-          <w:i/>
-          <w:iCs/>
-        </w:rPr>
-        <w:t>5. **Advanced Features &amp; Enterprise Readiness:** Add advanced analytics, security, and observability.</w:t>
-      </w:r>
-    </w:p>
-    <w:p>
-      <w:pPr>
-        <w:spacing w:line="240" w:lineRule="auto"/>
-        <w:rPr>
-          <w:i/>
-          <w:iCs/>
-        </w:rPr>
-      </w:pPr>
-    </w:p>
-    <w:p>
-      <w:pPr>
-        <w:spacing w:line="240" w:lineRule="auto"/>
-        <w:rPr>
-          <w:i/>
-          <w:iCs/>
-        </w:rPr>
-      </w:pPr>
-      <w:r>
-        <w:rPr>
-          <w:i/>
-          <w:iCs/>
-        </w:rPr>
-        <w:t>Your role is to generate secure, efficient, and accurate code snippets, configurations, and integration steps for each phase, compatible with the specified versions. Follow best practices for trading systems, including robust error handling, input validation, and performance optimization. Provide unit tests and documentation snippets when requested.</w:t>
+      </w:pPr>
+      <w:r>
+        <w:t>1. Foundational Setup: Establish core infrastructure with Kafka, databases, and initial services.</w:t>
+      </w:r>
+    </w:p>
+    <w:p>
+      <w:pPr>
+        <w:spacing w:line="240" w:lineRule="auto"/>
+      </w:pPr>
+      <w:r>
+        <w:t xml:space="preserve">2. API Bridge &amp; Initial Analytics: Build the API layer for </w:t>
+      </w:r>
+      <w:proofErr w:type="spellStart"/>
+      <w:r>
+        <w:t>backtesting</w:t>
+      </w:r>
+      <w:proofErr w:type="spellEnd"/>
+      <w:r>
+        <w:t xml:space="preserve"> and analytics.</w:t>
+      </w:r>
+    </w:p>
+    <w:p>
+      <w:pPr>
+        <w:spacing w:line="240" w:lineRule="auto"/>
+      </w:pPr>
+      <w:r>
+        <w:t>3. AI Assistant MVP: Integrate the AI assistant with the trading engine.</w:t>
+      </w:r>
+    </w:p>
+    <w:p>
+      <w:pPr>
+        <w:spacing w:line="240" w:lineRule="auto"/>
+      </w:pPr>
+      <w:r>
+        <w:t>4. Full User Experience &amp; Live Trading: Develop the frontend and enable live trading.</w:t>
+      </w:r>
+    </w:p>
+    <w:p>
+      <w:pPr>
+        <w:spacing w:line="240" w:lineRule="auto"/>
+      </w:pPr>
+      <w:r>
+        <w:t>5. Advanced Features &amp; Enterprise Readiness: Add advanced analytics, security, and observability.</w:t>
+      </w:r>
+    </w:p>
+    <w:p>
+      <w:pPr>
+        <w:spacing w:line="240" w:lineRule="auto"/>
+      </w:pPr>
+    </w:p>
+    <w:p>
+      <w:pPr>
+        <w:spacing w:line="240" w:lineRule="auto"/>
+      </w:pPr>
+      <w:r>
+        <w:t>Your role is to generate secure, efficient, and accurate code snippets, configurations, and integration steps for each phase, compatible with the specified versions. Follow best practices for trading systems, including robust error handling, input validation, and performance optimi</w:t>
+      </w:r>
+      <w:r>
+        <w:t>s</w:t>
+      </w:r>
+      <w:r>
+        <w:t>ation. Provide unit tests and documentation snippets when requested.</w:t>
       </w:r>
     </w:p>
     <w:p>
@@ -2939,399 +4335,307 @@
     <w:p>
       <w:pPr>
         <w:spacing w:line="240" w:lineRule="auto"/>
-        <w:rPr>
-          <w:i/>
-          <w:iCs/>
-        </w:rPr>
-      </w:pPr>
-      <w:r>
-        <w:rPr>
-          <w:i/>
-          <w:iCs/>
-        </w:rPr>
+      </w:pPr>
+      <w:r>
         <w:t>For Phase 1 of the algorithmic trading system, the objective is to establish the core infrastructure. Using the context from the initial prompt, assist with the following tasks:</w:t>
       </w:r>
     </w:p>
     <w:p>
       <w:pPr>
         <w:spacing w:line="240" w:lineRule="auto"/>
-        <w:rPr>
-          <w:i/>
-          <w:iCs/>
-        </w:rPr>
-      </w:pPr>
-    </w:p>
-    <w:p>
-      <w:pPr>
-        <w:spacing w:line="240" w:lineRule="auto"/>
-        <w:rPr>
-          <w:i/>
-          <w:iCs/>
-        </w:rPr>
-      </w:pPr>
-      <w:r>
-        <w:rPr>
-          <w:i/>
-          <w:iCs/>
-        </w:rPr>
-        <w:t>1. **Git Repository Setup:**</w:t>
-      </w:r>
-    </w:p>
-    <w:p>
-      <w:pPr>
-        <w:spacing w:line="240" w:lineRule="auto"/>
-        <w:rPr>
-          <w:i/>
-          <w:iCs/>
-        </w:rPr>
-      </w:pPr>
-      <w:r>
-        <w:rPr>
-          <w:i/>
-          <w:iCs/>
-        </w:rPr>
-        <w:t xml:space="preserve">   - Provide a shell command to initialize a Git repository with directories: `/nautilus_trader_engine`, `/ai_assistant`, `/frontend`.</w:t>
-      </w:r>
-    </w:p>
-    <w:p>
-      <w:pPr>
-        <w:spacing w:line="240" w:lineRule="auto"/>
-        <w:rPr>
-          <w:i/>
-          <w:iCs/>
-        </w:rPr>
-      </w:pPr>
-    </w:p>
-    <w:p>
-      <w:pPr>
-        <w:spacing w:line="240" w:lineRule="auto"/>
-        <w:rPr>
-          <w:i/>
-          <w:iCs/>
-        </w:rPr>
-      </w:pPr>
-      <w:r>
-        <w:rPr>
-          <w:i/>
-          <w:iCs/>
-        </w:rPr>
-        <w:t>2. **Docker Compose Configuration:**</w:t>
-      </w:r>
-    </w:p>
-    <w:p>
-      <w:pPr>
-        <w:spacing w:line="240" w:lineRule="auto"/>
-        <w:rPr>
-          <w:i/>
-          <w:iCs/>
-        </w:rPr>
-      </w:pPr>
-      <w:r>
-        <w:rPr>
-          <w:i/>
-          <w:iCs/>
-        </w:rPr>
-        <w:t xml:space="preserve">   - Generate a `docker-compose.yml` file for:</w:t>
-      </w:r>
-    </w:p>
-    <w:p>
-      <w:pPr>
-        <w:spacing w:line="240" w:lineRule="auto"/>
-        <w:rPr>
-          <w:i/>
-          <w:iCs/>
-        </w:rPr>
-      </w:pPr>
-      <w:r>
-        <w:rPr>
-          <w:i/>
-          <w:iCs/>
-        </w:rPr>
-        <w:t xml:space="preserve">     - NautilusTrader Engine (official image)</w:t>
-      </w:r>
-    </w:p>
-    <w:p>
-      <w:pPr>
-        <w:spacing w:line="240" w:lineRule="auto"/>
-        <w:rPr>
-          <w:i/>
-          <w:iCs/>
-        </w:rPr>
-      </w:pPr>
-      <w:r>
-        <w:rPr>
-          <w:i/>
-          <w:iCs/>
-        </w:rPr>
+      </w:pPr>
+    </w:p>
+    <w:p>
+      <w:pPr>
+        <w:spacing w:line="240" w:lineRule="auto"/>
+      </w:pPr>
+      <w:r>
+        <w:t>1. Git Repository Setup:</w:t>
+      </w:r>
+    </w:p>
+    <w:p>
+      <w:pPr>
+        <w:spacing w:line="240" w:lineRule="auto"/>
+      </w:pPr>
+      <w:r>
+        <w:t xml:space="preserve">   - Provide a shell command to initiali</w:t>
+      </w:r>
+      <w:r>
+        <w:t>s</w:t>
+      </w:r>
+      <w:r>
+        <w:t>e a Git repository with directories: `/</w:t>
+      </w:r>
+      <w:proofErr w:type="spellStart"/>
+      <w:r>
+        <w:t>nautilus_trader_engine</w:t>
+      </w:r>
+      <w:proofErr w:type="spellEnd"/>
+      <w:r>
+        <w:t>`, `/</w:t>
+      </w:r>
+      <w:proofErr w:type="spellStart"/>
+      <w:r>
+        <w:t>ai_assistant</w:t>
+      </w:r>
+      <w:proofErr w:type="spellEnd"/>
+      <w:r>
+        <w:t>`, `/frontend`.</w:t>
+      </w:r>
+    </w:p>
+    <w:p>
+      <w:pPr>
+        <w:spacing w:line="240" w:lineRule="auto"/>
+      </w:pPr>
+    </w:p>
+    <w:p>
+      <w:pPr>
+        <w:spacing w:line="240" w:lineRule="auto"/>
+      </w:pPr>
+      <w:r>
+        <w:t>2. Docker Compose Configuration:</w:t>
+      </w:r>
+    </w:p>
+    <w:p>
+      <w:pPr>
+        <w:spacing w:line="240" w:lineRule="auto"/>
+      </w:pPr>
+      <w:r>
+        <w:t xml:space="preserve">   - Generate a `docker-</w:t>
+      </w:r>
+      <w:proofErr w:type="spellStart"/>
+      <w:r>
+        <w:t>compose.yml</w:t>
+      </w:r>
+      <w:proofErr w:type="spellEnd"/>
+      <w:r>
+        <w:t>` file for:</w:t>
+      </w:r>
+    </w:p>
+    <w:p>
+      <w:pPr>
+        <w:spacing w:line="240" w:lineRule="auto"/>
+      </w:pPr>
+      <w:r>
+        <w:t xml:space="preserve">     - </w:t>
+      </w:r>
+      <w:proofErr w:type="spellStart"/>
+      <w:r>
+        <w:t>NautilusTrader</w:t>
+      </w:r>
+      <w:proofErr w:type="spellEnd"/>
+      <w:r>
+        <w:t xml:space="preserve"> Engine (official image)</w:t>
+      </w:r>
+    </w:p>
+    <w:p>
+      <w:pPr>
+        <w:spacing w:line="240" w:lineRule="auto"/>
+      </w:pPr>
+      <w:r>
         <w:t xml:space="preserve">     - Apache Kafka (3.0.0) with Schema Registry</w:t>
       </w:r>
     </w:p>
     <w:p>
       <w:pPr>
         <w:spacing w:line="240" w:lineRule="auto"/>
-        <w:rPr>
-          <w:i/>
-          <w:iCs/>
-        </w:rPr>
-      </w:pPr>
-      <w:r>
-        <w:rPr>
-          <w:i/>
-          <w:iCs/>
-        </w:rPr>
-        <w:t xml:space="preserve">     - PostgreSQL with pgvector extension</w:t>
-      </w:r>
-    </w:p>
-    <w:p>
-      <w:pPr>
-        <w:spacing w:line="240" w:lineRule="auto"/>
-        <w:rPr>
-          <w:i/>
-          <w:iCs/>
-        </w:rPr>
-      </w:pPr>
-      <w:r>
-        <w:rPr>
-          <w:i/>
-          <w:iCs/>
-        </w:rPr>
-        <w:t xml:space="preserve">     - ClickHouse</w:t>
-      </w:r>
-    </w:p>
-    <w:p>
-      <w:pPr>
-        <w:spacing w:line="240" w:lineRule="auto"/>
-        <w:rPr>
-          <w:i/>
-          <w:iCs/>
-        </w:rPr>
-      </w:pPr>
-      <w:r>
-        <w:rPr>
-          <w:i/>
-          <w:iCs/>
-        </w:rPr>
-        <w:t xml:space="preserve">     - DuckDB</w:t>
-      </w:r>
-    </w:p>
-    <w:p>
-      <w:pPr>
-        <w:spacing w:line="240" w:lineRule="auto"/>
-        <w:rPr>
-          <w:i/>
-          <w:iCs/>
-        </w:rPr>
-      </w:pPr>
-      <w:r>
-        <w:rPr>
-          <w:i/>
-          <w:iCs/>
-        </w:rPr>
+      </w:pPr>
+      <w:r>
+        <w:t xml:space="preserve">     - PostgreSQL with </w:t>
+      </w:r>
+      <w:proofErr w:type="spellStart"/>
+      <w:r>
+        <w:t>pgvector</w:t>
+      </w:r>
+      <w:proofErr w:type="spellEnd"/>
+      <w:r>
+        <w:t xml:space="preserve"> extension</w:t>
+      </w:r>
+    </w:p>
+    <w:p>
+      <w:pPr>
+        <w:spacing w:line="240" w:lineRule="auto"/>
+      </w:pPr>
+      <w:r>
+        <w:t xml:space="preserve">     - </w:t>
+      </w:r>
+      <w:proofErr w:type="spellStart"/>
+      <w:r>
+        <w:t>ClickHouse</w:t>
+      </w:r>
+      <w:proofErr w:type="spellEnd"/>
+    </w:p>
+    <w:p>
+      <w:pPr>
+        <w:spacing w:line="240" w:lineRule="auto"/>
+      </w:pPr>
+      <w:r>
+        <w:t xml:space="preserve">     - </w:t>
+      </w:r>
+      <w:proofErr w:type="spellStart"/>
+      <w:r>
+        <w:t>DuckDB</w:t>
+      </w:r>
+      <w:proofErr w:type="spellEnd"/>
+    </w:p>
+    <w:p>
+      <w:pPr>
+        <w:spacing w:line="240" w:lineRule="auto"/>
+      </w:pPr>
+      <w:r>
         <w:t xml:space="preserve">     - Prometheus JMX Exporter</w:t>
       </w:r>
     </w:p>
     <w:p>
       <w:pPr>
         <w:spacing w:line="240" w:lineRule="auto"/>
-        <w:rPr>
-          <w:i/>
-          <w:iCs/>
-        </w:rPr>
-      </w:pPr>
-      <w:r>
-        <w:rPr>
-          <w:i/>
-          <w:iCs/>
-        </w:rPr>
+      </w:pPr>
+      <w:r>
         <w:t xml:space="preserve">   - Ensure services are networked, use trusted images, and are scalable for production.</w:t>
       </w:r>
     </w:p>
     <w:p>
       <w:pPr>
         <w:spacing w:line="240" w:lineRule="auto"/>
-        <w:rPr>
-          <w:i/>
-          <w:iCs/>
-        </w:rPr>
-      </w:pPr>
-    </w:p>
-    <w:p>
-      <w:pPr>
-        <w:spacing w:line="240" w:lineRule="auto"/>
-        <w:rPr>
-          <w:i/>
-          <w:iCs/>
-        </w:rPr>
-      </w:pPr>
-      <w:r>
-        <w:rPr>
-          <w:i/>
-          <w:iCs/>
-        </w:rPr>
-        <w:t>3. **NautilusTrader Configuration:**</w:t>
-      </w:r>
-    </w:p>
-    <w:p>
-      <w:pPr>
-        <w:spacing w:line="240" w:lineRule="auto"/>
-        <w:rPr>
-          <w:i/>
-          <w:iCs/>
-        </w:rPr>
-      </w:pPr>
-      <w:r>
-        <w:rPr>
-          <w:i/>
-          <w:iCs/>
-        </w:rPr>
-        <w:t xml:space="preserve">   - Provide a Python script to configure NautilusTrader to subscribe to a Kafka topic (`market_data.yfinance`) and fetch Yahoo Finance data. Include error handling and logging.</w:t>
-      </w:r>
-    </w:p>
-    <w:p>
-      <w:pPr>
-        <w:spacing w:line="240" w:lineRule="auto"/>
-        <w:rPr>
-          <w:i/>
-          <w:iCs/>
-        </w:rPr>
-      </w:pPr>
-    </w:p>
-    <w:p>
-      <w:pPr>
-        <w:spacing w:line="240" w:lineRule="auto"/>
-        <w:rPr>
-          <w:i/>
-          <w:iCs/>
-        </w:rPr>
-      </w:pPr>
-      <w:r>
-        <w:rPr>
-          <w:i/>
-          <w:iCs/>
-        </w:rPr>
-        <w:t>4. **Backtesting Tools Setup:**</w:t>
-      </w:r>
-    </w:p>
-    <w:p>
-      <w:pPr>
-        <w:spacing w:line="240" w:lineRule="auto"/>
-        <w:rPr>
-          <w:i/>
-          <w:iCs/>
-        </w:rPr>
-      </w:pPr>
-      <w:r>
-        <w:rPr>
-          <w:i/>
-          <w:iCs/>
-        </w:rPr>
-        <w:t xml:space="preserve">   - Generate a Python script to set up Backtrader and TradingGym with a sample moving average crossover strategy using Yahoo Finance data.</w:t>
-      </w:r>
-    </w:p>
-    <w:p>
-      <w:pPr>
-        <w:spacing w:line="240" w:lineRule="auto"/>
-        <w:rPr>
-          <w:i/>
-          <w:iCs/>
-        </w:rPr>
-      </w:pPr>
-    </w:p>
-    <w:p>
-      <w:pPr>
-        <w:spacing w:line="240" w:lineRule="auto"/>
-        <w:rPr>
-          <w:i/>
-          <w:iCs/>
-        </w:rPr>
-      </w:pPr>
-      <w:r>
-        <w:rPr>
-          <w:i/>
-          <w:iCs/>
-        </w:rPr>
-        <w:t>5. **Security Scans:**</w:t>
-      </w:r>
-    </w:p>
-    <w:p>
-      <w:pPr>
-        <w:spacing w:line="240" w:lineRule="auto"/>
-        <w:rPr>
-          <w:i/>
-          <w:iCs/>
-        </w:rPr>
-      </w:pPr>
-      <w:r>
-        <w:rPr>
-          <w:i/>
-          <w:iCs/>
-        </w:rPr>
+      </w:pPr>
+    </w:p>
+    <w:p>
+      <w:pPr>
+        <w:spacing w:line="240" w:lineRule="auto"/>
+      </w:pPr>
+      <w:r>
+        <w:t xml:space="preserve">3. </w:t>
+      </w:r>
+      <w:proofErr w:type="spellStart"/>
+      <w:r>
+        <w:t>NautilusTrader</w:t>
+      </w:r>
+      <w:proofErr w:type="spellEnd"/>
+      <w:r>
+        <w:t xml:space="preserve"> Configuration:</w:t>
+      </w:r>
+    </w:p>
+    <w:p>
+      <w:pPr>
+        <w:spacing w:line="240" w:lineRule="auto"/>
+      </w:pPr>
+      <w:r>
+        <w:t xml:space="preserve">   - Provide a Python script to configure </w:t>
+      </w:r>
+      <w:proofErr w:type="spellStart"/>
+      <w:r>
+        <w:t>NautilusTrader</w:t>
+      </w:r>
+      <w:proofErr w:type="spellEnd"/>
+      <w:r>
+        <w:t xml:space="preserve"> to subscribe to a Kafka topic (`</w:t>
+      </w:r>
+      <w:proofErr w:type="spellStart"/>
+      <w:r>
+        <w:t>market_data.yfinance</w:t>
+      </w:r>
+      <w:proofErr w:type="spellEnd"/>
+      <w:r>
+        <w:t>`) and fetch Yahoo Finance data. Include error handling and logging.</w:t>
+      </w:r>
+    </w:p>
+    <w:p>
+      <w:pPr>
+        <w:spacing w:line="240" w:lineRule="auto"/>
+      </w:pPr>
+    </w:p>
+    <w:p>
+      <w:pPr>
+        <w:spacing w:line="240" w:lineRule="auto"/>
+      </w:pPr>
+      <w:r>
+        <w:t xml:space="preserve">4. </w:t>
+      </w:r>
+      <w:proofErr w:type="spellStart"/>
+      <w:r>
+        <w:t>Backtesting</w:t>
+      </w:r>
+      <w:proofErr w:type="spellEnd"/>
+      <w:r>
+        <w:t xml:space="preserve"> Tools Setup:</w:t>
+      </w:r>
+    </w:p>
+    <w:p>
+      <w:pPr>
+        <w:spacing w:line="240" w:lineRule="auto"/>
+      </w:pPr>
+      <w:r>
+        <w:t xml:space="preserve">   - Generate a Python script to set up </w:t>
+      </w:r>
+      <w:proofErr w:type="spellStart"/>
+      <w:r>
+        <w:t>Backtrader</w:t>
+      </w:r>
+      <w:proofErr w:type="spellEnd"/>
+      <w:r>
+        <w:t xml:space="preserve"> and </w:t>
+      </w:r>
+      <w:proofErr w:type="spellStart"/>
+      <w:r>
+        <w:t>TradingGym</w:t>
+      </w:r>
+      <w:proofErr w:type="spellEnd"/>
+      <w:r>
+        <w:t xml:space="preserve"> with a sample moving average crossover strategy using Yahoo Finance data.</w:t>
+      </w:r>
+    </w:p>
+    <w:p>
+      <w:pPr>
+        <w:spacing w:line="240" w:lineRule="auto"/>
+      </w:pPr>
+    </w:p>
+    <w:p>
+      <w:pPr>
+        <w:spacing w:line="240" w:lineRule="auto"/>
+      </w:pPr>
+      <w:r>
+        <w:t>5. Security Scans:</w:t>
+      </w:r>
+    </w:p>
+    <w:p>
+      <w:pPr>
+        <w:spacing w:line="240" w:lineRule="auto"/>
+      </w:pPr>
+      <w:r>
         <w:t xml:space="preserve">   - Provide a shell script or configuration to integrate Bandit into Git pre-commit hooks for scanning Python code.</w:t>
       </w:r>
     </w:p>
     <w:p>
       <w:pPr>
         <w:spacing w:line="240" w:lineRule="auto"/>
-        <w:rPr>
-          <w:i/>
-          <w:iCs/>
-        </w:rPr>
-      </w:pPr>
-    </w:p>
-    <w:p>
-      <w:pPr>
-        <w:spacing w:line="240" w:lineRule="auto"/>
-        <w:rPr>
-          <w:i/>
-          <w:iCs/>
-        </w:rPr>
-      </w:pPr>
-      <w:r>
-        <w:rPr>
-          <w:i/>
-          <w:iCs/>
-        </w:rPr>
-        <w:t>6. **Observability:**</w:t>
-      </w:r>
-    </w:p>
-    <w:p>
-      <w:pPr>
-        <w:spacing w:line="240" w:lineRule="auto"/>
-        <w:rPr>
-          <w:i/>
-          <w:iCs/>
-        </w:rPr>
-      </w:pPr>
-      <w:r>
-        <w:rPr>
-          <w:i/>
-          <w:iCs/>
-        </w:rPr>
+      </w:pPr>
+    </w:p>
+    <w:p>
+      <w:pPr>
+        <w:spacing w:line="240" w:lineRule="auto"/>
+      </w:pPr>
+      <w:r>
+        <w:t>6. Observability:</w:t>
+      </w:r>
+    </w:p>
+    <w:p>
+      <w:pPr>
+        <w:spacing w:line="240" w:lineRule="auto"/>
+      </w:pPr>
+      <w:r>
         <w:t xml:space="preserve">   - Supply Prometheus and Grafana configuration files to monitor data fetch rates and system health.</w:t>
       </w:r>
     </w:p>
     <w:p>
       <w:pPr>
         <w:spacing w:line="240" w:lineRule="auto"/>
-        <w:rPr>
-          <w:i/>
-          <w:iCs/>
-        </w:rPr>
-      </w:pPr>
-    </w:p>
-    <w:p>
-      <w:pPr>
-        <w:spacing w:line="240" w:lineRule="auto"/>
-        <w:rPr>
-          <w:i/>
-          <w:iCs/>
-        </w:rPr>
-      </w:pPr>
-      <w:r>
-        <w:rPr>
-          <w:i/>
-          <w:iCs/>
-        </w:rPr>
+      </w:pPr>
+    </w:p>
+    <w:p>
+      <w:pPr>
+        <w:spacing w:line="240" w:lineRule="auto"/>
+      </w:pPr>
+      <w:r>
         <w:t>Ensure all outputs are secure, efficient, and aligned with trading system best practices. Include comments in code for clarity.</w:t>
       </w:r>
     </w:p>
@@ -3359,410 +4663,372 @@
     <w:p>
       <w:pPr>
         <w:spacing w:line="240" w:lineRule="auto"/>
-        <w:rPr>
-          <w:i/>
-          <w:iCs/>
-        </w:rPr>
-      </w:pPr>
-      <w:r>
-        <w:rPr>
-          <w:i/>
-          <w:iCs/>
-        </w:rPr>
-        <w:t>In Phase 2, we build the API layer and enable analytics, building on Phase 1’s infrastructure (Kafka, NautilusTrader, databases). Using the initial prompt’s context, assist with:</w:t>
-      </w:r>
-    </w:p>
-    <w:p>
-      <w:pPr>
-        <w:spacing w:line="240" w:lineRule="auto"/>
-        <w:rPr>
-          <w:i/>
-          <w:iCs/>
-        </w:rPr>
-      </w:pPr>
-    </w:p>
-    <w:p>
-      <w:pPr>
-        <w:spacing w:line="240" w:lineRule="auto"/>
-        <w:rPr>
-          <w:i/>
-          <w:iCs/>
-        </w:rPr>
-      </w:pPr>
-      <w:r>
-        <w:rPr>
-          <w:i/>
-          <w:iCs/>
-        </w:rPr>
-        <w:t>1. **FastAPI Application Setup:**</w:t>
-      </w:r>
-    </w:p>
-    <w:p>
-      <w:pPr>
-        <w:spacing w:line="240" w:lineRule="auto"/>
-        <w:rPr>
-          <w:i/>
-          <w:iCs/>
-        </w:rPr>
-      </w:pPr>
-      <w:r>
-        <w:rPr>
-          <w:i/>
-          <w:iCs/>
-        </w:rPr>
-        <w:t xml:space="preserve">   - Generate a FastAPI (0.68.0) project structure with OAuth2 and JWT authentication, interfacing with NautilusTrader and backtesting tools.</w:t>
-      </w:r>
-    </w:p>
-    <w:p>
-      <w:pPr>
-        <w:spacing w:line="240" w:lineRule="auto"/>
-        <w:rPr>
-          <w:i/>
-          <w:iCs/>
-        </w:rPr>
-      </w:pPr>
-    </w:p>
-    <w:p>
-      <w:pPr>
-        <w:spacing w:line="240" w:lineRule="auto"/>
-        <w:rPr>
-          <w:i/>
-          <w:iCs/>
-        </w:rPr>
-      </w:pPr>
-      <w:r>
-        <w:rPr>
-          <w:i/>
-          <w:iCs/>
-        </w:rPr>
-        <w:t>2. **Backtesting Endpoint:**</w:t>
-      </w:r>
-    </w:p>
-    <w:p>
-      <w:pPr>
-        <w:spacing w:line="240" w:lineRule="auto"/>
-        <w:rPr>
-          <w:i/>
-          <w:iCs/>
-        </w:rPr>
-      </w:pPr>
-      <w:r>
-        <w:rPr>
-          <w:i/>
-          <w:iCs/>
-        </w:rPr>
-        <w:t xml:space="preserve">   - Provide Python code for a `POST /backtest` endpoint that accepts a JSON payload (e.g., ticker, dates, strategy) and returns metrics (Sharpe Ratio, Max Drawdown).</w:t>
-      </w:r>
-    </w:p>
-    <w:p>
-      <w:pPr>
-        <w:spacing w:line="240" w:lineRule="auto"/>
-        <w:rPr>
-          <w:i/>
-          <w:iCs/>
-        </w:rPr>
-      </w:pPr>
-    </w:p>
-    <w:p>
-      <w:pPr>
-        <w:spacing w:line="240" w:lineRule="auto"/>
-        <w:rPr>
-          <w:i/>
-          <w:iCs/>
-        </w:rPr>
-      </w:pPr>
-      <w:r>
-        <w:rPr>
-          <w:i/>
-          <w:iCs/>
-        </w:rPr>
-        <w:t>3. **Technical Indicators:**</w:t>
-      </w:r>
-    </w:p>
-    <w:p>
-      <w:pPr>
-        <w:spacing w:line="240" w:lineRule="auto"/>
-        <w:rPr>
-          <w:i/>
-          <w:iCs/>
-        </w:rPr>
-      </w:pPr>
-      <w:r>
-        <w:rPr>
-          <w:i/>
-          <w:iCs/>
-        </w:rPr>
-        <w:t xml:space="preserve">   - Supply a Python script to integrate TA-Lib (ta-lib-python) and Bukosabino/ta for indicators like VW SMA, with error handling.</w:t>
-      </w:r>
-    </w:p>
-    <w:p>
-      <w:pPr>
-        <w:spacing w:line="240" w:lineRule="auto"/>
-        <w:rPr>
-          <w:i/>
-          <w:iCs/>
-        </w:rPr>
-      </w:pPr>
-    </w:p>
-    <w:p>
-      <w:pPr>
-        <w:spacing w:line="240" w:lineRule="auto"/>
-        <w:rPr>
-          <w:i/>
-          <w:iCs/>
-        </w:rPr>
-      </w:pPr>
-      <w:r>
-        <w:rPr>
-          <w:i/>
-          <w:iCs/>
-        </w:rPr>
-        <w:t>4. **gRPC Streaming:**</w:t>
-      </w:r>
-    </w:p>
-    <w:p>
-      <w:pPr>
-        <w:spacing w:line="240" w:lineRule="auto"/>
-        <w:rPr>
-          <w:i/>
-          <w:iCs/>
-        </w:rPr>
-      </w:pPr>
-      <w:r>
-        <w:rPr>
-          <w:i/>
-          <w:iCs/>
-        </w:rPr>
-        <w:t xml:space="preserve">   - Generate `.proto` file and Python code for a gRPC service to stream Kafka market data with low latency.</w:t>
-      </w:r>
-    </w:p>
-    <w:p>
-      <w:pPr>
-        <w:spacing w:line="240" w:lineRule="auto"/>
-        <w:rPr>
-          <w:i/>
-          <w:iCs/>
-        </w:rPr>
-      </w:pPr>
-    </w:p>
-    <w:p>
-      <w:pPr>
-        <w:spacing w:line="240" w:lineRule="auto"/>
-        <w:rPr>
-          <w:i/>
-          <w:iCs/>
-        </w:rPr>
-      </w:pPr>
-      <w:r>
-        <w:rPr>
-          <w:i/>
-          <w:iCs/>
-        </w:rPr>
-        <w:t>5. **VectorBT Integration:**</w:t>
-      </w:r>
-    </w:p>
-    <w:p>
-      <w:pPr>
-        <w:spacing w:line="240" w:lineRule="auto"/>
-        <w:rPr>
-          <w:i/>
-          <w:iCs/>
-        </w:rPr>
-      </w:pPr>
-      <w:r>
-        <w:rPr>
-          <w:i/>
-          <w:iCs/>
-        </w:rPr>
-        <w:t xml:space="preserve">   - Provide a Python script to configure VectorBT for GPU-accelerated backtesting, linked to NautilusTrader.</w:t>
-      </w:r>
-    </w:p>
-    <w:p>
-      <w:pPr>
-        <w:spacing w:line="240" w:lineRule="auto"/>
-        <w:rPr>
-          <w:i/>
-          <w:iCs/>
-        </w:rPr>
-      </w:pPr>
-    </w:p>
-    <w:p>
-      <w:pPr>
-        <w:spacing w:line="240" w:lineRule="auto"/>
-        <w:rPr>
-          <w:i/>
-          <w:iCs/>
-        </w:rPr>
-      </w:pPr>
-      <w:r>
-        <w:rPr>
-          <w:i/>
-          <w:iCs/>
-        </w:rPr>
-        <w:t>6. **Optimization Endpoint:**</w:t>
-      </w:r>
-    </w:p>
-    <w:p>
-      <w:pPr>
-        <w:spacing w:line="240" w:lineRule="auto"/>
-        <w:rPr>
-          <w:i/>
-          <w:iCs/>
-        </w:rPr>
-      </w:pPr>
-      <w:r>
-        <w:rPr>
-          <w:i/>
-          <w:iCs/>
-        </w:rPr>
-        <w:t xml:space="preserve">   - Supply Python code for a `POST /optimize` endpoint using Optuna to tune strategy parameters.</w:t>
-      </w:r>
-    </w:p>
-    <w:p>
-      <w:pPr>
-        <w:spacing w:line="240" w:lineRule="auto"/>
-        <w:rPr>
-          <w:i/>
-          <w:iCs/>
-        </w:rPr>
-      </w:pPr>
-    </w:p>
-    <w:p>
-      <w:pPr>
-        <w:spacing w:line="240" w:lineRule="auto"/>
-        <w:rPr>
-          <w:i/>
-          <w:iCs/>
-        </w:rPr>
-      </w:pPr>
-      <w:r>
-        <w:rPr>
-          <w:i/>
-          <w:iCs/>
-        </w:rPr>
-        <w:t>7. **Feature Store:**</w:t>
-      </w:r>
-    </w:p>
-    <w:p>
-      <w:pPr>
-        <w:spacing w:line="240" w:lineRule="auto"/>
-        <w:rPr>
-          <w:i/>
-          <w:iCs/>
-        </w:rPr>
-      </w:pPr>
-      <w:r>
-        <w:rPr>
-          <w:i/>
-          <w:iCs/>
-        </w:rPr>
+      </w:pPr>
+      <w:r>
+        <w:t xml:space="preserve">In Phase 2, we build the API layer and enable analytics, building on Phase 1’s infrastructure (Kafka, </w:t>
+      </w:r>
+      <w:proofErr w:type="spellStart"/>
+      <w:r>
+        <w:t>NautilusTrader</w:t>
+      </w:r>
+      <w:proofErr w:type="spellEnd"/>
+      <w:r>
+        <w:t>, databases). Using the initial prompt’s context, assist with:</w:t>
+      </w:r>
+    </w:p>
+    <w:p>
+      <w:pPr>
+        <w:spacing w:line="240" w:lineRule="auto"/>
+      </w:pPr>
+    </w:p>
+    <w:p>
+      <w:pPr>
+        <w:spacing w:line="240" w:lineRule="auto"/>
+      </w:pPr>
+      <w:r>
+        <w:t xml:space="preserve">1. </w:t>
+      </w:r>
+      <w:proofErr w:type="spellStart"/>
+      <w:r>
+        <w:t>FastAPI</w:t>
+      </w:r>
+      <w:proofErr w:type="spellEnd"/>
+      <w:r>
+        <w:t xml:space="preserve"> Application Setup:</w:t>
+      </w:r>
+    </w:p>
+    <w:p>
+      <w:pPr>
+        <w:spacing w:line="240" w:lineRule="auto"/>
+      </w:pPr>
+      <w:r>
+        <w:t xml:space="preserve">   - Generate a </w:t>
+      </w:r>
+      <w:proofErr w:type="spellStart"/>
+      <w:r>
+        <w:t>FastAPI</w:t>
+      </w:r>
+      <w:proofErr w:type="spellEnd"/>
+      <w:r>
+        <w:t xml:space="preserve"> (0.68.0) project structure with OAuth2 and JWT authentication, interfacing with </w:t>
+      </w:r>
+      <w:proofErr w:type="spellStart"/>
+      <w:r>
+        <w:t>NautilusTrader</w:t>
+      </w:r>
+      <w:proofErr w:type="spellEnd"/>
+      <w:r>
+        <w:t xml:space="preserve"> and </w:t>
+      </w:r>
+      <w:proofErr w:type="spellStart"/>
+      <w:r>
+        <w:t>backtesting</w:t>
+      </w:r>
+      <w:proofErr w:type="spellEnd"/>
+      <w:r>
+        <w:t xml:space="preserve"> tools.</w:t>
+      </w:r>
+    </w:p>
+    <w:p>
+      <w:pPr>
+        <w:spacing w:line="240" w:lineRule="auto"/>
+      </w:pPr>
+    </w:p>
+    <w:p>
+      <w:pPr>
+        <w:spacing w:line="240" w:lineRule="auto"/>
+      </w:pPr>
+      <w:r>
+        <w:t xml:space="preserve">2. </w:t>
+      </w:r>
+      <w:proofErr w:type="spellStart"/>
+      <w:r>
+        <w:t>Backtesting</w:t>
+      </w:r>
+      <w:proofErr w:type="spellEnd"/>
+      <w:r>
+        <w:t xml:space="preserve"> Endpoint:</w:t>
+      </w:r>
+    </w:p>
+    <w:p>
+      <w:pPr>
+        <w:spacing w:line="240" w:lineRule="auto"/>
+      </w:pPr>
+      <w:r>
+        <w:t xml:space="preserve">   - Provide Python code for a `POST /</w:t>
+      </w:r>
+      <w:proofErr w:type="spellStart"/>
+      <w:r>
+        <w:t>backtest</w:t>
+      </w:r>
+      <w:proofErr w:type="spellEnd"/>
+      <w:r>
+        <w:t>` endpoint that accepts a JSON payload (e.g., ticker, dates, strategy) and returns metrics (Sharpe Ratio, Max Drawdown).</w:t>
+      </w:r>
+    </w:p>
+    <w:p>
+      <w:pPr>
+        <w:spacing w:line="240" w:lineRule="auto"/>
+      </w:pPr>
+    </w:p>
+    <w:p>
+      <w:pPr>
+        <w:spacing w:line="240" w:lineRule="auto"/>
+      </w:pPr>
+      <w:r>
+        <w:t>3. Technical Indicators:</w:t>
+      </w:r>
+    </w:p>
+    <w:p>
+      <w:pPr>
+        <w:spacing w:line="240" w:lineRule="auto"/>
+      </w:pPr>
+      <w:r>
+        <w:t xml:space="preserve">   - Supply a Python script to integrate TA-Lib (ta-lib-python) and </w:t>
+      </w:r>
+      <w:proofErr w:type="spellStart"/>
+      <w:r>
+        <w:t>Bukosabino</w:t>
+      </w:r>
+      <w:proofErr w:type="spellEnd"/>
+      <w:r>
+        <w:t>/ta for indicators like VW SMA, with error handling.</w:t>
+      </w:r>
+    </w:p>
+    <w:p>
+      <w:pPr>
+        <w:spacing w:line="240" w:lineRule="auto"/>
+      </w:pPr>
+    </w:p>
+    <w:p>
+      <w:pPr>
+        <w:spacing w:line="240" w:lineRule="auto"/>
+      </w:pPr>
+      <w:r>
+        <w:t xml:space="preserve">4. </w:t>
+      </w:r>
+      <w:proofErr w:type="spellStart"/>
+      <w:r>
+        <w:t>gRPC</w:t>
+      </w:r>
+      <w:proofErr w:type="spellEnd"/>
+      <w:r>
+        <w:t xml:space="preserve"> Streaming:</w:t>
+      </w:r>
+    </w:p>
+    <w:p>
+      <w:pPr>
+        <w:spacing w:line="240" w:lineRule="auto"/>
+      </w:pPr>
+      <w:r>
+        <w:t xml:space="preserve">   - Generate `.proto` file and Python code for a </w:t>
+      </w:r>
+      <w:proofErr w:type="spellStart"/>
+      <w:r>
+        <w:t>gRPC</w:t>
+      </w:r>
+      <w:proofErr w:type="spellEnd"/>
+      <w:r>
+        <w:t xml:space="preserve"> service to stream Kafka market data with low latency.</w:t>
+      </w:r>
+    </w:p>
+    <w:p>
+      <w:pPr>
+        <w:spacing w:line="240" w:lineRule="auto"/>
+      </w:pPr>
+    </w:p>
+    <w:p>
+      <w:pPr>
+        <w:spacing w:line="240" w:lineRule="auto"/>
+      </w:pPr>
+      <w:r>
+        <w:t xml:space="preserve">5. </w:t>
+      </w:r>
+      <w:proofErr w:type="spellStart"/>
+      <w:r>
+        <w:t>VectorBT</w:t>
+      </w:r>
+      <w:proofErr w:type="spellEnd"/>
+      <w:r>
+        <w:t xml:space="preserve"> Integration:</w:t>
+      </w:r>
+    </w:p>
+    <w:p>
+      <w:pPr>
+        <w:spacing w:line="240" w:lineRule="auto"/>
+      </w:pPr>
+      <w:r>
+        <w:t xml:space="preserve">   - Provide a Python script to configure </w:t>
+      </w:r>
+      <w:proofErr w:type="spellStart"/>
+      <w:r>
+        <w:t>VectorBT</w:t>
+      </w:r>
+      <w:proofErr w:type="spellEnd"/>
+      <w:r>
+        <w:t xml:space="preserve"> for GPU-accelerated </w:t>
+      </w:r>
+      <w:proofErr w:type="spellStart"/>
+      <w:r>
+        <w:t>backtesting</w:t>
+      </w:r>
+      <w:proofErr w:type="spellEnd"/>
+      <w:r>
+        <w:t xml:space="preserve">, linked to </w:t>
+      </w:r>
+      <w:proofErr w:type="spellStart"/>
+      <w:r>
+        <w:t>NautilusTrader</w:t>
+      </w:r>
+      <w:proofErr w:type="spellEnd"/>
+      <w:r>
+        <w:t>.</w:t>
+      </w:r>
+    </w:p>
+    <w:p>
+      <w:pPr>
+        <w:spacing w:line="240" w:lineRule="auto"/>
+      </w:pPr>
+    </w:p>
+    <w:p>
+      <w:pPr>
+        <w:spacing w:line="240" w:lineRule="auto"/>
+      </w:pPr>
+      <w:r>
+        <w:t>6. Optimi</w:t>
+      </w:r>
+      <w:r>
+        <w:t>s</w:t>
+      </w:r>
+      <w:r>
+        <w:t>ation Endpoint:</w:t>
+      </w:r>
+    </w:p>
+    <w:p>
+      <w:pPr>
+        <w:spacing w:line="240" w:lineRule="auto"/>
+      </w:pPr>
+      <w:r>
+        <w:t xml:space="preserve">   - Supply Python code for a `POST /optimi</w:t>
+      </w:r>
+      <w:r>
+        <w:t>s</w:t>
+      </w:r>
+      <w:r>
+        <w:t xml:space="preserve">e` endpoint using </w:t>
+      </w:r>
+      <w:proofErr w:type="spellStart"/>
+      <w:r>
+        <w:t>Optuna</w:t>
+      </w:r>
+      <w:proofErr w:type="spellEnd"/>
+      <w:r>
+        <w:t xml:space="preserve"> to tune strategy parameters.</w:t>
+      </w:r>
+    </w:p>
+    <w:p>
+      <w:pPr>
+        <w:spacing w:line="240" w:lineRule="auto"/>
+      </w:pPr>
+    </w:p>
+    <w:p>
+      <w:pPr>
+        <w:spacing w:line="240" w:lineRule="auto"/>
+      </w:pPr>
+      <w:r>
+        <w:t>7. Feature Store:</w:t>
+      </w:r>
+    </w:p>
+    <w:p>
+      <w:pPr>
+        <w:spacing w:line="240" w:lineRule="auto"/>
+      </w:pPr>
+      <w:r>
         <w:t xml:space="preserve">   - Generate a configuration or script to set up Feast for managing trading features.</w:t>
       </w:r>
     </w:p>
     <w:p>
       <w:pPr>
         <w:spacing w:line="240" w:lineRule="auto"/>
-        <w:rPr>
-          <w:i/>
-          <w:iCs/>
-        </w:rPr>
-      </w:pPr>
-    </w:p>
-    <w:p>
-      <w:pPr>
-        <w:spacing w:line="240" w:lineRule="auto"/>
-        <w:rPr>
-          <w:i/>
-          <w:iCs/>
-        </w:rPr>
-      </w:pPr>
-      <w:r>
-        <w:rPr>
-          <w:i/>
-          <w:iCs/>
-        </w:rPr>
-        <w:t>8. **Feature Queries:**</w:t>
-      </w:r>
-    </w:p>
-    <w:p>
-      <w:pPr>
-        <w:spacing w:line="240" w:lineRule="auto"/>
-        <w:rPr>
-          <w:i/>
-          <w:iCs/>
-        </w:rPr>
-      </w:pPr>
-      <w:r>
-        <w:rPr>
-          <w:i/>
-          <w:iCs/>
-        </w:rPr>
-        <w:t xml:space="preserve">   - Provide Python code for a `GET /features/{symbol}` endpoint using DuckDB for real-time queries.</w:t>
-      </w:r>
-    </w:p>
-    <w:p>
-      <w:pPr>
-        <w:spacing w:line="240" w:lineRule="auto"/>
-        <w:rPr>
-          <w:i/>
-          <w:iCs/>
-        </w:rPr>
-      </w:pPr>
-    </w:p>
-    <w:p>
-      <w:pPr>
-        <w:spacing w:line="240" w:lineRule="auto"/>
-        <w:rPr>
-          <w:i/>
-          <w:iCs/>
-        </w:rPr>
-      </w:pPr>
-      <w:r>
-        <w:rPr>
-          <w:i/>
-          <w:iCs/>
-        </w:rPr>
-        <w:t>9. **Streamlit Integration:**</w:t>
-      </w:r>
-    </w:p>
-    <w:p>
-      <w:pPr>
-        <w:spacing w:line="240" w:lineRule="auto"/>
-        <w:rPr>
-          <w:i/>
-          <w:iCs/>
-        </w:rPr>
-      </w:pPr>
-      <w:r>
-        <w:rPr>
-          <w:i/>
-          <w:iCs/>
-        </w:rPr>
-        <w:t xml:space="preserve">   - Supply a Python script to integrate Streamlit into the research environment for visualization.</w:t>
-      </w:r>
-    </w:p>
-    <w:p>
-      <w:pPr>
-        <w:spacing w:line="240" w:lineRule="auto"/>
-        <w:rPr>
-          <w:i/>
-          <w:iCs/>
-        </w:rPr>
-      </w:pPr>
-    </w:p>
-    <w:p>
-      <w:pPr>
-        <w:spacing w:line="240" w:lineRule="auto"/>
-        <w:rPr>
-          <w:i/>
-          <w:iCs/>
-        </w:rPr>
-      </w:pPr>
-      <w:r>
-        <w:rPr>
-          <w:i/>
-          <w:iCs/>
-        </w:rPr>
+      </w:pPr>
+    </w:p>
+    <w:p>
+      <w:pPr>
+        <w:spacing w:line="240" w:lineRule="auto"/>
+      </w:pPr>
+      <w:r>
+        <w:t>8. Feature Queries:</w:t>
+      </w:r>
+    </w:p>
+    <w:p>
+      <w:pPr>
+        <w:spacing w:line="240" w:lineRule="auto"/>
+      </w:pPr>
+      <w:r>
+        <w:t xml:space="preserve">   - Provide Python code for a `GET /features/{symbol}` endpoint using </w:t>
+      </w:r>
+      <w:proofErr w:type="spellStart"/>
+      <w:r>
+        <w:t>DuckDB</w:t>
+      </w:r>
+      <w:proofErr w:type="spellEnd"/>
+      <w:r>
+        <w:t xml:space="preserve"> for real-time queries.</w:t>
+      </w:r>
+    </w:p>
+    <w:p>
+      <w:pPr>
+        <w:spacing w:line="240" w:lineRule="auto"/>
+      </w:pPr>
+    </w:p>
+    <w:p>
+      <w:pPr>
+        <w:spacing w:line="240" w:lineRule="auto"/>
+      </w:pPr>
+      <w:r>
+        <w:t xml:space="preserve">9. </w:t>
+      </w:r>
+      <w:proofErr w:type="spellStart"/>
+      <w:r>
+        <w:t>Streamlit</w:t>
+      </w:r>
+      <w:proofErr w:type="spellEnd"/>
+      <w:r>
+        <w:t xml:space="preserve"> Integration:</w:t>
+      </w:r>
+    </w:p>
+    <w:p>
+      <w:pPr>
+        <w:spacing w:line="240" w:lineRule="auto"/>
+      </w:pPr>
+      <w:r>
+        <w:t xml:space="preserve">   - Supply a Python script to integrate </w:t>
+      </w:r>
+      <w:proofErr w:type="spellStart"/>
+      <w:r>
+        <w:t>Streamlit</w:t>
+      </w:r>
+      <w:proofErr w:type="spellEnd"/>
+      <w:r>
+        <w:t xml:space="preserve"> into the research environment for visuali</w:t>
+      </w:r>
+      <w:r>
+        <w:t>s</w:t>
+      </w:r>
+      <w:r>
+        <w:t>ation.</w:t>
+      </w:r>
+    </w:p>
+    <w:p>
+      <w:pPr>
+        <w:spacing w:line="240" w:lineRule="auto"/>
+      </w:pPr>
+    </w:p>
+    <w:p>
+      <w:pPr>
+        <w:spacing w:line="240" w:lineRule="auto"/>
+      </w:pPr>
+      <w:r>
         <w:t>Ensure all code is secure, efficient, and compatible with Python 3.9 and specified versions. Include unit tests for endpoints.</w:t>
       </w:r>
     </w:p>
@@ -3790,179 +5056,276 @@
     <w:p>
       <w:pPr>
         <w:spacing w:line="240" w:lineRule="auto"/>
-        <w:rPr>
-          <w:i/>
-          <w:iCs/>
-        </w:rPr>
-      </w:pPr>
-      <w:r>
-        <w:rPr>
-          <w:i/>
-          <w:iCs/>
-        </w:rPr>
+      </w:pPr>
+      <w:r>
         <w:t>For Phase 3, we integrate the AI assistant with the trading engine, building on Phases 1 and 2. Using the initial prompt’s context, assist with:</w:t>
       </w:r>
     </w:p>
     <w:p>
       <w:pPr>
         <w:spacing w:line="240" w:lineRule="auto"/>
-        <w:rPr>
-          <w:i/>
-          <w:iCs/>
-        </w:rPr>
-      </w:pPr>
-    </w:p>
-    <w:p>
-      <w:pPr>
-        <w:spacing w:line="240" w:lineRule="auto"/>
-        <w:rPr>
-          <w:i/>
-          <w:iCs/>
-        </w:rPr>
-      </w:pPr>
-      <w:r>
-        <w:rPr>
-          <w:i/>
-          <w:iCs/>
-        </w:rPr>
-        <w:t>1. **AI Assistant Service Setup:**</w:t>
-      </w:r>
-    </w:p>
-    <w:p>
-      <w:pPr>
-        <w:spacing w:line="240" w:lineRule="auto"/>
-        <w:rPr>
-          <w:i/>
-          <w:iCs/>
-        </w:rPr>
-      </w:pPr>
-      <w:r>
-        <w:rPr>
-          <w:i/>
-          <w:iCs/>
-        </w:rPr>
-        <w:t xml:space="preserve">   - Generate a Python project structure in `/ai_assistant` with LangChain, TradingAgents, OpenBB, and Ollama for local LLM support.</w:t>
-      </w:r>
-    </w:p>
-    <w:p>
-      <w:pPr>
-        <w:spacing w:line="240" w:lineRule="auto"/>
-        <w:rPr>
-          <w:i/>
-          <w:iCs/>
-        </w:rPr>
-      </w:pPr>
-    </w:p>
-    <w:p>
-      <w:pPr>
-        <w:spacing w:line="240" w:lineRule="auto"/>
-        <w:rPr>
-          <w:i/>
-          <w:iCs/>
-        </w:rPr>
-      </w:pPr>
-      <w:r>
-        <w:rPr>
-          <w:i/>
-          <w:iCs/>
-        </w:rPr>
-        <w:t>2. **Chatbot Interface:**</w:t>
-      </w:r>
-    </w:p>
-    <w:p>
-      <w:pPr>
-        <w:spacing w:line="240" w:lineRule="auto"/>
-        <w:rPr>
-          <w:i/>
-          <w:iCs/>
-        </w:rPr>
-      </w:pPr>
-      <w:r>
-        <w:rPr>
-          <w:i/>
-          <w:iCs/>
-        </w:rPr>
-        <w:t xml:space="preserve">   - Provide a Docker configuration and API connection code for Lobe Chat to interface with LangChain.</w:t>
-      </w:r>
-    </w:p>
-    <w:p>
-      <w:pPr>
-        <w:spacing w:line="240" w:lineRule="auto"/>
-        <w:rPr>
-          <w:i/>
-          <w:iCs/>
-        </w:rPr>
-      </w:pPr>
-    </w:p>
-    <w:p>
-      <w:pPr>
-        <w:spacing w:line="240" w:lineRule="auto"/>
-        <w:rPr>
-          <w:i/>
-          <w:iCs/>
-        </w:rPr>
-      </w:pPr>
-      <w:r>
-        <w:rPr>
-          <w:i/>
-          <w:iCs/>
-        </w:rPr>
-        <w:t>3. **RAG Pipeline:**</w:t>
-      </w:r>
-    </w:p>
-    <w:p>
-      <w:pPr>
-        <w:spacing w:line="240" w:lineRule="auto"/>
-        <w:rPr>
-          <w:i/>
-          <w:iCs/>
-        </w:rPr>
-      </w:pPr>
-      <w:r>
-        <w:rPr>
-          <w:i/>
-          <w:iCs/>
-        </w:rPr>
-        <w:t xml:space="preserve">   - Supply Python code to build a RAG pipeline using Unstructured.io, embeddings, and Qdrant or PostgreSQL/pgvector.</w:t>
-      </w:r>
-    </w:p>
-    <w:p>
-      <w:pPr>
-        <w:spacing w:line="240" w:lineRule="auto"/>
-        <w:rPr>
-          <w:i/>
-          <w:iCs/>
-        </w:rPr>
-      </w:pPr>
-    </w:p>
-    <w:p>
-      <w:pPr>
-        <w:spacing w:line="240" w:lineRule="auto"/>
-        <w:rPr>
-          <w:i/>
-          <w:iCs/>
-        </w:rPr>
-      </w:pPr>
-      <w:r>
-        <w:rPr>
-          <w:i/>
-          <w:iCs/>
-        </w:rPr>
-        <w:t>4. **Forecasting Models:**</w:t>
-      </w:r>
-    </w:p>
-    <w:p>
-      <w:pPr>
-        <w:spacing w:line="240" w:lineRule="auto"/>
-        <w:rPr>
-          <w:i/>
-          <w:iCs/>
-        </w:rPr>
-      </w:pPr>
-      <w:r>
-        <w:rPr>
-          <w:i/>
-          <w:iCs/>
+      </w:pPr>
+    </w:p>
+    <w:p>
+      <w:pPr>
+        <w:spacing w:line="240" w:lineRule="auto"/>
+        <w:rPr>
+          <w:b/>
+          <w:bCs/>
+        </w:rPr>
+      </w:pPr>
+      <w:r>
+        <w:rPr>
+          <w:b/>
+          <w:bCs/>
+        </w:rPr>
+        <w:t>1. AI Assistant Service Setup:</w:t>
+      </w:r>
+    </w:p>
+    <w:p>
+      <w:pPr>
+        <w:spacing w:line="240" w:lineRule="auto"/>
+        <w:rPr>
+          <w:b/>
+          <w:bCs/>
+        </w:rPr>
+      </w:pPr>
+      <w:r>
+        <w:rPr>
+          <w:b/>
+          <w:bCs/>
+        </w:rPr>
+        <w:t xml:space="preserve">   - Generate a Python project structure in `/</w:t>
+      </w:r>
+      <w:proofErr w:type="spellStart"/>
+      <w:r>
+        <w:rPr>
+          <w:b/>
+          <w:bCs/>
+        </w:rPr>
+        <w:t>ai_assistant</w:t>
+      </w:r>
+      <w:proofErr w:type="spellEnd"/>
+      <w:r>
+        <w:rPr>
+          <w:b/>
+          <w:bCs/>
+        </w:rPr>
+        <w:t xml:space="preserve">` with </w:t>
+      </w:r>
+      <w:proofErr w:type="spellStart"/>
+      <w:r>
+        <w:rPr>
+          <w:b/>
+          <w:bCs/>
+        </w:rPr>
+        <w:t>LangChain</w:t>
+      </w:r>
+      <w:proofErr w:type="spellEnd"/>
+      <w:r>
+        <w:rPr>
+          <w:b/>
+          <w:bCs/>
+        </w:rPr>
+        <w:t xml:space="preserve">, </w:t>
+      </w:r>
+      <w:proofErr w:type="spellStart"/>
+      <w:r>
+        <w:rPr>
+          <w:b/>
+          <w:bCs/>
+        </w:rPr>
+        <w:t>TradingAgents</w:t>
+      </w:r>
+      <w:proofErr w:type="spellEnd"/>
+      <w:r>
+        <w:rPr>
+          <w:b/>
+          <w:bCs/>
+        </w:rPr>
+        <w:t xml:space="preserve">, </w:t>
+      </w:r>
+      <w:proofErr w:type="spellStart"/>
+      <w:r>
+        <w:rPr>
+          <w:b/>
+          <w:bCs/>
+        </w:rPr>
+        <w:t>OpenBB</w:t>
+      </w:r>
+      <w:proofErr w:type="spellEnd"/>
+      <w:r>
+        <w:rPr>
+          <w:b/>
+          <w:bCs/>
+        </w:rPr>
+        <w:t>, and Ollama for local LLM support.</w:t>
+      </w:r>
+    </w:p>
+    <w:p>
+      <w:pPr>
+        <w:spacing w:line="240" w:lineRule="auto"/>
+      </w:pPr>
+    </w:p>
+    <w:p>
+      <w:pPr>
+        <w:spacing w:line="240" w:lineRule="auto"/>
+        <w:rPr>
+          <w:b/>
+          <w:bCs/>
+        </w:rPr>
+      </w:pPr>
+      <w:bookmarkStart w:id="0" w:name="_Hlk204198830"/>
+      <w:r>
+        <w:rPr>
+          <w:b/>
+          <w:bCs/>
+        </w:rPr>
+        <w:t>2. Chatbot Interface:</w:t>
+      </w:r>
+    </w:p>
+    <w:p>
+      <w:pPr>
+        <w:spacing w:line="240" w:lineRule="auto"/>
+        <w:rPr>
+          <w:b/>
+          <w:bCs/>
+        </w:rPr>
+      </w:pPr>
+      <w:r>
+        <w:rPr>
+          <w:b/>
+          <w:bCs/>
+        </w:rPr>
+        <w:t xml:space="preserve">   - Provide a Docker configuration and API connection code for Lobe Chat to interface with </w:t>
+      </w:r>
+      <w:proofErr w:type="spellStart"/>
+      <w:r>
+        <w:rPr>
+          <w:b/>
+          <w:bCs/>
+        </w:rPr>
+        <w:t>LangChain</w:t>
+      </w:r>
+      <w:proofErr w:type="spellEnd"/>
+      <w:r>
+        <w:rPr>
+          <w:b/>
+          <w:bCs/>
+        </w:rPr>
+        <w:t>.</w:t>
+      </w:r>
+    </w:p>
+    <w:p>
+      <w:pPr>
+        <w:spacing w:line="240" w:lineRule="auto"/>
+        <w:rPr>
+          <w:b/>
+          <w:bCs/>
+        </w:rPr>
+      </w:pPr>
+    </w:p>
+    <w:p>
+      <w:pPr>
+        <w:spacing w:line="240" w:lineRule="auto"/>
+        <w:rPr>
+          <w:b/>
+          <w:bCs/>
+        </w:rPr>
+      </w:pPr>
+      <w:r>
+        <w:rPr>
+          <w:b/>
+          <w:bCs/>
+        </w:rPr>
+        <w:t>3. RAG Pipeline:</w:t>
+      </w:r>
+    </w:p>
+    <w:p>
+      <w:pPr>
+        <w:spacing w:line="240" w:lineRule="auto"/>
+        <w:rPr>
+          <w:b/>
+          <w:bCs/>
+        </w:rPr>
+      </w:pPr>
+      <w:r>
+        <w:rPr>
+          <w:b/>
+          <w:bCs/>
+        </w:rPr>
+        <w:t xml:space="preserve">   - Supply Python code to build a RAG pipeline using Unstructured.io, embeddings, and </w:t>
+      </w:r>
+      <w:proofErr w:type="spellStart"/>
+      <w:r>
+        <w:rPr>
+          <w:b/>
+          <w:bCs/>
+        </w:rPr>
+        <w:t>Qdrant</w:t>
+      </w:r>
+      <w:proofErr w:type="spellEnd"/>
+      <w:r>
+        <w:rPr>
+          <w:b/>
+          <w:bCs/>
+        </w:rPr>
+        <w:t xml:space="preserve"> or PostgreSQL/</w:t>
+      </w:r>
+      <w:proofErr w:type="spellStart"/>
+      <w:r>
+        <w:rPr>
+          <w:b/>
+          <w:bCs/>
+        </w:rPr>
+        <w:t>pgvector</w:t>
+      </w:r>
+      <w:proofErr w:type="spellEnd"/>
+      <w:r>
+        <w:rPr>
+          <w:b/>
+          <w:bCs/>
+        </w:rPr>
+        <w:t>.</w:t>
+      </w:r>
+    </w:p>
+    <w:p>
+      <w:pPr>
+        <w:spacing w:line="240" w:lineRule="auto"/>
+        <w:rPr>
+          <w:b/>
+          <w:bCs/>
+        </w:rPr>
+      </w:pPr>
+    </w:p>
+    <w:p>
+      <w:pPr>
+        <w:spacing w:line="240" w:lineRule="auto"/>
+        <w:rPr>
+          <w:b/>
+          <w:bCs/>
+        </w:rPr>
+      </w:pPr>
+      <w:r>
+        <w:rPr>
+          <w:b/>
+          <w:bCs/>
+        </w:rPr>
+        <w:t>4. Forecasting Models:</w:t>
+      </w:r>
+    </w:p>
+    <w:p>
+      <w:pPr>
+        <w:spacing w:line="240" w:lineRule="auto"/>
+        <w:rPr>
+          <w:b/>
+          <w:bCs/>
+        </w:rPr>
+      </w:pPr>
+      <w:r>
+        <w:rPr>
+          <w:b/>
+          <w:bCs/>
         </w:rPr>
         <w:t xml:space="preserve">   - Generate Python code to integrate Stock Prediction Models and an LSTM network for price predictions.</w:t>
       </w:r>
@@ -3971,39 +5334,40 @@
       <w:pPr>
         <w:spacing w:line="240" w:lineRule="auto"/>
         <w:rPr>
-          <w:i/>
-          <w:iCs/>
-        </w:rPr>
-      </w:pPr>
-    </w:p>
-    <w:p>
-      <w:pPr>
-        <w:spacing w:line="240" w:lineRule="auto"/>
-        <w:rPr>
-          <w:i/>
-          <w:iCs/>
-        </w:rPr>
-      </w:pPr>
-      <w:r>
-        <w:rPr>
-          <w:i/>
-          <w:iCs/>
-        </w:rPr>
-        <w:t>5. **AI Tools:**</w:t>
-      </w:r>
-    </w:p>
-    <w:p>
-      <w:pPr>
-        <w:spacing w:line="240" w:lineRule="auto"/>
-        <w:rPr>
-          <w:i/>
-          <w:iCs/>
-        </w:rPr>
-      </w:pPr>
-      <w:r>
-        <w:rPr>
-          <w:i/>
-          <w:iCs/>
+          <w:b/>
+          <w:bCs/>
+        </w:rPr>
+      </w:pPr>
+    </w:p>
+    <w:bookmarkEnd w:id="0"/>
+    <w:p>
+      <w:pPr>
+        <w:spacing w:line="240" w:lineRule="auto"/>
+        <w:rPr>
+          <w:b/>
+          <w:bCs/>
+        </w:rPr>
+      </w:pPr>
+      <w:r>
+        <w:rPr>
+          <w:b/>
+          <w:bCs/>
+        </w:rPr>
+        <w:t>5. AI Tools:</w:t>
+      </w:r>
+    </w:p>
+    <w:p>
+      <w:pPr>
+        <w:spacing w:line="240" w:lineRule="auto"/>
+        <w:rPr>
+          <w:b/>
+          <w:bCs/>
+        </w:rPr>
+      </w:pPr>
+      <w:r>
+        <w:rPr>
+          <w:b/>
+          <w:bCs/>
         </w:rPr>
         <w:t xml:space="preserve">   - Provide Python code for:</w:t>
       </w:r>
@@ -4012,141 +5376,233 @@
       <w:pPr>
         <w:spacing w:line="240" w:lineRule="auto"/>
         <w:rPr>
-          <w:i/>
-          <w:iCs/>
-        </w:rPr>
-      </w:pPr>
-      <w:r>
-        <w:rPr>
-          <w:i/>
-          <w:iCs/>
-        </w:rPr>
-        <w:t xml:space="preserve">     - `run_backtest_tool`: Calls `POST /backtest` via LangChain.</w:t>
-      </w:r>
-    </w:p>
-    <w:p>
-      <w:pPr>
-        <w:spacing w:line="240" w:lineRule="auto"/>
-        <w:rPr>
-          <w:i/>
-          <w:iCs/>
-        </w:rPr>
-      </w:pPr>
-      <w:r>
-        <w:rPr>
-          <w:i/>
-          <w:iCs/>
-        </w:rPr>
-        <w:t xml:space="preserve">     - `query_documents_tool`: Searches the vector database.</w:t>
-      </w:r>
-    </w:p>
-    <w:p>
-      <w:pPr>
-        <w:spacing w:line="240" w:lineRule="auto"/>
-        <w:rPr>
-          <w:i/>
-          <w:iCs/>
-        </w:rPr>
-      </w:pPr>
-    </w:p>
-    <w:p>
-      <w:pPr>
-        <w:spacing w:line="240" w:lineRule="auto"/>
-        <w:rPr>
-          <w:i/>
-          <w:iCs/>
-        </w:rPr>
-      </w:pPr>
-      <w:r>
-        <w:rPr>
-          <w:i/>
-          <w:iCs/>
-        </w:rPr>
-        <w:t>6. **NLP and Explainability:**</w:t>
-      </w:r>
-    </w:p>
-    <w:p>
-      <w:pPr>
-        <w:spacing w:line="240" w:lineRule="auto"/>
-        <w:rPr>
-          <w:i/>
-          <w:iCs/>
-        </w:rPr>
-      </w:pPr>
-      <w:r>
-        <w:rPr>
-          <w:i/>
-          <w:iCs/>
+          <w:b/>
+          <w:bCs/>
+        </w:rPr>
+      </w:pPr>
+      <w:r>
+        <w:rPr>
+          <w:b/>
+          <w:bCs/>
+        </w:rPr>
+        <w:t xml:space="preserve">     - `</w:t>
+      </w:r>
+      <w:proofErr w:type="spellStart"/>
+      <w:r>
+        <w:rPr>
+          <w:b/>
+          <w:bCs/>
+        </w:rPr>
+        <w:t>run_backtest_tool</w:t>
+      </w:r>
+      <w:proofErr w:type="spellEnd"/>
+      <w:r>
+        <w:rPr>
+          <w:b/>
+          <w:bCs/>
+        </w:rPr>
+        <w:t>`: Calls `POST /</w:t>
+      </w:r>
+      <w:proofErr w:type="spellStart"/>
+      <w:r>
+        <w:rPr>
+          <w:b/>
+          <w:bCs/>
+        </w:rPr>
+        <w:t>backtest</w:t>
+      </w:r>
+      <w:proofErr w:type="spellEnd"/>
+      <w:r>
+        <w:rPr>
+          <w:b/>
+          <w:bCs/>
+        </w:rPr>
+        <w:t xml:space="preserve">` via </w:t>
+      </w:r>
+      <w:proofErr w:type="spellStart"/>
+      <w:r>
+        <w:rPr>
+          <w:b/>
+          <w:bCs/>
+        </w:rPr>
+        <w:t>LangChain</w:t>
+      </w:r>
+      <w:proofErr w:type="spellEnd"/>
+      <w:r>
+        <w:rPr>
+          <w:b/>
+          <w:bCs/>
+        </w:rPr>
+        <w:t>.</w:t>
+      </w:r>
+    </w:p>
+    <w:p>
+      <w:pPr>
+        <w:spacing w:line="240" w:lineRule="auto"/>
+        <w:rPr>
+          <w:b/>
+          <w:bCs/>
+        </w:rPr>
+      </w:pPr>
+      <w:r>
+        <w:rPr>
+          <w:b/>
+          <w:bCs/>
+        </w:rPr>
+        <w:t xml:space="preserve">     - `</w:t>
+      </w:r>
+      <w:proofErr w:type="spellStart"/>
+      <w:r>
+        <w:rPr>
+          <w:b/>
+          <w:bCs/>
+        </w:rPr>
+        <w:t>query_documents_tool</w:t>
+      </w:r>
+      <w:proofErr w:type="spellEnd"/>
+      <w:r>
+        <w:rPr>
+          <w:b/>
+          <w:bCs/>
+        </w:rPr>
+        <w:t>`: Searches the vector database.</w:t>
+      </w:r>
+    </w:p>
+    <w:p>
+      <w:pPr>
+        <w:spacing w:line="240" w:lineRule="auto"/>
+        <w:rPr>
+          <w:b/>
+          <w:bCs/>
+        </w:rPr>
+      </w:pPr>
+    </w:p>
+    <w:p>
+      <w:pPr>
+        <w:spacing w:line="240" w:lineRule="auto"/>
+        <w:rPr>
+          <w:b/>
+          <w:bCs/>
+        </w:rPr>
+      </w:pPr>
+      <w:bookmarkStart w:id="1" w:name="_Hlk204198837"/>
+      <w:r>
+        <w:rPr>
+          <w:b/>
+          <w:bCs/>
+        </w:rPr>
+        <w:t>6. NLP and Explainability:</w:t>
+      </w:r>
+    </w:p>
+    <w:p>
+      <w:pPr>
+        <w:spacing w:line="240" w:lineRule="auto"/>
+        <w:rPr>
+          <w:b/>
+          <w:bCs/>
+        </w:rPr>
+      </w:pPr>
+      <w:r>
+        <w:rPr>
+          <w:b/>
+          <w:bCs/>
         </w:rPr>
         <w:t xml:space="preserve">   - Supply Python code to integrate Transformers (Hugging Face) and SHAP for enhanced NLP and decision transparency.</w:t>
       </w:r>
     </w:p>
-    <w:p>
-      <w:pPr>
-        <w:spacing w:line="240" w:lineRule="auto"/>
-        <w:rPr>
-          <w:i/>
-          <w:iCs/>
-        </w:rPr>
-      </w:pPr>
-    </w:p>
-    <w:p>
-      <w:pPr>
-        <w:spacing w:line="240" w:lineRule="auto"/>
-        <w:rPr>
-          <w:i/>
-          <w:iCs/>
-        </w:rPr>
-      </w:pPr>
-      <w:r>
-        <w:rPr>
-          <w:i/>
-          <w:iCs/>
-        </w:rPr>
-        <w:t>7. **AI-Assisted Development:**</w:t>
-      </w:r>
-    </w:p>
-    <w:p>
-      <w:pPr>
-        <w:spacing w:line="240" w:lineRule="auto"/>
-        <w:rPr>
-          <w:i/>
-          <w:iCs/>
-        </w:rPr>
-      </w:pPr>
-      <w:r>
-        <w:rPr>
-          <w:i/>
-          <w:iCs/>
-        </w:rPr>
-        <w:t xml:space="preserve">   - Provide a Python workflow and example for OpenHands to generate a new FastAPI endpoint (e.g., health check).</w:t>
-      </w:r>
-    </w:p>
-    <w:p>
-      <w:pPr>
-        <w:spacing w:line="240" w:lineRule="auto"/>
-        <w:rPr>
-          <w:i/>
-          <w:iCs/>
-        </w:rPr>
-      </w:pPr>
-    </w:p>
-    <w:p>
-      <w:pPr>
-        <w:spacing w:line="240" w:lineRule="auto"/>
-        <w:rPr>
-          <w:i/>
-          <w:iCs/>
-        </w:rPr>
-      </w:pPr>
-      <w:r>
-        <w:rPr>
-          <w:i/>
-          <w:iCs/>
+    <w:bookmarkEnd w:id="1"/>
+    <w:p>
+      <w:pPr>
+        <w:spacing w:line="240" w:lineRule="auto"/>
+      </w:pPr>
+    </w:p>
+    <w:p>
+      <w:pPr>
+        <w:spacing w:line="240" w:lineRule="auto"/>
+        <w:rPr>
+          <w:b/>
+          <w:bCs/>
+        </w:rPr>
+      </w:pPr>
+      <w:r>
+        <w:rPr>
+          <w:b/>
+          <w:bCs/>
+        </w:rPr>
+        <w:t>7. AI-Assisted Development:</w:t>
+      </w:r>
+    </w:p>
+    <w:p>
+      <w:pPr>
+        <w:spacing w:line="240" w:lineRule="auto"/>
+        <w:rPr>
+          <w:b/>
+          <w:bCs/>
+        </w:rPr>
+      </w:pPr>
+      <w:r>
+        <w:rPr>
+          <w:b/>
+          <w:bCs/>
+        </w:rPr>
+        <w:t xml:space="preserve">   - Provide a Python workflow and example for </w:t>
+      </w:r>
+      <w:proofErr w:type="spellStart"/>
+      <w:r>
+        <w:rPr>
+          <w:b/>
+          <w:bCs/>
+        </w:rPr>
+        <w:t>OpenHands</w:t>
+      </w:r>
+      <w:proofErr w:type="spellEnd"/>
+      <w:r>
+        <w:rPr>
+          <w:b/>
+          <w:bCs/>
+        </w:rPr>
+        <w:t xml:space="preserve"> to generate a new </w:t>
+      </w:r>
+      <w:proofErr w:type="spellStart"/>
+      <w:r>
+        <w:rPr>
+          <w:b/>
+          <w:bCs/>
+        </w:rPr>
+        <w:t>FastAPI</w:t>
+      </w:r>
+      <w:proofErr w:type="spellEnd"/>
+      <w:r>
+        <w:rPr>
+          <w:b/>
+          <w:bCs/>
+        </w:rPr>
+        <w:t xml:space="preserve"> endpoint (e.g., health check).</w:t>
+      </w:r>
+    </w:p>
+    <w:p>
+      <w:pPr>
+        <w:spacing w:line="240" w:lineRule="auto"/>
+      </w:pPr>
+    </w:p>
+    <w:p>
+      <w:pPr>
+        <w:spacing w:line="240" w:lineRule="auto"/>
+        <w:rPr>
+          <w:b/>
+          <w:bCs/>
+        </w:rPr>
+      </w:pPr>
+      <w:bookmarkStart w:id="2" w:name="_Hlk204198793"/>
+      <w:r>
+        <w:rPr>
+          <w:b/>
+          <w:bCs/>
         </w:rPr>
         <w:t>Ensure the assistant supports natural language commands and is secure and efficient. Include documentation snippets.</w:t>
       </w:r>
     </w:p>
+    <w:bookmarkEnd w:id="2"/>
     <w:p>
       <w:pPr>
         <w:spacing w:line="240" w:lineRule="auto"/>
@@ -4171,56 +5627,44 @@
     <w:p>
       <w:pPr>
         <w:spacing w:line="240" w:lineRule="auto"/>
-        <w:rPr>
-          <w:i/>
-          <w:iCs/>
-        </w:rPr>
-      </w:pPr>
-      <w:r>
-        <w:rPr>
-          <w:i/>
-          <w:iCs/>
-        </w:rPr>
+      </w:pPr>
+      <w:r>
         <w:t>In Phase 4, we develop the frontend and enable live trading, building on prior phases. Using the initial prompt’s context, assist with:</w:t>
       </w:r>
     </w:p>
     <w:p>
       <w:pPr>
         <w:spacing w:line="240" w:lineRule="auto"/>
-        <w:rPr>
-          <w:i/>
-          <w:iCs/>
-        </w:rPr>
-      </w:pPr>
-    </w:p>
-    <w:p>
-      <w:pPr>
-        <w:spacing w:line="240" w:lineRule="auto"/>
-        <w:rPr>
-          <w:i/>
-          <w:iCs/>
-        </w:rPr>
-      </w:pPr>
-      <w:r>
-        <w:rPr>
-          <w:i/>
-          <w:iCs/>
-        </w:rPr>
-        <w:t>1. **Next.js Frontend:**</w:t>
-      </w:r>
-    </w:p>
-    <w:p>
-      <w:pPr>
-        <w:spacing w:line="240" w:lineRule="auto"/>
-        <w:rPr>
-          <w:i/>
-          <w:iCs/>
-        </w:rPr>
-      </w:pPr>
-      <w:r>
-        <w:rPr>
-          <w:i/>
-          <w:iCs/>
+      </w:pPr>
+    </w:p>
+    <w:p>
+      <w:pPr>
+        <w:spacing w:line="240" w:lineRule="auto"/>
+        <w:rPr>
+          <w:b/>
+          <w:bCs/>
+        </w:rPr>
+      </w:pPr>
+      <w:r>
+        <w:rPr>
+          <w:b/>
+          <w:bCs/>
+        </w:rPr>
+        <w:t>1. Next.js Frontend:</w:t>
+      </w:r>
+    </w:p>
+    <w:p>
+      <w:pPr>
+        <w:spacing w:line="240" w:lineRule="auto"/>
+        <w:rPr>
+          <w:b/>
+          <w:bCs/>
+        </w:rPr>
+      </w:pPr>
+      <w:r>
+        <w:rPr>
+          <w:b/>
+          <w:bCs/>
         </w:rPr>
         <w:t xml:space="preserve">   - Generate a Next.js (12.0.0) project structure with react-financial-charts, Plotly Dash, ag-Grid, and a real-time risk dashboard.</w:t>
       </w:r>
@@ -4228,40 +5672,36 @@
     <w:p>
       <w:pPr>
         <w:spacing w:line="240" w:lineRule="auto"/>
-        <w:rPr>
-          <w:i/>
-          <w:iCs/>
-        </w:rPr>
-      </w:pPr>
-    </w:p>
-    <w:p>
-      <w:pPr>
-        <w:spacing w:line="240" w:lineRule="auto"/>
-        <w:rPr>
-          <w:i/>
-          <w:iCs/>
-        </w:rPr>
-      </w:pPr>
-      <w:r>
-        <w:rPr>
-          <w:i/>
-          <w:iCs/>
-        </w:rPr>
-        <w:t>2. **Real-Time Forecasting:**</w:t>
-      </w:r>
-    </w:p>
-    <w:p>
-      <w:pPr>
-        <w:spacing w:line="240" w:lineRule="auto"/>
-        <w:rPr>
-          <w:i/>
-          <w:iCs/>
-        </w:rPr>
-      </w:pPr>
-      <w:r>
-        <w:rPr>
-          <w:i/>
-          <w:iCs/>
+      </w:pPr>
+    </w:p>
+    <w:p>
+      <w:pPr>
+        <w:spacing w:line="240" w:lineRule="auto"/>
+        <w:rPr>
+          <w:b/>
+          <w:bCs/>
+        </w:rPr>
+      </w:pPr>
+      <w:r>
+        <w:rPr>
+          <w:b/>
+          <w:bCs/>
+        </w:rPr>
+        <w:t>2. Real-Time Forecasting:</w:t>
+      </w:r>
+    </w:p>
+    <w:p>
+      <w:pPr>
+        <w:spacing w:line="240" w:lineRule="auto"/>
+        <w:rPr>
+          <w:b/>
+          <w:bCs/>
+        </w:rPr>
+      </w:pPr>
+      <w:r>
+        <w:rPr>
+          <w:b/>
+          <w:bCs/>
         </w:rPr>
         <w:t xml:space="preserve">   - Provide JavaScript and Python code to integrate Real-time-stock-market-prediction and display forecasts on the frontend.</w:t>
       </w:r>
@@ -4269,56 +5709,68 @@
     <w:p>
       <w:pPr>
         <w:spacing w:line="240" w:lineRule="auto"/>
-        <w:rPr>
-          <w:i/>
-          <w:iCs/>
-        </w:rPr>
-      </w:pPr>
-    </w:p>
-    <w:p>
-      <w:pPr>
-        <w:spacing w:line="240" w:lineRule="auto"/>
-        <w:rPr>
-          <w:i/>
-          <w:iCs/>
-        </w:rPr>
-      </w:pPr>
-      <w:r>
-        <w:rPr>
-          <w:i/>
-          <w:iCs/>
-        </w:rPr>
-        <w:t>3. **API Expansion:**</w:t>
-      </w:r>
-    </w:p>
-    <w:p>
-      <w:pPr>
-        <w:spacing w:line="240" w:lineRule="auto"/>
-        <w:rPr>
-          <w:i/>
-          <w:iCs/>
-        </w:rPr>
-      </w:pPr>
-      <w:r>
-        <w:rPr>
-          <w:i/>
-          <w:iCs/>
-        </w:rPr>
-        <w:t xml:space="preserve">   - Supply Python code for FastAPI endpoints:</w:t>
-      </w:r>
-    </w:p>
-    <w:p>
-      <w:pPr>
-        <w:spacing w:line="240" w:lineRule="auto"/>
-        <w:rPr>
-          <w:i/>
-          <w:iCs/>
-        </w:rPr>
-      </w:pPr>
-      <w:r>
-        <w:rPr>
-          <w:i/>
-          <w:iCs/>
+      </w:pPr>
+    </w:p>
+    <w:p>
+      <w:pPr>
+        <w:spacing w:line="240" w:lineRule="auto"/>
+        <w:rPr>
+          <w:b/>
+          <w:bCs/>
+        </w:rPr>
+      </w:pPr>
+      <w:r>
+        <w:rPr>
+          <w:b/>
+          <w:bCs/>
+        </w:rPr>
+        <w:t>3. API Expansion:</w:t>
+      </w:r>
+    </w:p>
+    <w:p>
+      <w:pPr>
+        <w:spacing w:line="240" w:lineRule="auto"/>
+        <w:rPr>
+          <w:b/>
+          <w:bCs/>
+        </w:rPr>
+      </w:pPr>
+      <w:r>
+        <w:rPr>
+          <w:b/>
+          <w:bCs/>
+        </w:rPr>
+        <w:t xml:space="preserve">   - Supply Python code for </w:t>
+      </w:r>
+      <w:proofErr w:type="spellStart"/>
+      <w:r>
+        <w:rPr>
+          <w:b/>
+          <w:bCs/>
+        </w:rPr>
+        <w:t>FastAPI</w:t>
+      </w:r>
+      <w:proofErr w:type="spellEnd"/>
+      <w:r>
+        <w:rPr>
+          <w:b/>
+          <w:bCs/>
+        </w:rPr>
+        <w:t xml:space="preserve"> endpoints:</w:t>
+      </w:r>
+    </w:p>
+    <w:p>
+      <w:pPr>
+        <w:spacing w:line="240" w:lineRule="auto"/>
+        <w:rPr>
+          <w:b/>
+          <w:bCs/>
+        </w:rPr>
+      </w:pPr>
+      <w:r>
+        <w:rPr>
+          <w:b/>
+          <w:bCs/>
         </w:rPr>
         <w:t xml:space="preserve">     - `GET /portfolio`</w:t>
       </w:r>
@@ -4327,14 +5779,14 @@
       <w:pPr>
         <w:spacing w:line="240" w:lineRule="auto"/>
         <w:rPr>
-          <w:i/>
-          <w:iCs/>
-        </w:rPr>
-      </w:pPr>
-      <w:r>
-        <w:rPr>
-          <w:i/>
-          <w:iCs/>
+          <w:b/>
+          <w:bCs/>
+        </w:rPr>
+      </w:pPr>
+      <w:r>
+        <w:rPr>
+          <w:b/>
+          <w:bCs/>
         </w:rPr>
         <w:t xml:space="preserve">     - `POST /order`</w:t>
       </w:r>
@@ -4343,14 +5795,14 @@
       <w:pPr>
         <w:spacing w:line="240" w:lineRule="auto"/>
         <w:rPr>
-          <w:i/>
-          <w:iCs/>
-        </w:rPr>
-      </w:pPr>
-      <w:r>
-        <w:rPr>
-          <w:i/>
-          <w:iCs/>
+          <w:b/>
+          <w:bCs/>
+        </w:rPr>
+      </w:pPr>
+      <w:r>
+        <w:rPr>
+          <w:b/>
+          <w:bCs/>
         </w:rPr>
         <w:t xml:space="preserve">     - `GET /orders`</w:t>
       </w:r>
@@ -4359,30 +5811,46 @@
       <w:pPr>
         <w:spacing w:line="240" w:lineRule="auto"/>
         <w:rPr>
-          <w:i/>
-          <w:iCs/>
-        </w:rPr>
-      </w:pPr>
-      <w:r>
-        <w:rPr>
-          <w:i/>
-          <w:iCs/>
-        </w:rPr>
-        <w:t xml:space="preserve">     - `DELETE /order/{order_id}`</w:t>
-      </w:r>
-    </w:p>
-    <w:p>
-      <w:pPr>
-        <w:spacing w:line="240" w:lineRule="auto"/>
-        <w:rPr>
-          <w:i/>
-          <w:iCs/>
-        </w:rPr>
-      </w:pPr>
-      <w:r>
-        <w:rPr>
-          <w:i/>
-          <w:iCs/>
+          <w:b/>
+          <w:bCs/>
+        </w:rPr>
+      </w:pPr>
+      <w:r>
+        <w:rPr>
+          <w:b/>
+          <w:bCs/>
+        </w:rPr>
+        <w:t xml:space="preserve">     - `DELETE /order/{</w:t>
+      </w:r>
+      <w:proofErr w:type="spellStart"/>
+      <w:r>
+        <w:rPr>
+          <w:b/>
+          <w:bCs/>
+        </w:rPr>
+        <w:t>order_id</w:t>
+      </w:r>
+      <w:proofErr w:type="spellEnd"/>
+      <w:r>
+        <w:rPr>
+          <w:b/>
+          <w:bCs/>
+        </w:rPr>
+        <w:t>}`</w:t>
+      </w:r>
+    </w:p>
+    <w:p>
+      <w:pPr>
+        <w:spacing w:line="240" w:lineRule="auto"/>
+        <w:rPr>
+          <w:b/>
+          <w:bCs/>
+        </w:rPr>
+      </w:pPr>
+      <w:r>
+        <w:rPr>
+          <w:b/>
+          <w:bCs/>
         </w:rPr>
         <w:t xml:space="preserve">     - `GET /risk/snapshot`</w:t>
       </w:r>
@@ -4390,190 +5858,326 @@
     <w:p>
       <w:pPr>
         <w:spacing w:line="240" w:lineRule="auto"/>
-        <w:rPr>
-          <w:i/>
-          <w:iCs/>
-        </w:rPr>
-      </w:pPr>
-    </w:p>
-    <w:p>
-      <w:pPr>
-        <w:spacing w:line="240" w:lineRule="auto"/>
-        <w:rPr>
-          <w:i/>
-          <w:iCs/>
-        </w:rPr>
-      </w:pPr>
-      <w:r>
-        <w:rPr>
-          <w:i/>
-          <w:iCs/>
-        </w:rPr>
-        <w:t>4. **Trading Configuration:**</w:t>
-      </w:r>
-    </w:p>
-    <w:p>
-      <w:pPr>
-        <w:spacing w:line="240" w:lineRule="auto"/>
-        <w:rPr>
-          <w:i/>
-          <w:iCs/>
-        </w:rPr>
-      </w:pPr>
-      <w:r>
-        <w:rPr>
-          <w:i/>
-          <w:iCs/>
-        </w:rPr>
-        <w:t xml:space="preserve">   - Generate Python code to configure NautilusTrader for Interactive Brokers paper and live trading.</w:t>
-      </w:r>
-    </w:p>
-    <w:p>
-      <w:pPr>
-        <w:spacing w:line="240" w:lineRule="auto"/>
-        <w:rPr>
-          <w:i/>
-          <w:iCs/>
-        </w:rPr>
-      </w:pPr>
-    </w:p>
-    <w:p>
-      <w:pPr>
-        <w:spacing w:line="240" w:lineRule="auto"/>
-        <w:rPr>
-          <w:i/>
-          <w:iCs/>
-        </w:rPr>
-      </w:pPr>
-      <w:r>
-        <w:rPr>
-          <w:i/>
-          <w:iCs/>
-        </w:rPr>
-        <w:t>5. **Advanced AI Tools:**</w:t>
-      </w:r>
-    </w:p>
-    <w:p>
-      <w:pPr>
-        <w:spacing w:line="240" w:lineRule="auto"/>
-        <w:rPr>
-          <w:i/>
-          <w:iCs/>
-        </w:rPr>
-      </w:pPr>
-      <w:r>
-        <w:rPr>
-          <w:i/>
-          <w:iCs/>
-        </w:rPr>
-        <w:t xml:space="preserve">   - Provide Python code for `portfolio_tool` and `order_tool` in LangChain.</w:t>
-      </w:r>
-    </w:p>
-    <w:p>
-      <w:pPr>
-        <w:spacing w:line="240" w:lineRule="auto"/>
-        <w:rPr>
-          <w:i/>
-          <w:iCs/>
-        </w:rPr>
-      </w:pPr>
-    </w:p>
-    <w:p>
-      <w:pPr>
-        <w:spacing w:line="240" w:lineRule="auto"/>
-        <w:rPr>
-          <w:i/>
-          <w:iCs/>
-        </w:rPr>
-      </w:pPr>
-      <w:r>
-        <w:rPr>
-          <w:i/>
-          <w:iCs/>
-        </w:rPr>
-        <w:t>6. **No-Code Strategy Builder:**</w:t>
-      </w:r>
-    </w:p>
-    <w:p>
-      <w:pPr>
-        <w:spacing w:line="240" w:lineRule="auto"/>
-        <w:rPr>
-          <w:i/>
-          <w:iCs/>
-        </w:rPr>
-      </w:pPr>
-      <w:r>
-        <w:rPr>
-          <w:i/>
-          <w:iCs/>
-        </w:rPr>
-        <w:t xml:space="preserve">   - Supply JavaScript (Blockly) and Python code for a visual strategy builder integrated with NautilusTrader.</w:t>
-      </w:r>
-    </w:p>
-    <w:p>
-      <w:pPr>
-        <w:spacing w:line="240" w:lineRule="auto"/>
-        <w:rPr>
-          <w:i/>
-          <w:iCs/>
-        </w:rPr>
-      </w:pPr>
-    </w:p>
-    <w:p>
-      <w:pPr>
-        <w:spacing w:line="240" w:lineRule="auto"/>
-        <w:rPr>
-          <w:i/>
-          <w:iCs/>
-        </w:rPr>
-      </w:pPr>
-      <w:r>
-        <w:rPr>
-          <w:i/>
-          <w:iCs/>
-        </w:rPr>
-        <w:t>7. **Reinforcement Learning:**</w:t>
-      </w:r>
-    </w:p>
-    <w:p>
-      <w:pPr>
-        <w:spacing w:line="240" w:lineRule="auto"/>
-        <w:rPr>
-          <w:i/>
-          <w:iCs/>
-        </w:rPr>
-      </w:pPr>
-      <w:r>
-        <w:rPr>
-          <w:i/>
-          <w:iCs/>
-        </w:rPr>
-        <w:t xml:space="preserve">   - Generate Python code to integrate FinRL for strategy optimization.</w:t>
-      </w:r>
-    </w:p>
-    <w:p>
-      <w:pPr>
-        <w:spacing w:line="240" w:lineRule="auto"/>
-        <w:rPr>
-          <w:i/>
-          <w:iCs/>
-        </w:rPr>
-      </w:pPr>
-    </w:p>
-    <w:p>
-      <w:pPr>
-        <w:spacing w:line="240" w:lineRule="auto"/>
-        <w:rPr>
-          <w:i/>
-          <w:iCs/>
-        </w:rPr>
-      </w:pPr>
-      <w:r>
-        <w:rPr>
-          <w:i/>
-          <w:iCs/>
-        </w:rPr>
-        <w:t>Ensure all code is secure, user-friendly, and optimized for trading. Include error handling and tests.</w:t>
+      </w:pPr>
+    </w:p>
+    <w:p>
+      <w:pPr>
+        <w:spacing w:line="240" w:lineRule="auto"/>
+        <w:rPr>
+          <w:b/>
+          <w:bCs/>
+        </w:rPr>
+      </w:pPr>
+      <w:r>
+        <w:rPr>
+          <w:b/>
+          <w:bCs/>
+        </w:rPr>
+        <w:t>4. Trading Configuration:</w:t>
+      </w:r>
+    </w:p>
+    <w:p>
+      <w:pPr>
+        <w:spacing w:line="240" w:lineRule="auto"/>
+        <w:rPr>
+          <w:b/>
+          <w:bCs/>
+        </w:rPr>
+      </w:pPr>
+      <w:r>
+        <w:rPr>
+          <w:b/>
+          <w:bCs/>
+        </w:rPr>
+        <w:t xml:space="preserve">   - Generate Python code to configure </w:t>
+      </w:r>
+      <w:proofErr w:type="spellStart"/>
+      <w:r>
+        <w:rPr>
+          <w:b/>
+          <w:bCs/>
+        </w:rPr>
+        <w:t>NautilusTrader</w:t>
+      </w:r>
+      <w:proofErr w:type="spellEnd"/>
+      <w:r>
+        <w:rPr>
+          <w:b/>
+          <w:bCs/>
+        </w:rPr>
+        <w:t xml:space="preserve"> for Interactive Brokers paper and live trading.</w:t>
+      </w:r>
+    </w:p>
+    <w:p>
+      <w:pPr>
+        <w:spacing w:line="240" w:lineRule="auto"/>
+        <w:rPr>
+          <w:b/>
+          <w:bCs/>
+        </w:rPr>
+      </w:pPr>
+    </w:p>
+    <w:p>
+      <w:pPr>
+        <w:spacing w:line="240" w:lineRule="auto"/>
+        <w:rPr>
+          <w:b/>
+          <w:bCs/>
+        </w:rPr>
+      </w:pPr>
+      <w:r>
+        <w:rPr>
+          <w:b/>
+          <w:bCs/>
+        </w:rPr>
+        <w:t>5. Advanced AI Tools:</w:t>
+      </w:r>
+    </w:p>
+    <w:p>
+      <w:pPr>
+        <w:spacing w:line="240" w:lineRule="auto"/>
+        <w:rPr>
+          <w:b/>
+          <w:bCs/>
+        </w:rPr>
+      </w:pPr>
+      <w:r>
+        <w:rPr>
+          <w:b/>
+          <w:bCs/>
+        </w:rPr>
+        <w:t xml:space="preserve">   - Provide Python code for `</w:t>
+      </w:r>
+      <w:proofErr w:type="spellStart"/>
+      <w:r>
+        <w:rPr>
+          <w:b/>
+          <w:bCs/>
+        </w:rPr>
+        <w:t>portfolio_tool</w:t>
+      </w:r>
+      <w:proofErr w:type="spellEnd"/>
+      <w:r>
+        <w:rPr>
+          <w:b/>
+          <w:bCs/>
+        </w:rPr>
+        <w:t>` and `</w:t>
+      </w:r>
+      <w:proofErr w:type="spellStart"/>
+      <w:r>
+        <w:rPr>
+          <w:b/>
+          <w:bCs/>
+        </w:rPr>
+        <w:t>order_tool</w:t>
+      </w:r>
+      <w:proofErr w:type="spellEnd"/>
+      <w:r>
+        <w:rPr>
+          <w:b/>
+          <w:bCs/>
+        </w:rPr>
+        <w:t xml:space="preserve">` in </w:t>
+      </w:r>
+      <w:proofErr w:type="spellStart"/>
+      <w:r>
+        <w:rPr>
+          <w:b/>
+          <w:bCs/>
+        </w:rPr>
+        <w:t>LangChain</w:t>
+      </w:r>
+      <w:proofErr w:type="spellEnd"/>
+      <w:r>
+        <w:rPr>
+          <w:b/>
+          <w:bCs/>
+        </w:rPr>
+        <w:t>.</w:t>
+      </w:r>
+    </w:p>
+    <w:p>
+      <w:pPr>
+        <w:spacing w:line="240" w:lineRule="auto"/>
+        <w:rPr>
+          <w:b/>
+          <w:bCs/>
+        </w:rPr>
+      </w:pPr>
+    </w:p>
+    <w:p>
+      <w:pPr>
+        <w:spacing w:line="240" w:lineRule="auto"/>
+        <w:rPr>
+          <w:b/>
+          <w:bCs/>
+        </w:rPr>
+      </w:pPr>
+      <w:r>
+        <w:rPr>
+          <w:b/>
+          <w:bCs/>
+        </w:rPr>
+        <w:t>6. No-Code Strategy Builder:</w:t>
+      </w:r>
+    </w:p>
+    <w:p>
+      <w:pPr>
+        <w:spacing w:line="240" w:lineRule="auto"/>
+        <w:rPr>
+          <w:b/>
+          <w:bCs/>
+        </w:rPr>
+      </w:pPr>
+      <w:r>
+        <w:rPr>
+          <w:b/>
+          <w:bCs/>
+        </w:rPr>
+        <w:t xml:space="preserve">   - Supply JavaScript (</w:t>
+      </w:r>
+      <w:proofErr w:type="spellStart"/>
+      <w:r>
+        <w:rPr>
+          <w:b/>
+          <w:bCs/>
+        </w:rPr>
+        <w:t>Blockly</w:t>
+      </w:r>
+      <w:proofErr w:type="spellEnd"/>
+      <w:r>
+        <w:rPr>
+          <w:b/>
+          <w:bCs/>
+        </w:rPr>
+        <w:t xml:space="preserve">) and Python code for a visual strategy builder integrated with </w:t>
+      </w:r>
+      <w:proofErr w:type="spellStart"/>
+      <w:r>
+        <w:rPr>
+          <w:b/>
+          <w:bCs/>
+        </w:rPr>
+        <w:t>NautilusTrader</w:t>
+      </w:r>
+      <w:proofErr w:type="spellEnd"/>
+      <w:r>
+        <w:rPr>
+          <w:b/>
+          <w:bCs/>
+        </w:rPr>
+        <w:t>.</w:t>
+      </w:r>
+    </w:p>
+    <w:p>
+      <w:pPr>
+        <w:spacing w:line="240" w:lineRule="auto"/>
+        <w:rPr>
+          <w:b/>
+          <w:bCs/>
+        </w:rPr>
+      </w:pPr>
+    </w:p>
+    <w:p>
+      <w:pPr>
+        <w:spacing w:line="240" w:lineRule="auto"/>
+        <w:rPr>
+          <w:b/>
+          <w:bCs/>
+        </w:rPr>
+      </w:pPr>
+      <w:r>
+        <w:rPr>
+          <w:b/>
+          <w:bCs/>
+        </w:rPr>
+        <w:t>7. Reinforcement Learning:</w:t>
+      </w:r>
+    </w:p>
+    <w:p>
+      <w:pPr>
+        <w:spacing w:line="240" w:lineRule="auto"/>
+        <w:rPr>
+          <w:b/>
+          <w:bCs/>
+        </w:rPr>
+      </w:pPr>
+      <w:r>
+        <w:rPr>
+          <w:b/>
+          <w:bCs/>
+        </w:rPr>
+        <w:t xml:space="preserve">   - Generate Python code to integrate </w:t>
+      </w:r>
+      <w:proofErr w:type="spellStart"/>
+      <w:r>
+        <w:rPr>
+          <w:b/>
+          <w:bCs/>
+        </w:rPr>
+        <w:t>FinRL</w:t>
+      </w:r>
+      <w:proofErr w:type="spellEnd"/>
+      <w:r>
+        <w:rPr>
+          <w:b/>
+          <w:bCs/>
+        </w:rPr>
+        <w:t xml:space="preserve"> for strategy optimi</w:t>
+      </w:r>
+      <w:r>
+        <w:rPr>
+          <w:b/>
+          <w:bCs/>
+        </w:rPr>
+        <w:t>s</w:t>
+      </w:r>
+      <w:r>
+        <w:rPr>
+          <w:b/>
+          <w:bCs/>
+        </w:rPr>
+        <w:t>ation.</w:t>
+      </w:r>
+    </w:p>
+    <w:p>
+      <w:pPr>
+        <w:spacing w:line="240" w:lineRule="auto"/>
+        <w:rPr>
+          <w:b/>
+          <w:bCs/>
+        </w:rPr>
+      </w:pPr>
+    </w:p>
+    <w:p>
+      <w:pPr>
+        <w:spacing w:line="240" w:lineRule="auto"/>
+        <w:rPr>
+          <w:b/>
+          <w:bCs/>
+        </w:rPr>
+      </w:pPr>
+      <w:r>
+        <w:rPr>
+          <w:b/>
+          <w:bCs/>
+        </w:rPr>
+        <w:t>Ensure all code is secure, user-friendly, and optimi</w:t>
+      </w:r>
+      <w:r>
+        <w:rPr>
+          <w:b/>
+          <w:bCs/>
+        </w:rPr>
+        <w:t>s</w:t>
+      </w:r>
+      <w:r>
+        <w:rPr>
+          <w:b/>
+          <w:bCs/>
+        </w:rPr>
+        <w:t>ed for trading. Include error handling and tests.</w:t>
       </w:r>
     </w:p>
     <w:p>
@@ -4600,220 +6204,268 @@
     <w:p>
       <w:pPr>
         <w:spacing w:line="240" w:lineRule="auto"/>
-        <w:rPr>
-          <w:i/>
-          <w:iCs/>
-        </w:rPr>
-      </w:pPr>
-      <w:r>
-        <w:rPr>
-          <w:i/>
-          <w:iCs/>
-        </w:rPr>
+      </w:pPr>
+      <w:r>
         <w:t>For Phase 5, we add advanced features and ensure enterprise readiness, building on all prior phases. Using the initial prompt’s context, assist with:</w:t>
       </w:r>
     </w:p>
     <w:p>
       <w:pPr>
         <w:spacing w:line="240" w:lineRule="auto"/>
-        <w:rPr>
-          <w:i/>
-          <w:iCs/>
-        </w:rPr>
-      </w:pPr>
-    </w:p>
-    <w:p>
-      <w:pPr>
-        <w:spacing w:line="240" w:lineRule="auto"/>
-        <w:rPr>
-          <w:i/>
-          <w:iCs/>
-        </w:rPr>
-      </w:pPr>
-      <w:r>
-        <w:rPr>
-          <w:i/>
-          <w:iCs/>
-        </w:rPr>
-        <w:t>1. **Options Analytics:**</w:t>
-      </w:r>
-    </w:p>
-    <w:p>
-      <w:pPr>
-        <w:spacing w:line="240" w:lineRule="auto"/>
-        <w:rPr>
-          <w:i/>
-          <w:iCs/>
-        </w:rPr>
-      </w:pPr>
-      <w:r>
-        <w:rPr>
-          <w:i/>
-          <w:iCs/>
-        </w:rPr>
-        <w:t xml:space="preserve">   - Provide Python code to integrate QuantLib and create API endpoints for pricing, Greeks, and volatility.</w:t>
-      </w:r>
-    </w:p>
-    <w:p>
-      <w:pPr>
-        <w:spacing w:line="240" w:lineRule="auto"/>
-        <w:rPr>
-          <w:i/>
-          <w:iCs/>
-        </w:rPr>
-      </w:pPr>
-    </w:p>
-    <w:p>
-      <w:pPr>
-        <w:spacing w:line="240" w:lineRule="auto"/>
-        <w:rPr>
-          <w:i/>
-          <w:iCs/>
-        </w:rPr>
-      </w:pPr>
-      <w:r>
-        <w:rPr>
-          <w:i/>
-          <w:iCs/>
-        </w:rPr>
-        <w:t>2. **No-Code Strategy Builder:**</w:t>
-      </w:r>
-    </w:p>
-    <w:p>
-      <w:pPr>
-        <w:spacing w:line="240" w:lineRule="auto"/>
-        <w:rPr>
-          <w:i/>
-          <w:iCs/>
-        </w:rPr>
-      </w:pPr>
-      <w:r>
-        <w:rPr>
-          <w:i/>
-          <w:iCs/>
-        </w:rPr>
-        <w:t xml:space="preserve">   - Enhance the Phase 4 Blockly implementation with additional blocks and a Python backend.</w:t>
-      </w:r>
-    </w:p>
-    <w:p>
-      <w:pPr>
-        <w:spacing w:line="240" w:lineRule="auto"/>
-        <w:rPr>
-          <w:i/>
-          <w:iCs/>
-        </w:rPr>
-      </w:pPr>
-    </w:p>
-    <w:p>
-      <w:pPr>
-        <w:spacing w:line="240" w:lineRule="auto"/>
-        <w:rPr>
-          <w:i/>
-          <w:iCs/>
-        </w:rPr>
-      </w:pPr>
-      <w:r>
-        <w:rPr>
-          <w:i/>
-          <w:iCs/>
-        </w:rPr>
-        <w:t>3. **Enterprise Guardrails:**</w:t>
-      </w:r>
-    </w:p>
-    <w:p>
-      <w:pPr>
-        <w:spacing w:line="240" w:lineRule="auto"/>
-        <w:rPr>
-          <w:i/>
-          <w:iCs/>
-        </w:rPr>
-      </w:pPr>
-      <w:r>
-        <w:rPr>
-          <w:i/>
-          <w:iCs/>
-        </w:rPr>
-        <w:t xml:space="preserve">   - Supply Python code for FastAPI middleware with pre-trade risk checks, RBAC, audit trails (Apache Iceberg), and Unleash feature flags.</w:t>
-      </w:r>
-    </w:p>
-    <w:p>
-      <w:pPr>
-        <w:spacing w:line="240" w:lineRule="auto"/>
-        <w:rPr>
-          <w:i/>
-          <w:iCs/>
-        </w:rPr>
-      </w:pPr>
-    </w:p>
-    <w:p>
-      <w:pPr>
-        <w:spacing w:line="240" w:lineRule="auto"/>
-        <w:rPr>
-          <w:i/>
-          <w:iCs/>
-        </w:rPr>
-      </w:pPr>
-      <w:r>
-        <w:rPr>
-          <w:i/>
-          <w:iCs/>
-        </w:rPr>
-        <w:t>4. **Observability Stack:**</w:t>
-      </w:r>
-    </w:p>
-    <w:p>
-      <w:pPr>
-        <w:spacing w:line="240" w:lineRule="auto"/>
-        <w:rPr>
-          <w:i/>
-          <w:iCs/>
-        </w:rPr>
-      </w:pPr>
-      <w:r>
-        <w:rPr>
-          <w:i/>
-          <w:iCs/>
-        </w:rPr>
-        <w:t xml:space="preserve">   - Generate configuration files and Python code for Prometheus, Grafana, Grafana Tempo, and Memray integration.</w:t>
-      </w:r>
-    </w:p>
-    <w:p>
-      <w:pPr>
-        <w:spacing w:line="240" w:lineRule="auto"/>
-        <w:rPr>
-          <w:i/>
-          <w:iCs/>
-        </w:rPr>
-      </w:pPr>
-    </w:p>
-    <w:p>
-      <w:pPr>
-        <w:spacing w:line="240" w:lineRule="auto"/>
-        <w:rPr>
-          <w:i/>
-          <w:iCs/>
-        </w:rPr>
-      </w:pPr>
-      <w:r>
-        <w:rPr>
-          <w:i/>
-          <w:iCs/>
-        </w:rPr>
-        <w:t>5. **Custom Indicators:**</w:t>
-      </w:r>
-    </w:p>
-    <w:p>
-      <w:pPr>
-        <w:spacing w:line="240" w:lineRule="auto"/>
-        <w:rPr>
-          <w:i/>
-          <w:iCs/>
-        </w:rPr>
-      </w:pPr>
-      <w:r>
-        <w:rPr>
-          <w:i/>
-          <w:iCs/>
+      </w:pPr>
+    </w:p>
+    <w:p>
+      <w:pPr>
+        <w:spacing w:line="240" w:lineRule="auto"/>
+        <w:rPr>
+          <w:b/>
+          <w:bCs/>
+        </w:rPr>
+      </w:pPr>
+      <w:r>
+        <w:rPr>
+          <w:b/>
+          <w:bCs/>
+        </w:rPr>
+        <w:t>1. Options Analytics:</w:t>
+      </w:r>
+    </w:p>
+    <w:p>
+      <w:pPr>
+        <w:spacing w:line="240" w:lineRule="auto"/>
+        <w:rPr>
+          <w:b/>
+          <w:bCs/>
+        </w:rPr>
+      </w:pPr>
+      <w:r>
+        <w:rPr>
+          <w:b/>
+          <w:bCs/>
+        </w:rPr>
+        <w:t xml:space="preserve">   - Provide Python code to integrate </w:t>
+      </w:r>
+      <w:proofErr w:type="spellStart"/>
+      <w:r>
+        <w:rPr>
+          <w:b/>
+          <w:bCs/>
+        </w:rPr>
+        <w:t>QuantLib</w:t>
+      </w:r>
+      <w:proofErr w:type="spellEnd"/>
+      <w:r>
+        <w:rPr>
+          <w:b/>
+          <w:bCs/>
+        </w:rPr>
+        <w:t xml:space="preserve"> and create API endpoints for pricing, Greeks, and volatility.</w:t>
+      </w:r>
+    </w:p>
+    <w:p>
+      <w:pPr>
+        <w:spacing w:line="240" w:lineRule="auto"/>
+      </w:pPr>
+    </w:p>
+    <w:p>
+      <w:pPr>
+        <w:spacing w:line="240" w:lineRule="auto"/>
+        <w:rPr>
+          <w:b/>
+          <w:bCs/>
+        </w:rPr>
+      </w:pPr>
+      <w:r>
+        <w:rPr>
+          <w:b/>
+          <w:bCs/>
+        </w:rPr>
+        <w:t>2. No-Code Strategy Builder:</w:t>
+      </w:r>
+    </w:p>
+    <w:p>
+      <w:pPr>
+        <w:spacing w:line="240" w:lineRule="auto"/>
+        <w:rPr>
+          <w:b/>
+          <w:bCs/>
+        </w:rPr>
+      </w:pPr>
+      <w:r>
+        <w:rPr>
+          <w:b/>
+          <w:bCs/>
+        </w:rPr>
+        <w:t xml:space="preserve">   - Enhance the Phase 4 </w:t>
+      </w:r>
+      <w:proofErr w:type="spellStart"/>
+      <w:r>
+        <w:rPr>
+          <w:b/>
+          <w:bCs/>
+        </w:rPr>
+        <w:t>Blockly</w:t>
+      </w:r>
+      <w:proofErr w:type="spellEnd"/>
+      <w:r>
+        <w:rPr>
+          <w:b/>
+          <w:bCs/>
+        </w:rPr>
+        <w:t xml:space="preserve"> implementation with additional blocks and a Python backend.</w:t>
+      </w:r>
+    </w:p>
+    <w:p>
+      <w:pPr>
+        <w:spacing w:line="240" w:lineRule="auto"/>
+      </w:pPr>
+    </w:p>
+    <w:p>
+      <w:pPr>
+        <w:spacing w:line="240" w:lineRule="auto"/>
+        <w:rPr>
+          <w:b/>
+          <w:bCs/>
+        </w:rPr>
+      </w:pPr>
+      <w:r>
+        <w:t>3</w:t>
+      </w:r>
+      <w:r>
+        <w:rPr>
+          <w:b/>
+          <w:bCs/>
+        </w:rPr>
+        <w:t>. Enterprise Guardrails:</w:t>
+      </w:r>
+    </w:p>
+    <w:p>
+      <w:pPr>
+        <w:spacing w:line="240" w:lineRule="auto"/>
+        <w:rPr>
+          <w:b/>
+          <w:bCs/>
+        </w:rPr>
+      </w:pPr>
+      <w:r>
+        <w:rPr>
+          <w:b/>
+          <w:bCs/>
+        </w:rPr>
+        <w:t xml:space="preserve">   - Supply Python code for </w:t>
+      </w:r>
+      <w:proofErr w:type="spellStart"/>
+      <w:r>
+        <w:rPr>
+          <w:b/>
+          <w:bCs/>
+        </w:rPr>
+        <w:t>FastAPI</w:t>
+      </w:r>
+      <w:proofErr w:type="spellEnd"/>
+      <w:r>
+        <w:rPr>
+          <w:b/>
+          <w:bCs/>
+        </w:rPr>
+        <w:t xml:space="preserve"> middleware with pre-trade risk checks, RBAC, audit trails (Apache Iceberg), and Unleash feature flags.</w:t>
+      </w:r>
+    </w:p>
+    <w:p>
+      <w:pPr>
+        <w:spacing w:line="240" w:lineRule="auto"/>
+      </w:pPr>
+    </w:p>
+    <w:p>
+      <w:pPr>
+        <w:spacing w:line="240" w:lineRule="auto"/>
+        <w:rPr>
+          <w:b/>
+          <w:bCs/>
+        </w:rPr>
+      </w:pPr>
+      <w:r>
+        <w:rPr>
+          <w:b/>
+          <w:bCs/>
+        </w:rPr>
+        <w:t>4. Observability Stack:</w:t>
+      </w:r>
+    </w:p>
+    <w:p>
+      <w:pPr>
+        <w:spacing w:line="240" w:lineRule="auto"/>
+        <w:rPr>
+          <w:b/>
+          <w:bCs/>
+        </w:rPr>
+      </w:pPr>
+      <w:r>
+        <w:rPr>
+          <w:b/>
+          <w:bCs/>
+        </w:rPr>
+        <w:t xml:space="preserve">   - </w:t>
+      </w:r>
+      <w:bookmarkStart w:id="3" w:name="_Hlk204205024"/>
+      <w:r>
+        <w:rPr>
+          <w:b/>
+          <w:bCs/>
+        </w:rPr>
+        <w:t xml:space="preserve">Generate configuration files and Python code for Prometheus, Grafana, Grafana Tempo, and </w:t>
+      </w:r>
+      <w:proofErr w:type="spellStart"/>
+      <w:r>
+        <w:rPr>
+          <w:b/>
+          <w:bCs/>
+        </w:rPr>
+        <w:t>Memray</w:t>
+      </w:r>
+      <w:proofErr w:type="spellEnd"/>
+      <w:r>
+        <w:rPr>
+          <w:b/>
+          <w:bCs/>
+        </w:rPr>
+        <w:t xml:space="preserve"> integration.</w:t>
+      </w:r>
+      <w:bookmarkEnd w:id="3"/>
+    </w:p>
+    <w:p>
+      <w:pPr>
+        <w:spacing w:line="240" w:lineRule="auto"/>
+      </w:pPr>
+    </w:p>
+    <w:p>
+      <w:pPr>
+        <w:spacing w:line="240" w:lineRule="auto"/>
+        <w:rPr>
+          <w:b/>
+          <w:bCs/>
+        </w:rPr>
+      </w:pPr>
+      <w:r>
+        <w:rPr>
+          <w:b/>
+          <w:bCs/>
+        </w:rPr>
+        <w:t>5. Custom Indicators:</w:t>
+      </w:r>
+    </w:p>
+    <w:p>
+      <w:pPr>
+        <w:spacing w:line="240" w:lineRule="auto"/>
+        <w:rPr>
+          <w:b/>
+          <w:bCs/>
+        </w:rPr>
+      </w:pPr>
+      <w:r>
+        <w:rPr>
+          <w:b/>
+          <w:bCs/>
         </w:rPr>
         <w:t xml:space="preserve">   - Provide Python code using TA-Lib and NumPy for volume-weighted indicators (e.g., VW SMA, VW MACD).</w:t>
       </w:r>
@@ -4821,40 +6473,36 @@
     <w:p>
       <w:pPr>
         <w:spacing w:line="240" w:lineRule="auto"/>
-        <w:rPr>
-          <w:i/>
-          <w:iCs/>
-        </w:rPr>
-      </w:pPr>
-    </w:p>
-    <w:p>
-      <w:pPr>
-        <w:spacing w:line="240" w:lineRule="auto"/>
-        <w:rPr>
-          <w:i/>
-          <w:iCs/>
-        </w:rPr>
-      </w:pPr>
-      <w:r>
-        <w:rPr>
-          <w:i/>
-          <w:iCs/>
-        </w:rPr>
-        <w:t>6. **Advanced Features:**</w:t>
-      </w:r>
-    </w:p>
-    <w:p>
-      <w:pPr>
-        <w:spacing w:line="240" w:lineRule="auto"/>
-        <w:rPr>
-          <w:i/>
-          <w:iCs/>
-        </w:rPr>
-      </w:pPr>
-      <w:r>
-        <w:rPr>
-          <w:i/>
-          <w:iCs/>
+      </w:pPr>
+    </w:p>
+    <w:p>
+      <w:pPr>
+        <w:spacing w:line="240" w:lineRule="auto"/>
+        <w:rPr>
+          <w:b/>
+          <w:bCs/>
+        </w:rPr>
+      </w:pPr>
+      <w:r>
+        <w:rPr>
+          <w:b/>
+          <w:bCs/>
+        </w:rPr>
+        <w:t>6. Advanced Features:</w:t>
+      </w:r>
+    </w:p>
+    <w:p>
+      <w:pPr>
+        <w:spacing w:line="240" w:lineRule="auto"/>
+        <w:rPr>
+          <w:b/>
+          <w:bCs/>
+        </w:rPr>
+      </w:pPr>
+      <w:r>
+        <w:rPr>
+          <w:b/>
+          <w:bCs/>
         </w:rPr>
         <w:t xml:space="preserve">   - Supply Python code for market microstructure analysis and AI-powered opportunity detection.</w:t>
       </w:r>
@@ -4862,25 +6510,13 @@
     <w:p>
       <w:pPr>
         <w:spacing w:line="240" w:lineRule="auto"/>
-        <w:rPr>
-          <w:i/>
-          <w:iCs/>
-        </w:rPr>
-      </w:pPr>
-    </w:p>
-    <w:p>
-      <w:pPr>
-        <w:spacing w:line="240" w:lineRule="auto"/>
-        <w:rPr>
-          <w:i/>
-          <w:iCs/>
-        </w:rPr>
-      </w:pPr>
-      <w:r>
-        <w:rPr>
-          <w:i/>
-          <w:iCs/>
-        </w:rPr>
+      </w:pPr>
+    </w:p>
+    <w:p>
+      <w:pPr>
+        <w:spacing w:line="240" w:lineRule="auto"/>
+      </w:pPr>
+      <w:r>
         <w:t>Ensure all outputs meet enterprise standards for security, performance, and reliability. Include comprehensive tests and documentation.</w:t>
       </w:r>
     </w:p>
